--- a/docs/jiangao/《女装设计III》第15周_中国大陆课堂完整讲稿_中文.docx
+++ b/docs/jiangao/《女装设计III》第15周_中国大陆课堂完整讲稿_中文.docx
@@ -142,7 +142,7 @@
         <w:pStyle w:val="SpokenText"/>
       </w:pPr>
       <w:r>
-        <w:t>同学们好。今天不新增实验，只做编辑与排版。</w:t>
+        <w:t>同学们好。今天不新增实验，只做编辑和排版。</w:t>
       </w:r>
     </w:p>
     <w:p>
@@ -150,7 +150,7 @@
         <w:pStyle w:val="SpokenText"/>
       </w:pPr>
       <w:r>
-        <w:t>先说今天这句话：作品集不是过程仓库，也不是漂亮结果集；它通过选择、顺序、尺度与证据，把设计问题和最终系列组织成一条可复述的论证。</w:t>
+        <w:t>先说今天这句话：作品集不是过程仓库，也不是漂亮结果集；它通过选择、顺序、尺度和证据，把设计问题和最终系列组织成一条可复述的论证。</w:t>
       </w:r>
     </w:p>
     <w:p>
@@ -174,7 +174,7 @@
         <w:pStyle w:val="SpokenText"/>
       </w:pPr>
       <w:r>
-        <w:t>请摊开五款修订线稿与关键局部样的照片，挑出局部样拍得最清楚的那一张——它将出现在作品集前三页。</w:t>
+        <w:t>请摊开五款修订线稿和关键局部样的照片，挑出局部样拍得最清楚的那一张——它将出现在作品集前三页。</w:t>
       </w:r>
     </w:p>
     <w:p>
@@ -182,7 +182,7 @@
         <w:pStyle w:val="SpokenText"/>
       </w:pPr>
       <w:r>
-        <w:t>我先把两条时间线说清楚。第一，本周是最后一次计平时分的课。第二，下周不再修改作品，本周交出去的东西就是最终评分的对象。所以今天判“需重做”的项，必须今天现场改完。</w:t>
+        <w:t>我先把两条时间线说清楚。第一，这周是最后一次计平时分的课。第二，下周不再修改作品，这周交出去的东西就是最终评分的对象。所以今天判“需重做”的项，必须今天现场改完。</w:t>
       </w:r>
     </w:p>
     <w:p>
@@ -769,7 +769,7 @@
               <w:rPr>
                 <w:sz w:val="18"/>
               </w:rPr>
-              <w:t>第1课时实作：28分钟四阶段（墙面·30秒·证据链·剪影）</w:t>
+              <w:t>第1课时实操：28分钟四阶段（墙面·30秒·证据链·剪影）</w:t>
             </w:r>
           </w:p>
         </w:tc>
@@ -928,7 +928,7 @@
               <w:rPr>
                 <w:sz w:val="18"/>
               </w:rPr>
-              <w:t>第2课时实作：28分钟四阶段（定位·系列板·排练·反问）</w:t>
+              <w:t>第2课时实操：28分钟四阶段（定位·系列板·排练·反问）</w:t>
             </w:r>
           </w:p>
         </w:tc>
@@ -1034,7 +1034,7 @@
               <w:rPr>
                 <w:sz w:val="18"/>
               </w:rPr>
-              <w:t>第16周准备与离堂句</w:t>
+              <w:t>第16周准备与一句话小结</w:t>
             </w:r>
           </w:p>
         </w:tc>
@@ -1051,7 +1051,7 @@
               <w:rPr>
                 <w:sz w:val="18"/>
               </w:rPr>
-              <w:t>写反思句与离堂句</w:t>
+              <w:t>写反思句与一句话小结</w:t>
             </w:r>
           </w:p>
         </w:tc>
@@ -1087,7 +1087,7 @@
         <w:pStyle w:val="LectureBullet"/>
       </w:pPr>
       <w:r>
-        <w:t>• 课堂资料：三组秀场并列图（同一空间拍摄的强度曲线、顺序决定叙事、记忆点是具体形状）只作机制观察，不代表品牌官方版型说明。</w:t>
+        <w:t>• 课堂资料：三组秀场并列图（同一空间拍摄的强度曲线、顺序决定叙事、记忆点是具体形状）只作原理观察，不代表品牌官方版型说明。</w:t>
       </w:r>
     </w:p>
     <w:p>
@@ -1193,7 +1193,7 @@
         <w:pStyle w:val="SpokenText"/>
       </w:pPr>
       <w:r>
-        <w:t>先看封面。常量是同一间空间：五张都在同一个褪色房间里拍，光线、地面与姿态语言一致。这是作品集统一感最省钱的做法——你们不需要五个场景，一个就够。</w:t>
+        <w:t>先看封面。常量是同一间空间：五张都在同一个褪色房间里拍，光线、地面和姿态语言一致。这是作品集统一感最省钱的做法——你们不需要五个场景，一个就够。</w:t>
       </w:r>
     </w:p>
     <w:p>
@@ -1217,7 +1217,7 @@
         <w:pStyle w:val="SpokenText"/>
       </w:pPr>
       <w:r>
-        <w:t>角色梯度是：05形象款；01和04入口款；02和03连接款。</w:t>
+        <w:t>角色梯度是：05形象款；01和04引流款；02和03过渡款。</w:t>
       </w:r>
     </w:p>
     <w:p>
@@ -1335,7 +1335,7 @@
         <w:pStyle w:val="SpokenText"/>
       </w:pPr>
       <w:r>
-        <w:t>第十三到第十六周是独立项目与考核。上周做完实验与受控修改，本周最终编辑、作品集与答辩排练，下周就是期末实践考核、答辩与反思。</w:t>
+        <w:t>第十三到第十六周是独立项目和考核。上周做完实验和受控修改，这周最终编辑、作品集和答辩排练，下周就是期末实践考核、答辩和反思。</w:t>
       </w:r>
     </w:p>
     <w:p>
@@ -1444,7 +1444,7 @@
         <w:pStyle w:val="SpokenText"/>
       </w:pPr>
       <w:r>
-        <w:t>关键判断：证据到设计的因果叙事；五款系列编排；市场定位；作品集顺序与口头表达。</w:t>
+        <w:t>关键判断：证据到设计的因果叙事；五款系列编排；市场定位；作品集顺序和口头表达。</w:t>
       </w:r>
     </w:p>
     <w:p>
@@ -1452,7 +1452,7 @@
         <w:pStyle w:val="SpokenText"/>
       </w:pPr>
       <w:r>
-        <w:t>主要难点：在不牺牲设计深度的情况下删除冗余，并让作品集页面、编排和口头陈述使用同一套判断逻辑。请注意最后半句——三样东西要用同一套逻辑。很多同学的作品集讲一套、嘴上讲另一套。</w:t>
+        <w:t>主要难点：在不牺牲设计深度的情况下删除冗余，并让作品集页面、编排和口头陈述用同一套判断逻辑。请注意最后半句——三样东西要用同一套逻辑。很多同学的作品集讲一套、嘴上讲另一套。</w:t>
       </w:r>
     </w:p>
     <w:p>
@@ -1460,7 +1460,7 @@
         <w:pStyle w:val="SpokenText"/>
       </w:pPr>
       <w:r>
-        <w:t>当周成果：完成可评审的系列板、研究与实验精编页、五款编排、市场定位页和第一次完整答辩排练。</w:t>
+        <w:t>当周成果：完成可评审的系列板、研究和实验精编页、五款编排、市场定位页和第一次完整答辩排练。</w:t>
       </w:r>
     </w:p>
     <w:p>
@@ -1468,7 +1468,7 @@
         <w:pStyle w:val="SpokenText"/>
       </w:pPr>
       <w:r>
-        <w:t>提交要求五样：八到十二页精编作品集、五款最终编排、产品角色与市场定位表、三分钟陈述稿与排练修订单。</w:t>
+        <w:t>提交要求五样：八到十二页精编作品集、五款最终编排、产品角色和市场定位表、三分钟陈述稿和排练修订单。</w:t>
       </w:r>
     </w:p>
     <w:p>
@@ -1476,7 +1476,7 @@
         <w:pStyle w:val="SpokenText"/>
       </w:pPr>
       <w:r>
-        <w:t>体例对照：本页的“关键判断”就是教学重点，“主要难点”就是教学难点，“提交要求”就是本周提交规格。</w:t>
+        <w:t>体例对照：本页的“关键判断”就是教学重点，“主要难点”就是教学难点，“提交要求”就是这周提交规格。</w:t>
       </w:r>
     </w:p>
     <w:p>
@@ -1539,7 +1539,7 @@
         <w:pStyle w:val="SlideMeta"/>
       </w:pPr>
       <w:r>
-        <w:t>建议时间：3.5分钟（含开场2分钟）　｜　课堂功能：第14周→第15周衔接与术语接续</w:t>
+        <w:t>建议时间：3.5分钟（含开场2分钟）　｜　课堂功能：第14周→第15周衔接与术语衔接</w:t>
       </w:r>
     </w:p>
     <w:tbl>
@@ -1586,7 +1586,7 @@
         <w:pStyle w:val="SpokenText"/>
       </w:pPr>
       <w:r>
-        <w:t>先花两分钟。摊开五款修订线稿与关键局部样的照片，挑出局部样拍得最清楚的那一张——它将出现在作品集前三页。</w:t>
+        <w:t>先花两分钟。摊开五款修订线稿和关键局部样的照片，挑出局部样拍得最清楚的那一张——它将出现在作品集前三页。</w:t>
       </w:r>
     </w:p>
     <w:p>
@@ -1594,7 +1594,7 @@
         <w:pStyle w:val="SpokenText"/>
       </w:pPr>
       <w:r>
-        <w:t>第14周回答“这些规则经得起实验吗”；本周回答“怎么把它讲清楚，让别人三十秒就读懂”。</w:t>
+        <w:t>第14周回答“这些规则经得起实验吗”；这周回答“怎么把它讲清楚，让别人三十秒就读懂”。</w:t>
       </w:r>
     </w:p>
     <w:p>
@@ -1602,7 +1602,7 @@
         <w:pStyle w:val="SpokenText"/>
       </w:pPr>
       <w:r>
-        <w:t>看对照表。五款修订线稿——正背面齐全，标注常量、角色与造型强度——今天变成最终系列板的版面素材。正背比例姿态要统一。</w:t>
+        <w:t>看对照表。五款修订线稿——正背面齐全，标注常量、角色和造型强度——今天变成最终系列板的版面素材。正背比例姿态要统一。</w:t>
       </w:r>
     </w:p>
     <w:p>
@@ -1634,7 +1634,7 @@
         <w:pStyle w:val="SpokenText"/>
       </w:pPr>
       <w:r>
-        <w:t>术语接续：第14周的“关键局部样”本周仍叫关键局部样。最后一句：今天只做编辑与排版，不新增实验。</w:t>
+        <w:t>术语衔接：第14周的“关键局部样”这周仍叫关键局部样。最后一句：今天只做编辑和排版，不新增实验。</w:t>
       </w:r>
     </w:p>
     <w:p>
@@ -1678,7 +1678,7 @@
               <w:rPr>
                 <w:sz w:val="19"/>
               </w:rPr>
-              <w:t>【转场语】 动手之前，先说清楚本周成果落到哪里。</w:t>
+              <w:t>【转场语】 动手之前，先说清楚这周成果落到哪里。</w:t>
             </w:r>
           </w:p>
         </w:tc>
@@ -1776,7 +1776,7 @@
         <w:pStyle w:val="SpokenText"/>
       </w:pPr>
       <w:r>
-        <w:t>平时成绩占百分之四十：精编页、编排板、定位页与排练录音，本周全部计入。这是最后一次计平时分的课。</w:t>
+        <w:t>平时成绩占百分之四十：精编页、编排板、定位页和排练录音，这周全部计入。这是最后一次计平时分的课。</w:t>
       </w:r>
     </w:p>
     <w:p>
@@ -1784,7 +1784,7 @@
         <w:pStyle w:val="SpokenText"/>
       </w:pPr>
       <w:r>
-        <w:t>期末实践占百分之六十：下周按六项标准现场评分，不再补交材料。本周交什么，下周就用什么答辩。</w:t>
+        <w:t>期末实践占百分之六十：下周按六项标准现场评分，不再补交材料。这周交什么，下周就用什么答辩。</w:t>
       </w:r>
     </w:p>
     <w:p>
@@ -2068,7 +2068,7 @@
         <w:pStyle w:val="SpokenText"/>
       </w:pPr>
       <w:r>
-        <w:t>每张只承担一件事：站立看整体、坐姿看下摆、俯身看背部、局部看鞋与裤脚。没有一张是重复的。这句话请记住——“没有一张是重复的”。</w:t>
+        <w:t>每张只承担一件事：站立看整体、坐姿看下摆、俯身看背部、局部看鞋和裤脚。没有一张是重复的。这句话请记住——“没有一张是重复的”。</w:t>
       </w:r>
     </w:p>
     <w:p>
@@ -2202,7 +2202,7 @@
         <w:pStyle w:val="SpokenText"/>
       </w:pPr>
       <w:r>
-        <w:t>术语必须能够指导一个动作或判断。</w:t>
+        <w:t>术语必须能指导一个动作或判断。</w:t>
       </w:r>
     </w:p>
     <w:p>
@@ -2218,7 +2218,7 @@
         <w:pStyle w:val="SpokenText"/>
       </w:pPr>
       <w:r>
-        <w:t>页面层级，Page Hierarchy：通过主图、次图、标注与留白控制阅读顺序和信息强度。留白也是工具，不是没做完。</w:t>
+        <w:t>页面层级，Page Hierarchy：通过主图、次图、标注和留白控制阅读顺序和信息强度。留白也是工具，不是没做完。</w:t>
       </w:r>
     </w:p>
     <w:p>
@@ -2359,7 +2359,7 @@
         <w:pStyle w:val="SpokenText"/>
       </w:pPr>
       <w:r>
-        <w:t>系列乘顺序：五款的排列本身要能说明强弱与节奏。失败信号是——随便对调两款，看起来没有任何区别。</w:t>
+        <w:t>系列乘顺序：五款的排列本身要能说明强弱和节奏。失败信号是——随便对调两款，看起来没有任何区别。</w:t>
       </w:r>
     </w:p>
     <w:p>
@@ -2611,7 +2611,7 @@
         <w:pStyle w:val="SpokenText"/>
       </w:pPr>
       <w:r>
-        <w:t>常量是头与脚被锁住：五套都有一顶帽子和一双及膝袜。上下两端固定住，中间才敢大幅度变。这是一个很聪明的做法——锁住两端，中间才有自由。</w:t>
+        <w:t>常量是头和脚被锁住：五套都有一顶帽子和一双及膝袜。上下两端固定住，中间才敢大幅度变。这是一个很聪明的做法——锁住两端，中间才有自由。</w:t>
       </w:r>
     </w:p>
     <w:p>
@@ -2635,7 +2635,7 @@
         <w:pStyle w:val="SpokenText"/>
       </w:pPr>
       <w:r>
-        <w:t>角色梯度是：02形象款；01和03连接款；04和05入口款——05是整组的收束。</w:t>
+        <w:t>角色梯度是：02形象款；01和03过渡款；04和05引流款——05是整组的收束。</w:t>
       </w:r>
     </w:p>
     <w:p>
@@ -2801,7 +2801,7 @@
         <w:pStyle w:val="SpokenText"/>
       </w:pPr>
       <w:r>
-        <w:t>角色梯度是：05形象款，就是记忆点；04核心款；02连接款；01和03入口款。</w:t>
+        <w:t>角色梯度是：05形象款，就是记忆点；04核心款；02过渡款；01和03引流款。</w:t>
       </w:r>
     </w:p>
     <w:p>
@@ -2861,7 +2861,7 @@
               <w:rPr>
                 <w:sz w:val="19"/>
               </w:rPr>
-              <w:t>【转场语】 现在用二十八分钟做墙面编辑与阅读测试。</w:t>
+              <w:t>【转场语】 现在用二十八分钟做墙面编辑和阅读测试。</w:t>
             </w:r>
           </w:p>
         </w:tc>
@@ -2872,7 +2872,7 @@
         <w:pStyle w:val="SlideTitle"/>
       </w:pPr>
       <w:r>
-        <w:t>幻灯片 13｜第1课时实作：28分钟，把概念判断转成第一版可见输出</w:t>
+        <w:t>幻灯片 13｜第1课时实操：28分钟，把概念判断转成第一版可见输出</w:t>
       </w:r>
     </w:p>
     <w:p>
@@ -2880,7 +2880,7 @@
         <w:pStyle w:val="SlideMeta"/>
       </w:pPr>
       <w:r>
-        <w:t>建议时间：28分钟　｜　课堂功能：四阶段实作（墙面·30秒·证据链·剪影）</w:t>
+        <w:t>建议时间：28分钟　｜　课堂功能：四阶段实操（墙面·30秒·证据链·剪影）</w:t>
       </w:r>
     </w:p>
     <w:tbl>
@@ -2943,7 +2943,7 @@
         <w:pStyle w:val="SpokenText"/>
       </w:pPr>
       <w:r>
-        <w:t>第二阶段，三十秒阅读测试：同伴只看每页三十秒，写下理解内容；与页面任务句逐页比对。对不上的那一页，就是需要改的那一页。</w:t>
+        <w:t>第二阶段，三十秒阅读测试：同伴只看每页三十秒，写下理解内容；和页面任务句逐页比对。对不上的那一页，就是需要改的那一页。</w:t>
       </w:r>
     </w:p>
     <w:p>
@@ -2959,7 +2959,7 @@
         <w:pStyle w:val="SpokenText"/>
       </w:pPr>
       <w:r>
-        <w:t>第四阶段，编排诊断：转成黑色剪影，先修比例、长度和节奏，再恢复色彩与材料。剪影是最诚实的——去掉颜色之后，比例问题藏不住。</w:t>
+        <w:t>第四阶段，编排诊断：转成黑色剪影，先修比例、长度和节奏，再恢复色彩和材料。剪影是最诚实的——去掉颜色以后，比例问题藏不住。</w:t>
       </w:r>
     </w:p>
     <w:p>
@@ -2967,7 +2967,7 @@
         <w:pStyle w:val="SpokenText"/>
       </w:pPr>
       <w:r>
-        <w:t>交接第2课时：带着精编页与编排诊断结果进入市场定位与答辩排练。没有对应证据的页面，先删再排。</w:t>
+        <w:t>交接第2课时：带着精编页和编排诊断结果进入市场定位和答辩排练。没有对应证据的页面，先删再排。</w:t>
       </w:r>
     </w:p>
     <w:p>
@@ -3019,7 +3019,7 @@
               <w:rPr>
                 <w:sz w:val="19"/>
               </w:rPr>
-              <w:t>【转场语】 第1课时到此结束。休息之后做定位页与排练。</w:t>
+              <w:t>【转场语】 第1课时到此结束。休息以后做定位页和排练。</w:t>
             </w:r>
           </w:p>
         </w:tc>
@@ -3100,7 +3100,7 @@
               <w:rPr>
                 <w:sz w:val="19"/>
               </w:rPr>
-              <w:t>【教师动作｜不发言】 宣布节奏：方法与实验9分钟、实作28分钟、讲评与评价5分钟、预告与离堂3分钟。</w:t>
+              <w:t>【教师动作｜不发言】 宣布节奏：方法与实验9分钟、实操28分钟、讲评与评价5分钟、预告与收尾3分钟。</w:t>
             </w:r>
           </w:p>
         </w:tc>
@@ -3229,7 +3229,7 @@
         <w:pStyle w:val="SpokenText"/>
       </w:pPr>
       <w:r>
-        <w:t>一，页面任务句：为每页先写一句“本页必须证明什么”，再决定图像与文字。顺序不能反——先写句子，后排图。</w:t>
+        <w:t>一，页面任务句：为每页先写一句“本页必须证明什么”，再决定图像和文字。顺序不能反——先写句子，后排图。</w:t>
       </w:r>
     </w:p>
     <w:p>
@@ -3261,7 +3261,7 @@
         <w:pStyle w:val="SpokenText"/>
       </w:pPr>
       <w:r>
-        <w:t>五，编排排序：用缩略轮廓先排强弱与长度，再加入色量、材料和造型信息。</w:t>
+        <w:t>五，编排排序：用缩略轮廓先排强弱和长度，再加入色量、材料和造型信息。</w:t>
       </w:r>
     </w:p>
     <w:p>
@@ -3312,7 +3312,7 @@
               <w:rPr>
                 <w:sz w:val="19"/>
               </w:rPr>
-              <w:t>【转场语】 本周的矩阵管的是编辑维度。</w:t>
+              <w:t>【转场语】 这周的矩阵管的是编辑维度。</w:t>
             </w:r>
           </w:p>
         </w:tc>
@@ -3378,7 +3378,7 @@
         <w:pStyle w:val="SpokenText"/>
       </w:pPr>
       <w:r>
-        <w:t>矩阵用来生成与比较，不要求把所有组合都做成最终款。</w:t>
+        <w:t>矩阵用来生成和比较，不要求把所有组合都做成最终款。</w:t>
       </w:r>
     </w:p>
     <w:p>
@@ -3454,7 +3454,7 @@
               <w:rPr>
                 <w:sz w:val="19"/>
               </w:rPr>
-              <w:t>【转场语】 本周的受控实验，做的是编辑本身。</w:t>
+              <w:t>【转场语】 这周的受控实验，做的是编辑本身。</w:t>
             </w:r>
           </w:p>
         </w:tc>
@@ -3520,7 +3520,7 @@
         <w:pStyle w:val="SpokenText"/>
       </w:pPr>
       <w:r>
-        <w:t>基准型与V1到V3必须使用相同视角、比例和标注方式。</w:t>
+        <w:t>基准型与V1到V3必须用相同视角、比例和标注方式。</w:t>
       </w:r>
     </w:p>
     <w:p>
@@ -3528,7 +3528,7 @@
         <w:pStyle w:val="SpokenText"/>
       </w:pPr>
       <w:r>
-        <w:t>基准型是完整档案：将全部资料按时间排列，记录总页数、重复信息与三个主要阅读断点。记录格式是缩略图墙拍一张全景，写下总页数、重复信息的页码和三个阅读断点。</w:t>
+        <w:t>基准型是完整档案：将全部资料按时间排列，记录总页数、重复信息和三个主要阅读断点。记录格式是缩略图墙拍一张全景，写下总页数、重复信息的页码和三个阅读断点。</w:t>
       </w:r>
     </w:p>
     <w:p>
@@ -3653,7 +3653,7 @@
         <w:pStyle w:val="SpokenText"/>
       </w:pPr>
       <w:r>
-        <w:t>造型01视觉入口：第一眼声明系列的轮廓与态度，不必承担全部技术信息。</w:t>
+        <w:t>造型01视觉入口：第一眼声明系列的轮廓和态度，不必承担全部技术信息。</w:t>
       </w:r>
     </w:p>
     <w:p>
@@ -3669,7 +3669,7 @@
         <w:pStyle w:val="SpokenText"/>
       </w:pPr>
       <w:r>
-        <w:t>造型03论证核心：最完整地连接研究证据、结构实验、材料决定与最终效果。</w:t>
+        <w:t>造型03论证核心：最完整地连接研究证据、结构实验、材料决定和最终效果。</w:t>
       </w:r>
     </w:p>
     <w:p>
@@ -3737,7 +3737,7 @@
               <w:rPr>
                 <w:sz w:val="19"/>
               </w:rPr>
-              <w:t>【转场语】 现在用二十八分钟做定位页与排练。</w:t>
+              <w:t>【转场语】 现在用二十八分钟做定位页和排练。</w:t>
             </w:r>
           </w:p>
         </w:tc>
@@ -3748,7 +3748,7 @@
         <w:pStyle w:val="SlideTitle"/>
       </w:pPr>
       <w:r>
-        <w:t>幻灯片 19｜第2课时实作：28分钟，完成实验、编辑、同伴反馈与锁定</w:t>
+        <w:t>幻灯片 19｜第2课时实操：28分钟，完成实验、编辑、同伴反馈与锁定</w:t>
       </w:r>
     </w:p>
     <w:p>
@@ -3756,7 +3756,7 @@
         <w:pStyle w:val="SlideMeta"/>
       </w:pPr>
       <w:r>
-        <w:t>建议时间：28分钟　｜　课堂功能：四阶段实作（定位·系列板·排练·反问）</w:t>
+        <w:t>建议时间：28分钟　｜　课堂功能：四阶段实操（定位·系列板·排练·反问）</w:t>
       </w:r>
     </w:p>
     <w:tbl>
@@ -3819,7 +3819,7 @@
         <w:pStyle w:val="SpokenText"/>
       </w:pPr>
       <w:r>
-        <w:t>第二阶段，最终系列板：统一正背、比例、姿态和标注，显示五款角色与搭配关系。</w:t>
+        <w:t>第二阶段，最终系列板：统一正背、比例、姿态和标注，显示五款角色和搭配关系。</w:t>
       </w:r>
     </w:p>
     <w:p>
@@ -3843,7 +3843,7 @@
         <w:pStyle w:val="SpokenText"/>
       </w:pPr>
       <w:r>
-        <w:t>交接第16周：精编作品集、五款编排与陈述稿，就是期末答辩的提交物。排练中答不出的问题，先补证据再上场。</w:t>
+        <w:t>交接第16周：精编作品集、五款编排和陈述稿，就是期末答辩的提交物。排练中答不出的问题，先补证据再上场。</w:t>
       </w:r>
     </w:p>
     <w:p>
@@ -3969,7 +3969,7 @@
         <w:pStyle w:val="SpokenText"/>
       </w:pPr>
       <w:r>
-        <w:t>第一，八到十二页精编作品集：含研究、命题、实验、决定、技术和最终系列，所有来源与图注完整。不合格的样子是超过十二页；或有页面写不出“本页证明什么”；或图注、来源缺失。</w:t>
+        <w:t>第一，八到十二页精编作品集：含研究、命题、实验、决定、技术和最终系列，所有来源和图注完整。不合格的样子是超过十二页；或有页面写不出“本页证明什么”；或图注、来源缺失。</w:t>
       </w:r>
     </w:p>
     <w:p>
@@ -3985,7 +3985,7 @@
         <w:pStyle w:val="SpokenText"/>
       </w:pPr>
       <w:r>
-        <w:t>第三，市场与产品定位页：目标顾客、穿着场景、品类组合、价格逻辑及三项竞争参照。不合格的样子是价格逻辑写不出依据；或三项竞争参照里有两项其实不同赛道。</w:t>
+        <w:t>第三，市场和产品定位页：目标顾客、穿着场景、品类组合、价格逻辑及三项竞争参照。不合格的样子是价格逻辑写不出依据；或三项竞争参照里有两项其实不同赛道。</w:t>
       </w:r>
     </w:p>
     <w:p>
@@ -4111,7 +4111,7 @@
         <w:pStyle w:val="SpokenText"/>
       </w:pPr>
       <w:r>
-        <w:t>证据：本周指向是——指出是第几页、页面上的哪个位置，不能只说“作品集感觉不清楚”。</w:t>
+        <w:t>证据：这周指向是——指出是第几页、页面上的哪个位置，不能只说“作品集感觉不清楚”。</w:t>
       </w:r>
     </w:p>
     <w:p>
@@ -4119,7 +4119,7 @@
         <w:pStyle w:val="SpokenText"/>
       </w:pPr>
       <w:r>
-        <w:t>因果：本周指向是——说明这一页承担的是提出问题、给证据、解释决定还是呈现结果。</w:t>
+        <w:t>因果：这周指向是——说明这一页承担的是提出问题、给证据、解释决定还是呈现结果。</w:t>
       </w:r>
     </w:p>
     <w:p>
@@ -4127,7 +4127,7 @@
         <w:pStyle w:val="SpokenText"/>
       </w:pPr>
       <w:r>
-        <w:t>取舍：本周指向是——这一页删掉，结论会不会变？不会变就直说该删。今天不要客气，客气的结果是下周他带着一本冗余的作品集上场。</w:t>
+        <w:t>取舍：这周指向是——这一页删掉，结论会不会变？不会变就直说该删。今天不要客气，客气的结果是下周他带着一本冗余的作品集上场。</w:t>
       </w:r>
     </w:p>
     <w:p>
@@ -4135,7 +4135,7 @@
         <w:pStyle w:val="SpokenText"/>
       </w:pPr>
       <w:r>
-        <w:t>行动：本周指向是——指定要调整的是顺序、尺度还是删页。三选一，不要一起提。</w:t>
+        <w:t>行动：这周指向是——指定要调整的是顺序、尺度还是删页。三选一，不要一起提。</w:t>
       </w:r>
     </w:p>
     <w:tbl>
@@ -4162,7 +4162,7 @@
               <w:rPr>
                 <w:sz w:val="19"/>
               </w:rPr>
-              <w:t>【转场语】 本周的判定比往常严格，我要说清楚。</w:t>
+              <w:t>【转场语】 这周的判定比往常严格，我要说清楚。</w:t>
             </w:r>
           </w:p>
         </w:tc>
@@ -4228,7 +4228,7 @@
         <w:pStyle w:val="SpokenText"/>
       </w:pPr>
       <w:r>
-        <w:t>标记为“成立、部分成立、需重做”，并写下证据位置。本周有一条特殊规定：任何一项被判“需重做”，本周都不算通过——下周没有补救时间。</w:t>
+        <w:t>标记为“成立、部分成立、需重做”，并写下证据位置。这周有一条特殊规定：任何一项被判“需重做”，这周都不算通过——下周没有补救时间。</w:t>
       </w:r>
     </w:p>
     <w:p>
@@ -4236,7 +4236,7 @@
         <w:pStyle w:val="SpokenText"/>
       </w:pPr>
       <w:r>
-        <w:t>叙事逻辑占百分之二十五：问题、证据、决定和最终系列形成清楚因果。这是本周权重最高的一项。</w:t>
+        <w:t>叙事逻辑占百分之二十五：问题、证据、决定和最终系列形成清楚因果。这是这周权重最高的一项。</w:t>
       </w:r>
     </w:p>
     <w:p>
@@ -4260,7 +4260,7 @@
         <w:pStyle w:val="SpokenText"/>
       </w:pPr>
       <w:r>
-        <w:t>市场定位占百分之二十：顾客、场景、产品与价格逻辑由研究支持。</w:t>
+        <w:t>市场定位占百分之二十：顾客、场景、产品和价格逻辑由研究支持。</w:t>
       </w:r>
     </w:p>
     <w:p>
@@ -4284,7 +4284,7 @@
         <w:pStyle w:val="SpokenText"/>
       </w:pPr>
       <w:r>
-        <w:t>本周特殊：任何一项被判“需重做”，下周都没有补救时间——今天就要现场改，不要带回去。我会留时间在课上处理，被判需重做的同学请留下。</w:t>
+        <w:t>这周特殊：任何一项被判“需重做”，下周都没有补救时间——今天就要现场改，不要带回去。我会留时间在课上处理，被判需重做的同学请留下。</w:t>
       </w:r>
     </w:p>
     <w:p>
@@ -4394,7 +4394,7 @@
         <w:pStyle w:val="SpokenText"/>
       </w:pPr>
       <w:r>
-        <w:t>下周不再修改作品。本周交出去的东西，就是最终评分的对象。</w:t>
+        <w:t>下周不再修改作品。这周交出去的东西，就是最终评分的对象。</w:t>
       </w:r>
     </w:p>
     <w:p>
@@ -4410,7 +4410,7 @@
         <w:pStyle w:val="SpokenText"/>
       </w:pPr>
       <w:r>
-        <w:t>带上五款编排板与陈述稿：三分钟稿子背到能脱稿说，但纸稿仍要带在手边。超时会被打断，压缩到两分四十秒最稳。</w:t>
+        <w:t>带上五款编排板和陈述稿：三分钟稿子背到能脱稿说，但纸稿仍要带在手边。超时会被打断，压缩到两分四十秒最稳。</w:t>
       </w:r>
     </w:p>
     <w:p>
@@ -4470,7 +4470,7 @@
               <w:rPr>
                 <w:sz w:val="19"/>
               </w:rPr>
-              <w:t>【转场语】 最后请每人写一句离堂句。</w:t>
+              <w:t>【转场语】 最后请每人写一句一句话小结。</w:t>
             </w:r>
           </w:p>
         </w:tc>
@@ -4544,7 +4544,7 @@
         <w:pStyle w:val="SpokenText"/>
       </w:pPr>
       <w:r>
-        <w:t>本周四条结论：第一，作品集编辑的核心是选择与顺序，不是增加页数。</w:t>
+        <w:t>这周四条结论：第一，作品集编辑的核心是选择和顺序，不是增加页数。</w:t>
       </w:r>
     </w:p>
     <w:p>
@@ -4560,7 +4560,7 @@
         <w:pStyle w:val="SpokenText"/>
       </w:pPr>
       <w:r>
-        <w:t>第三，编排先处理轮廓与角色，再处理色彩、材料和造型细节。</w:t>
+        <w:t>第三，编排先处理轮廓和角色，再处理色彩、材料和造型细节。</w:t>
       </w:r>
     </w:p>
     <w:p>
@@ -4634,7 +4634,7 @@
         <w:pStyle w:val="LectureBullet"/>
       </w:pPr>
       <w:r>
-        <w:t>• 第1课时实作：“二十八分钟。前六分钟排缩略图墙，并且必须删掉百分之二十。”／“三十秒阅读测试：只看三十秒，写下你理解到什么。原话记录，不要润色。”／“还剩六分钟，转成黑色剪影，先修比例再谈颜色。”</w:t>
+        <w:t>• 第1课时实操：“二十八分钟。前六分钟排缩略图墙，并且必须删掉百分之二十。”／“三十秒阅读测试：只看三十秒，写下你理解到什么。原话记录，不要润色。”／“还剩六分钟，转成黑色剪影，先修比例再谈颜色。”</w:t>
       </w:r>
     </w:p>
     <w:p>
@@ -4642,7 +4642,7 @@
         <w:pStyle w:val="LectureBullet"/>
       </w:pPr>
       <w:r>
-        <w:t>• 第2课时实作：“二十八分钟。三分钟排练必须录音计时。”／“四段各四十秒：问题、证据、决定、系列价值。”／“反问五题：为什么是女装、为何现在、为何这组材料、谁会穿、五款为何成立。”</w:t>
+        <w:t>• 第2课时实操：“二十八分钟。三分钟排练必须录音计时。”／“四段各四十秒：问题、证据、决定、系列价值。”／“反问五题：为什么是女装、为何现在、为何这组材料、谁会穿、五款为何成立。”</w:t>
       </w:r>
     </w:p>
     <w:p>
@@ -4797,7 +4797,7 @@
         <w:pStyle w:val="LectureBullet"/>
       </w:pPr>
       <w:r>
-        <w:t>• 秀场并列图只作机制观察，不代表品牌官方版型说明。</w:t>
+        <w:t>• 秀场并列图只作原理观察，不代表品牌官方版型说明。</w:t>
       </w:r>
     </w:p>
     <w:p>

--- a/docs/jiangao/《女装设计III》第15周_中国大陆课堂完整讲稿_中文.docx
+++ b/docs/jiangao/《女装设计III》第15周_中国大陆课堂完整讲稿_中文.docx
@@ -1452,7 +1452,7 @@
         <w:pStyle w:val="SpokenText"/>
       </w:pPr>
       <w:r>
-        <w:t>主要难点：在不牺牲设计深度的情况下删除冗余，并让作品集页面、编排和口头陈述用同一套判断逻辑。请注意最后半句——三样东西要用同一套逻辑。很多同学的作品集讲一套、嘴上讲另一套。</w:t>
+        <w:t>主要难点：在不牺牲设计深度的情况下删除冗余，并让作品集页面、编排和口头陈述使用同一套判断逻辑。请注意最后半句——三样东西要用同一套逻辑。很多同学的作品集讲一套、嘴上讲另一套。</w:t>
       </w:r>
     </w:p>
     <w:p>
@@ -3520,7 +3520,7 @@
         <w:pStyle w:val="SpokenText"/>
       </w:pPr>
       <w:r>
-        <w:t>基准型与V1到V3必须用相同视角、比例和标注方式。</w:t>
+        <w:t>基准型与V1到V3必须使用相同视角、比例和标注方式。</w:t>
       </w:r>
     </w:p>
     <w:p>

--- a/docs/jiangao/《女装设计III》第15周_中国大陆课堂完整讲稿_中文.docx
+++ b/docs/jiangao/《女装设计III》第15周_中国大陆课堂完整讲稿_中文.docx
@@ -98,36 +98,18 @@
         <w:t>面向韩国籍教师在中国大陆高校授课的中文口语化版本</w:t>
       </w:r>
     </w:p>
-    <w:tbl>
-      <w:tblPr>
-        <w:tblStyle w:val="TableGrid"/>
-        <w:tblW w:type="auto" w:w="0"/>
-        <w:tblLook w:firstColumn="1" w:firstRow="1" w:lastColumn="0" w:lastRow="0" w:noHBand="0" w:noVBand="1" w:val="04A0"/>
-      </w:tblPr>
-      <w:tblGrid>
-        <w:gridCol w:w="9524"/>
-      </w:tblGrid>
-      <w:tr>
-        <w:tc>
-          <w:tcPr>
-            <w:tcW w:type="dxa" w:w="9524"/>
-            <w:shd w:val="clear" w:fill="F2F2F2"/>
-          </w:tcPr>
-          <w:p>
-            <w:pPr>
-              <w:pStyle w:val="LectureBullet"/>
-            </w:pPr>
-            <w:r/>
-            <w:r>
-              <w:rPr>
-                <w:sz w:val="19"/>
-              </w:rPr>
-              <w:t>本文件把第15周HTML课件改写为可直接在中国大陆课堂中发言的完整讲稿。页面顺序、案例、教材出处、时间分配、评价权重与证据边界全部沿用课件原文。课件为课堂24页、全部25页（多出的1页为课后查阅的“期末评价连接”）。本周是最后一次计平时分的课，也是最后一次修改机会：第22页明确“任何一项被判需重做，下周都没有补救时间”，因此讲评必须当堂改完，不能让学生带回去。</w:t>
-            </w:r>
-          </w:p>
-        </w:tc>
-      </w:tr>
-    </w:tbl>
+    <w:p>
+      <w:pPr>
+        <w:pStyle w:val="LectureBullet"/>
+      </w:pPr>
+      <w:r/>
+      <w:r>
+        <w:rPr>
+          <w:sz w:val="19"/>
+        </w:rPr>
+        <w:t>本文件把第15周HTML课件改写为可直接在中国大陆课堂中发言的完整讲稿。页面顺序、案例、教材出处、时间分配、评价权重与证据边界全部沿用课件原文。课件为课堂24页、全部25页（多出的1页为课后查阅的“期末评价连接”）。本周是最后一次计平时分的课，也是最后一次修改机会：第22页明确“任何一项被判需重做，下周都没有补救时间”，因此讲评必须当堂改完，不能让学生带回去。</w:t>
+      </w:r>
+    </w:p>
     <w:p>
       <w:pPr/>
       <w:r>
@@ -194,869 +176,585 @@
         <w:t>【90分钟主线建议】</w:t>
       </w:r>
     </w:p>
-    <w:tbl>
-      <w:tblPr>
-        <w:tblStyle w:val="TableGrid"/>
-        <w:tblW w:type="auto" w:w="0"/>
-        <w:tblLook w:firstColumn="1" w:firstRow="1" w:lastColumn="0" w:lastRow="0" w:noHBand="0" w:noVBand="1" w:val="04A0"/>
-      </w:tblPr>
-      <w:tblGrid>
-        <w:gridCol w:w="3175"/>
-        <w:gridCol w:w="3175"/>
-        <w:gridCol w:w="3175"/>
-      </w:tblGrid>
-      <w:tr>
-        <w:tc>
-          <w:tcPr>
-            <w:tcW w:type="dxa" w:w="3175"/>
-          </w:tcPr>
-          <w:p>
-            <w:pPr>
-              <w:pStyle w:val="LectureBullet"/>
-            </w:pPr>
-            <w:r/>
-            <w:r>
-              <w:rPr>
-                <w:b/>
-                <w:sz w:val="18"/>
-              </w:rPr>
-              <w:t>时间</w:t>
-            </w:r>
-          </w:p>
-        </w:tc>
-        <w:tc>
-          <w:tcPr>
-            <w:tcW w:type="dxa" w:w="3175"/>
-          </w:tcPr>
-          <w:p>
-            <w:pPr>
-              <w:pStyle w:val="LectureBullet"/>
-            </w:pPr>
-            <w:r/>
-            <w:r>
-              <w:rPr>
-                <w:b/>
-                <w:sz w:val="18"/>
-              </w:rPr>
-              <w:t>内容</w:t>
-            </w:r>
-          </w:p>
-        </w:tc>
-        <w:tc>
-          <w:tcPr>
-            <w:tcW w:type="dxa" w:w="3175"/>
-          </w:tcPr>
-          <w:p>
-            <w:pPr>
-              <w:pStyle w:val="LectureBullet"/>
-            </w:pPr>
-            <w:r/>
-            <w:r>
-              <w:rPr>
-                <w:b/>
-                <w:sz w:val="18"/>
-              </w:rPr>
-              <w:t>学生动作</w:t>
-            </w:r>
-          </w:p>
-        </w:tc>
-      </w:tr>
-      <w:tr>
-        <w:tc>
-          <w:tcPr>
-            <w:tcW w:type="dxa" w:w="3175"/>
-          </w:tcPr>
-          <w:p>
-            <w:pPr>
-              <w:pStyle w:val="LectureBullet"/>
-            </w:pPr>
-            <w:r/>
-            <w:r>
-              <w:rPr>
-                <w:sz w:val="18"/>
-              </w:rPr>
-              <w:t>0–2分钟</w:t>
-            </w:r>
-          </w:p>
-        </w:tc>
-        <w:tc>
-          <w:tcPr>
-            <w:tcW w:type="dxa" w:w="3175"/>
-          </w:tcPr>
-          <w:p>
-            <w:pPr>
-              <w:pStyle w:val="LectureBullet"/>
-            </w:pPr>
-            <w:r/>
-            <w:r>
-              <w:rPr>
-                <w:sz w:val="18"/>
-              </w:rPr>
-              <w:t>封面与十六周总图</w:t>
-            </w:r>
-          </w:p>
-        </w:tc>
-        <w:tc>
-          <w:tcPr>
-            <w:tcW w:type="dxa" w:w="3175"/>
-          </w:tcPr>
-          <w:p>
-            <w:pPr>
-              <w:pStyle w:val="LectureBullet"/>
-            </w:pPr>
-            <w:r/>
-            <w:r>
-              <w:rPr>
-                <w:sz w:val="18"/>
-              </w:rPr>
-              <w:t>摊开五款线稿与局部样照片</w:t>
-            </w:r>
-          </w:p>
-        </w:tc>
-      </w:tr>
-      <w:tr>
-        <w:tc>
-          <w:tcPr>
-            <w:tcW w:type="dxa" w:w="3175"/>
-          </w:tcPr>
-          <w:p>
-            <w:pPr>
-              <w:pStyle w:val="LectureBullet"/>
-            </w:pPr>
-            <w:r/>
-            <w:r>
-              <w:rPr>
-                <w:sz w:val="18"/>
-              </w:rPr>
-              <w:t>2–5分钟</w:t>
-            </w:r>
-          </w:p>
-        </w:tc>
-        <w:tc>
-          <w:tcPr>
-            <w:tcW w:type="dxa" w:w="3175"/>
-          </w:tcPr>
-          <w:p>
-            <w:pPr>
-              <w:pStyle w:val="LectureBullet"/>
-            </w:pPr>
-            <w:r/>
-            <w:r>
-              <w:rPr>
-                <w:sz w:val="18"/>
-              </w:rPr>
-              <w:t>学习目标：四项可见证据与提交规格</w:t>
-            </w:r>
-          </w:p>
-        </w:tc>
-        <w:tc>
-          <w:tcPr>
-            <w:tcW w:type="dxa" w:w="3175"/>
-          </w:tcPr>
-          <w:p>
-            <w:pPr>
-              <w:pStyle w:val="LectureBullet"/>
-            </w:pPr>
-            <w:r/>
-            <w:r>
-              <w:rPr>
-                <w:sz w:val="18"/>
-              </w:rPr>
-              <w:t>确认要交的五样</w:t>
-            </w:r>
-          </w:p>
-        </w:tc>
-      </w:tr>
-      <w:tr>
-        <w:tc>
-          <w:tcPr>
-            <w:tcW w:type="dxa" w:w="3175"/>
-          </w:tcPr>
-          <w:p>
-            <w:pPr>
-              <w:pStyle w:val="LectureBullet"/>
-            </w:pPr>
-            <w:r/>
-            <w:r>
-              <w:rPr>
-                <w:sz w:val="18"/>
-              </w:rPr>
-              <w:t>5–9分钟</w:t>
-            </w:r>
-          </w:p>
-        </w:tc>
-        <w:tc>
-          <w:tcPr>
-            <w:tcW w:type="dxa" w:w="3175"/>
-          </w:tcPr>
-          <w:p>
-            <w:pPr>
-              <w:pStyle w:val="LectureBullet"/>
-            </w:pPr>
-            <w:r/>
-            <w:r>
-              <w:rPr>
-                <w:sz w:val="18"/>
-              </w:rPr>
-              <w:t>第14周→本周衔接页（含开场2分钟）</w:t>
-            </w:r>
-          </w:p>
-        </w:tc>
-        <w:tc>
-          <w:tcPr>
-            <w:tcW w:type="dxa" w:w="3175"/>
-          </w:tcPr>
-          <w:p>
-            <w:pPr>
-              <w:pStyle w:val="LectureBullet"/>
-            </w:pPr>
-            <w:r/>
-            <w:r>
-              <w:rPr>
-                <w:sz w:val="18"/>
-              </w:rPr>
-              <w:t>挑出局部样拍得最清楚的一张</w:t>
-            </w:r>
-          </w:p>
-        </w:tc>
-      </w:tr>
-      <w:tr>
-        <w:tc>
-          <w:tcPr>
-            <w:tcW w:type="dxa" w:w="3175"/>
-          </w:tcPr>
-          <w:p>
-            <w:pPr>
-              <w:pStyle w:val="LectureBullet"/>
-            </w:pPr>
-            <w:r/>
-            <w:r>
-              <w:rPr>
-                <w:sz w:val="18"/>
-              </w:rPr>
-              <w:t>9–12分钟</w:t>
-            </w:r>
-          </w:p>
-        </w:tc>
-        <w:tc>
-          <w:tcPr>
-            <w:tcW w:type="dxa" w:w="3175"/>
-          </w:tcPr>
-          <w:p>
-            <w:pPr>
-              <w:pStyle w:val="LectureBullet"/>
-            </w:pPr>
-            <w:r/>
-            <w:r>
-              <w:rPr>
-                <w:sz w:val="18"/>
-              </w:rPr>
-              <w:t>大纲对照：评审平均90秒看完全部研究页</w:t>
-            </w:r>
-          </w:p>
-        </w:tc>
-        <w:tc>
-          <w:tcPr>
-            <w:tcW w:type="dxa" w:w="3175"/>
-          </w:tcPr>
-          <w:p>
-            <w:pPr>
-              <w:pStyle w:val="LectureBullet"/>
-            </w:pPr>
-            <w:r/>
-            <w:r>
-              <w:rPr>
-                <w:sz w:val="18"/>
-              </w:rPr>
-              <w:t>—</w:t>
-            </w:r>
-          </w:p>
-        </w:tc>
-      </w:tr>
-      <w:tr>
-        <w:tc>
-          <w:tcPr>
-            <w:tcW w:type="dxa" w:w="3175"/>
-          </w:tcPr>
-          <w:p>
-            <w:pPr>
-              <w:pStyle w:val="LectureBullet"/>
-            </w:pPr>
-            <w:r/>
-            <w:r>
-              <w:rPr>
-                <w:sz w:val="18"/>
-              </w:rPr>
-              <w:t>12–15分钟</w:t>
-            </w:r>
-          </w:p>
-        </w:tc>
-        <w:tc>
-          <w:tcPr>
-            <w:tcW w:type="dxa" w:w="3175"/>
-          </w:tcPr>
-          <w:p>
-            <w:pPr>
-              <w:pStyle w:val="LectureBullet"/>
-            </w:pPr>
-            <w:r/>
-            <w:r>
-              <w:rPr>
-                <w:sz w:val="18"/>
-              </w:rPr>
-              <w:t>教材证据一：产品结构比例是算出来的</w:t>
-            </w:r>
-          </w:p>
-        </w:tc>
-        <w:tc>
-          <w:tcPr>
-            <w:tcW w:type="dxa" w:w="3175"/>
-          </w:tcPr>
-          <w:p>
-            <w:pPr>
-              <w:pStyle w:val="LectureBullet"/>
-            </w:pPr>
-            <w:r/>
-            <w:r>
-              <w:rPr>
-                <w:sz w:val="18"/>
-              </w:rPr>
-              <w:t>数上装·下装·形象款各几件</w:t>
-            </w:r>
-          </w:p>
-        </w:tc>
-      </w:tr>
-      <w:tr>
-        <w:tc>
-          <w:tcPr>
-            <w:tcW w:type="dxa" w:w="3175"/>
-          </w:tcPr>
-          <w:p>
-            <w:pPr>
-              <w:pStyle w:val="LectureBullet"/>
-            </w:pPr>
-            <w:r/>
-            <w:r>
-              <w:rPr>
-                <w:sz w:val="18"/>
-              </w:rPr>
-              <w:t>15–18分钟</w:t>
-            </w:r>
-          </w:p>
-        </w:tc>
-        <w:tc>
-          <w:tcPr>
-            <w:tcW w:type="dxa" w:w="3175"/>
-          </w:tcPr>
-          <w:p>
-            <w:pPr>
-              <w:pStyle w:val="LectureBullet"/>
-            </w:pPr>
-            <w:r/>
-            <w:r>
-              <w:rPr>
-                <w:sz w:val="18"/>
-              </w:rPr>
-              <w:t>教材证据二：六张照片各承担一件事</w:t>
-            </w:r>
-          </w:p>
-        </w:tc>
-        <w:tc>
-          <w:tcPr>
-            <w:tcW w:type="dxa" w:w="3175"/>
-          </w:tcPr>
-          <w:p>
-            <w:pPr>
-              <w:pStyle w:val="LectureBullet"/>
-            </w:pPr>
-            <w:r/>
-            <w:r>
-              <w:rPr>
-                <w:sz w:val="18"/>
-              </w:rPr>
-              <w:t>找出重复角度的页面</w:t>
-            </w:r>
-          </w:p>
-        </w:tc>
-      </w:tr>
-      <w:tr>
-        <w:tc>
-          <w:tcPr>
-            <w:tcW w:type="dxa" w:w="3175"/>
-          </w:tcPr>
-          <w:p>
-            <w:pPr>
-              <w:pStyle w:val="LectureBullet"/>
-            </w:pPr>
-            <w:r/>
-            <w:r>
-              <w:rPr>
-                <w:sz w:val="18"/>
-              </w:rPr>
-              <w:t>18–20分钟</w:t>
-            </w:r>
-          </w:p>
-        </w:tc>
-        <w:tc>
-          <w:tcPr>
-            <w:tcW w:type="dxa" w:w="3175"/>
-          </w:tcPr>
-          <w:p>
-            <w:pPr>
-              <w:pStyle w:val="LectureBullet"/>
-            </w:pPr>
-            <w:r/>
-            <w:r>
-              <w:rPr>
-                <w:sz w:val="18"/>
-              </w:rPr>
-              <w:t>核心词汇四个术语</w:t>
-            </w:r>
-          </w:p>
-        </w:tc>
-        <w:tc>
-          <w:tcPr>
-            <w:tcW w:type="dxa" w:w="3175"/>
-          </w:tcPr>
-          <w:p>
-            <w:pPr>
-              <w:pStyle w:val="LectureBullet"/>
-            </w:pPr>
-            <w:r/>
-            <w:r>
-              <w:rPr>
-                <w:sz w:val="18"/>
-              </w:rPr>
-              <w:t>—</w:t>
-            </w:r>
-          </w:p>
-        </w:tc>
-      </w:tr>
-      <w:tr>
-        <w:tc>
-          <w:tcPr>
-            <w:tcW w:type="dxa" w:w="3175"/>
-          </w:tcPr>
-          <w:p>
-            <w:pPr>
-              <w:pStyle w:val="LectureBullet"/>
-            </w:pPr>
-            <w:r/>
-            <w:r>
-              <w:rPr>
-                <w:sz w:val="18"/>
-              </w:rPr>
-              <w:t>20–22分钟</w:t>
-            </w:r>
-          </w:p>
-        </w:tc>
-        <w:tc>
-          <w:tcPr>
-            <w:tcW w:type="dxa" w:w="3175"/>
-          </w:tcPr>
-          <w:p>
-            <w:pPr>
-              <w:pStyle w:val="LectureBullet"/>
-            </w:pPr>
-            <w:r/>
-            <w:r>
-              <w:rPr>
-                <w:sz w:val="18"/>
-              </w:rPr>
-              <w:t>概念模型：这四处最容易舍不得</w:t>
-            </w:r>
-          </w:p>
-        </w:tc>
-        <w:tc>
-          <w:tcPr>
-            <w:tcW w:type="dxa" w:w="3175"/>
-          </w:tcPr>
-          <w:p>
-            <w:pPr>
-              <w:pStyle w:val="LectureBullet"/>
-            </w:pPr>
-            <w:r/>
-            <w:r>
-              <w:rPr>
-                <w:sz w:val="18"/>
-              </w:rPr>
-              <w:t>对照四条失败信号自查</w:t>
-            </w:r>
-          </w:p>
-        </w:tc>
-      </w:tr>
-      <w:tr>
-        <w:tc>
-          <w:tcPr>
-            <w:tcW w:type="dxa" w:w="3175"/>
-          </w:tcPr>
-          <w:p>
-            <w:pPr>
-              <w:pStyle w:val="LectureBullet"/>
-            </w:pPr>
-            <w:r/>
-            <w:r>
-              <w:rPr>
-                <w:sz w:val="18"/>
-              </w:rPr>
-              <w:t>22–27分钟</w:t>
-            </w:r>
-          </w:p>
-        </w:tc>
-        <w:tc>
-          <w:tcPr>
-            <w:tcW w:type="dxa" w:w="3175"/>
-          </w:tcPr>
-          <w:p>
-            <w:pPr>
-              <w:pStyle w:val="LectureBullet"/>
-            </w:pPr>
-            <w:r/>
-            <w:r>
-              <w:rPr>
-                <w:sz w:val="18"/>
-              </w:rPr>
-              <w:t>比较判断（三种错觉）、设计师案例A与B</w:t>
-            </w:r>
-          </w:p>
-        </w:tc>
-        <w:tc>
-          <w:tcPr>
-            <w:tcW w:type="dxa" w:w="3175"/>
-          </w:tcPr>
-          <w:p>
-            <w:pPr>
-              <w:pStyle w:val="LectureBullet"/>
-            </w:pPr>
-            <w:r/>
-            <w:r>
-              <w:rPr>
-                <w:sz w:val="18"/>
-              </w:rPr>
-              <w:t>做三次检验</w:t>
-            </w:r>
-          </w:p>
-        </w:tc>
-      </w:tr>
-      <w:tr>
-        <w:tc>
-          <w:tcPr>
-            <w:tcW w:type="dxa" w:w="3175"/>
-          </w:tcPr>
-          <w:p>
-            <w:pPr>
-              <w:pStyle w:val="LectureBullet"/>
-            </w:pPr>
-            <w:r/>
-            <w:r>
-              <w:rPr>
-                <w:sz w:val="18"/>
-              </w:rPr>
-              <w:t>27–45分钟</w:t>
-            </w:r>
-          </w:p>
-        </w:tc>
-        <w:tc>
-          <w:tcPr>
-            <w:tcW w:type="dxa" w:w="3175"/>
-          </w:tcPr>
-          <w:p>
-            <w:pPr>
-              <w:pStyle w:val="LectureBullet"/>
-            </w:pPr>
-            <w:r/>
-            <w:r>
-              <w:rPr>
-                <w:sz w:val="18"/>
-              </w:rPr>
-              <w:t>第1课时实操：28分钟四阶段（墙面·30秒·证据链·剪影）</w:t>
-            </w:r>
-          </w:p>
-        </w:tc>
-        <w:tc>
-          <w:tcPr>
-            <w:tcW w:type="dxa" w:w="3175"/>
-          </w:tcPr>
-          <w:p>
-            <w:pPr>
-              <w:pStyle w:val="LectureBullet"/>
-            </w:pPr>
-            <w:r/>
-            <w:r>
-              <w:rPr>
-                <w:sz w:val="18"/>
-              </w:rPr>
-              <w:t>删20%页面＋剪影诊断</w:t>
-            </w:r>
-          </w:p>
-        </w:tc>
-      </w:tr>
-      <w:tr>
-        <w:tc>
-          <w:tcPr>
-            <w:tcW w:type="dxa" w:w="3175"/>
-          </w:tcPr>
-          <w:p>
-            <w:pPr>
-              <w:pStyle w:val="LectureBullet"/>
-            </w:pPr>
-            <w:r/>
-            <w:r>
-              <w:rPr>
-                <w:sz w:val="18"/>
-              </w:rPr>
-              <w:t>45–46分钟</w:t>
-            </w:r>
-          </w:p>
-        </w:tc>
-        <w:tc>
-          <w:tcPr>
-            <w:tcW w:type="dxa" w:w="3175"/>
-          </w:tcPr>
-          <w:p>
-            <w:pPr>
-              <w:pStyle w:val="LectureBullet"/>
-            </w:pPr>
-            <w:r/>
-            <w:r>
-              <w:rPr>
-                <w:sz w:val="18"/>
-              </w:rPr>
-              <w:t>第2课时开场：转成定位页与三分钟陈述</w:t>
-            </w:r>
-          </w:p>
-        </w:tc>
-        <w:tc>
-          <w:tcPr>
-            <w:tcW w:type="dxa" w:w="3175"/>
-          </w:tcPr>
-          <w:p>
-            <w:pPr>
-              <w:pStyle w:val="LectureBullet"/>
-            </w:pPr>
-            <w:r/>
-            <w:r>
-              <w:rPr>
-                <w:sz w:val="18"/>
-              </w:rPr>
-              <w:t>—</w:t>
-            </w:r>
-          </w:p>
-        </w:tc>
-      </w:tr>
-      <w:tr>
-        <w:tc>
-          <w:tcPr>
-            <w:tcW w:type="dxa" w:w="3175"/>
-          </w:tcPr>
-          <w:p>
-            <w:pPr>
-              <w:pStyle w:val="LectureBullet"/>
-            </w:pPr>
-            <w:r/>
-            <w:r>
-              <w:rPr>
-                <w:sz w:val="18"/>
-              </w:rPr>
-              <w:t>46–54分钟</w:t>
-            </w:r>
-          </w:p>
-        </w:tc>
-        <w:tc>
-          <w:tcPr>
-            <w:tcW w:type="dxa" w:w="3175"/>
-          </w:tcPr>
-          <w:p>
-            <w:pPr>
-              <w:pStyle w:val="LectureBullet"/>
-            </w:pPr>
-            <w:r/>
-            <w:r>
-              <w:rPr>
-                <w:sz w:val="18"/>
-              </w:rPr>
-              <w:t>操作动词八个、编辑维度矩阵、受控实验、系列应用</w:t>
-            </w:r>
-          </w:p>
-        </w:tc>
-        <w:tc>
-          <w:tcPr>
-            <w:tcW w:type="dxa" w:w="3175"/>
-          </w:tcPr>
-          <w:p>
-            <w:pPr>
-              <w:pStyle w:val="LectureBullet"/>
-            </w:pPr>
-            <w:r/>
-            <w:r>
-              <w:rPr>
-                <w:sz w:val="18"/>
-              </w:rPr>
-              <w:t>给每页选定页面角色</w:t>
-            </w:r>
-          </w:p>
-        </w:tc>
-      </w:tr>
-      <w:tr>
-        <w:tc>
-          <w:tcPr>
-            <w:tcW w:type="dxa" w:w="3175"/>
-          </w:tcPr>
-          <w:p>
-            <w:pPr>
-              <w:pStyle w:val="LectureBullet"/>
-            </w:pPr>
-            <w:r/>
-            <w:r>
-              <w:rPr>
-                <w:sz w:val="18"/>
-              </w:rPr>
-              <w:t>54–82分钟</w:t>
-            </w:r>
-          </w:p>
-        </w:tc>
-        <w:tc>
-          <w:tcPr>
-            <w:tcW w:type="dxa" w:w="3175"/>
-          </w:tcPr>
-          <w:p>
-            <w:pPr>
-              <w:pStyle w:val="LectureBullet"/>
-            </w:pPr>
-            <w:r/>
-            <w:r>
-              <w:rPr>
-                <w:sz w:val="18"/>
-              </w:rPr>
-              <w:t>第2课时实操：28分钟四阶段（定位·系列板·排练·反问）</w:t>
-            </w:r>
-          </w:p>
-        </w:tc>
-        <w:tc>
-          <w:tcPr>
-            <w:tcW w:type="dxa" w:w="3175"/>
-          </w:tcPr>
-          <w:p>
-            <w:pPr>
-              <w:pStyle w:val="LectureBullet"/>
-            </w:pPr>
-            <w:r/>
-            <w:r>
-              <w:rPr>
-                <w:sz w:val="18"/>
-              </w:rPr>
-              <w:t>录音计时的3分钟陈述</w:t>
-            </w:r>
-          </w:p>
-        </w:tc>
-      </w:tr>
-      <w:tr>
-        <w:tc>
-          <w:tcPr>
-            <w:tcW w:type="dxa" w:w="3175"/>
-          </w:tcPr>
-          <w:p>
-            <w:pPr>
-              <w:pStyle w:val="LectureBullet"/>
-            </w:pPr>
-            <w:r/>
-            <w:r>
-              <w:rPr>
-                <w:sz w:val="18"/>
-              </w:rPr>
-              <w:t>82–87分钟</w:t>
-            </w:r>
-          </w:p>
-        </w:tc>
-        <w:tc>
-          <w:tcPr>
-            <w:tcW w:type="dxa" w:w="3175"/>
-          </w:tcPr>
-          <w:p>
-            <w:pPr>
-              <w:pStyle w:val="LectureBullet"/>
-            </w:pPr>
-            <w:r/>
-            <w:r>
-              <w:rPr>
-                <w:sz w:val="18"/>
-              </w:rPr>
-              <w:t>提交证据四类、同伴讲评、形成性评价</w:t>
-            </w:r>
-          </w:p>
-        </w:tc>
-        <w:tc>
-          <w:tcPr>
-            <w:tcW w:type="dxa" w:w="3175"/>
-          </w:tcPr>
-          <w:p>
-            <w:pPr>
-              <w:pStyle w:val="LectureBullet"/>
-            </w:pPr>
-            <w:r/>
-            <w:r>
-              <w:rPr>
-                <w:sz w:val="18"/>
-              </w:rPr>
-              <w:t>判为需重做的当堂现场改</w:t>
-            </w:r>
-          </w:p>
-        </w:tc>
-      </w:tr>
-      <w:tr>
-        <w:tc>
-          <w:tcPr>
-            <w:tcW w:type="dxa" w:w="3175"/>
-          </w:tcPr>
-          <w:p>
-            <w:pPr>
-              <w:pStyle w:val="LectureBullet"/>
-            </w:pPr>
-            <w:r/>
-            <w:r>
-              <w:rPr>
-                <w:sz w:val="18"/>
-              </w:rPr>
-              <w:t>87–90分钟</w:t>
-            </w:r>
-          </w:p>
-        </w:tc>
-        <w:tc>
-          <w:tcPr>
-            <w:tcW w:type="dxa" w:w="3175"/>
-          </w:tcPr>
-          <w:p>
-            <w:pPr>
-              <w:pStyle w:val="LectureBullet"/>
-            </w:pPr>
-            <w:r/>
-            <w:r>
-              <w:rPr>
-                <w:sz w:val="18"/>
-              </w:rPr>
-              <w:t>第16周准备与一句话小结</w:t>
-            </w:r>
-          </w:p>
-        </w:tc>
-        <w:tc>
-          <w:tcPr>
-            <w:tcW w:type="dxa" w:w="3175"/>
-          </w:tcPr>
-          <w:p>
-            <w:pPr>
-              <w:pStyle w:val="LectureBullet"/>
-            </w:pPr>
-            <w:r/>
-            <w:r>
-              <w:rPr>
-                <w:sz w:val="18"/>
-              </w:rPr>
-              <w:t>写反思句与一句话小结</w:t>
-            </w:r>
-          </w:p>
-        </w:tc>
-      </w:tr>
-    </w:tbl>
+    <w:p>
+      <w:pPr>
+        <w:pStyle w:val="LectureBullet"/>
+      </w:pPr>
+      <w:r/>
+      <w:r>
+        <w:rPr>
+          <w:b/>
+          <w:sz w:val="18"/>
+        </w:rPr>
+        <w:t>时间</w:t>
+      </w:r>
+    </w:p>
+    <w:p>
+      <w:pPr>
+        <w:pStyle w:val="LectureBullet"/>
+      </w:pPr>
+      <w:r/>
+      <w:r>
+        <w:rPr>
+          <w:b/>
+          <w:sz w:val="18"/>
+        </w:rPr>
+        <w:t>内容</w:t>
+      </w:r>
+    </w:p>
+    <w:p>
+      <w:pPr>
+        <w:pStyle w:val="LectureBullet"/>
+      </w:pPr>
+      <w:r/>
+      <w:r>
+        <w:rPr>
+          <w:b/>
+          <w:sz w:val="18"/>
+        </w:rPr>
+        <w:t>学生动作</w:t>
+      </w:r>
+    </w:p>
+    <w:p>
+      <w:pPr>
+        <w:pStyle w:val="LectureBullet"/>
+      </w:pPr>
+      <w:r/>
+      <w:r>
+        <w:rPr>
+          <w:sz w:val="18"/>
+        </w:rPr>
+        <w:t>0–2分钟</w:t>
+      </w:r>
+    </w:p>
+    <w:p>
+      <w:pPr>
+        <w:pStyle w:val="LectureBullet"/>
+      </w:pPr>
+      <w:r/>
+      <w:r>
+        <w:rPr>
+          <w:sz w:val="18"/>
+        </w:rPr>
+        <w:t>封面与十六周总图</w:t>
+      </w:r>
+    </w:p>
+    <w:p>
+      <w:pPr>
+        <w:pStyle w:val="LectureBullet"/>
+      </w:pPr>
+      <w:r/>
+      <w:r>
+        <w:rPr>
+          <w:sz w:val="18"/>
+        </w:rPr>
+        <w:t>摊开五款线稿与局部样照片</w:t>
+      </w:r>
+    </w:p>
+    <w:p>
+      <w:pPr>
+        <w:pStyle w:val="LectureBullet"/>
+      </w:pPr>
+      <w:r/>
+      <w:r>
+        <w:rPr>
+          <w:sz w:val="18"/>
+        </w:rPr>
+        <w:t>2–5分钟</w:t>
+      </w:r>
+    </w:p>
+    <w:p>
+      <w:pPr>
+        <w:pStyle w:val="LectureBullet"/>
+      </w:pPr>
+      <w:r/>
+      <w:r>
+        <w:rPr>
+          <w:sz w:val="18"/>
+        </w:rPr>
+        <w:t>学习目标：四项可见证据与提交规格</w:t>
+      </w:r>
+    </w:p>
+    <w:p>
+      <w:pPr>
+        <w:pStyle w:val="LectureBullet"/>
+      </w:pPr>
+      <w:r/>
+      <w:r>
+        <w:rPr>
+          <w:sz w:val="18"/>
+        </w:rPr>
+        <w:t>确认要交的五样</w:t>
+      </w:r>
+    </w:p>
+    <w:p>
+      <w:pPr>
+        <w:pStyle w:val="LectureBullet"/>
+      </w:pPr>
+      <w:r/>
+      <w:r>
+        <w:rPr>
+          <w:sz w:val="18"/>
+        </w:rPr>
+        <w:t>5–9分钟</w:t>
+      </w:r>
+    </w:p>
+    <w:p>
+      <w:pPr>
+        <w:pStyle w:val="LectureBullet"/>
+      </w:pPr>
+      <w:r/>
+      <w:r>
+        <w:rPr>
+          <w:sz w:val="18"/>
+        </w:rPr>
+        <w:t>第14周→本周衔接页（含开场2分钟）</w:t>
+      </w:r>
+    </w:p>
+    <w:p>
+      <w:pPr>
+        <w:pStyle w:val="LectureBullet"/>
+      </w:pPr>
+      <w:r/>
+      <w:r>
+        <w:rPr>
+          <w:sz w:val="18"/>
+        </w:rPr>
+        <w:t>挑出局部样拍得最清楚的一张</w:t>
+      </w:r>
+    </w:p>
+    <w:p>
+      <w:pPr>
+        <w:pStyle w:val="LectureBullet"/>
+      </w:pPr>
+      <w:r/>
+      <w:r>
+        <w:rPr>
+          <w:sz w:val="18"/>
+        </w:rPr>
+        <w:t>9–12分钟</w:t>
+      </w:r>
+    </w:p>
+    <w:p>
+      <w:pPr>
+        <w:pStyle w:val="LectureBullet"/>
+      </w:pPr>
+      <w:r/>
+      <w:r>
+        <w:rPr>
+          <w:sz w:val="18"/>
+        </w:rPr>
+        <w:t>大纲对照：评审平均90秒看完全部研究页</w:t>
+      </w:r>
+    </w:p>
+    <w:p>
+      <w:pPr>
+        <w:pStyle w:val="LectureBullet"/>
+      </w:pPr>
+      <w:r/>
+      <w:r>
+        <w:rPr>
+          <w:sz w:val="18"/>
+        </w:rPr>
+        <w:t>—</w:t>
+      </w:r>
+    </w:p>
+    <w:p>
+      <w:pPr>
+        <w:pStyle w:val="LectureBullet"/>
+      </w:pPr>
+      <w:r/>
+      <w:r>
+        <w:rPr>
+          <w:sz w:val="18"/>
+        </w:rPr>
+        <w:t>12–15分钟</w:t>
+      </w:r>
+    </w:p>
+    <w:p>
+      <w:pPr>
+        <w:pStyle w:val="LectureBullet"/>
+      </w:pPr>
+      <w:r/>
+      <w:r>
+        <w:rPr>
+          <w:sz w:val="18"/>
+        </w:rPr>
+        <w:t>教材证据一：产品结构比例是算出来的</w:t>
+      </w:r>
+    </w:p>
+    <w:p>
+      <w:pPr>
+        <w:pStyle w:val="LectureBullet"/>
+      </w:pPr>
+      <w:r/>
+      <w:r>
+        <w:rPr>
+          <w:sz w:val="18"/>
+        </w:rPr>
+        <w:t>数上装·下装·形象款各几件</w:t>
+      </w:r>
+    </w:p>
+    <w:p>
+      <w:pPr>
+        <w:pStyle w:val="LectureBullet"/>
+      </w:pPr>
+      <w:r/>
+      <w:r>
+        <w:rPr>
+          <w:sz w:val="18"/>
+        </w:rPr>
+        <w:t>15–18分钟</w:t>
+      </w:r>
+    </w:p>
+    <w:p>
+      <w:pPr>
+        <w:pStyle w:val="LectureBullet"/>
+      </w:pPr>
+      <w:r/>
+      <w:r>
+        <w:rPr>
+          <w:sz w:val="18"/>
+        </w:rPr>
+        <w:t>教材证据二：六张照片各承担一件事</w:t>
+      </w:r>
+    </w:p>
+    <w:p>
+      <w:pPr>
+        <w:pStyle w:val="LectureBullet"/>
+      </w:pPr>
+      <w:r/>
+      <w:r>
+        <w:rPr>
+          <w:sz w:val="18"/>
+        </w:rPr>
+        <w:t>找出重复角度的页面</w:t>
+      </w:r>
+    </w:p>
+    <w:p>
+      <w:pPr>
+        <w:pStyle w:val="LectureBullet"/>
+      </w:pPr>
+      <w:r/>
+      <w:r>
+        <w:rPr>
+          <w:sz w:val="18"/>
+        </w:rPr>
+        <w:t>18–20分钟</w:t>
+      </w:r>
+    </w:p>
+    <w:p>
+      <w:pPr>
+        <w:pStyle w:val="LectureBullet"/>
+      </w:pPr>
+      <w:r/>
+      <w:r>
+        <w:rPr>
+          <w:sz w:val="18"/>
+        </w:rPr>
+        <w:t>核心词汇四个术语</w:t>
+      </w:r>
+    </w:p>
+    <w:p>
+      <w:pPr>
+        <w:pStyle w:val="LectureBullet"/>
+      </w:pPr>
+      <w:r/>
+      <w:r>
+        <w:rPr>
+          <w:sz w:val="18"/>
+        </w:rPr>
+        <w:t>—</w:t>
+      </w:r>
+    </w:p>
+    <w:p>
+      <w:pPr>
+        <w:pStyle w:val="LectureBullet"/>
+      </w:pPr>
+      <w:r/>
+      <w:r>
+        <w:rPr>
+          <w:sz w:val="18"/>
+        </w:rPr>
+        <w:t>20–22分钟</w:t>
+      </w:r>
+    </w:p>
+    <w:p>
+      <w:pPr>
+        <w:pStyle w:val="LectureBullet"/>
+      </w:pPr>
+      <w:r/>
+      <w:r>
+        <w:rPr>
+          <w:sz w:val="18"/>
+        </w:rPr>
+        <w:t>概念模型：这四处最容易舍不得</w:t>
+      </w:r>
+    </w:p>
+    <w:p>
+      <w:pPr>
+        <w:pStyle w:val="LectureBullet"/>
+      </w:pPr>
+      <w:r/>
+      <w:r>
+        <w:rPr>
+          <w:sz w:val="18"/>
+        </w:rPr>
+        <w:t>对照四条失败信号自查</w:t>
+      </w:r>
+    </w:p>
+    <w:p>
+      <w:pPr>
+        <w:pStyle w:val="LectureBullet"/>
+      </w:pPr>
+      <w:r/>
+      <w:r>
+        <w:rPr>
+          <w:sz w:val="18"/>
+        </w:rPr>
+        <w:t>22–27分钟</w:t>
+      </w:r>
+    </w:p>
+    <w:p>
+      <w:pPr>
+        <w:pStyle w:val="LectureBullet"/>
+      </w:pPr>
+      <w:r/>
+      <w:r>
+        <w:rPr>
+          <w:sz w:val="18"/>
+        </w:rPr>
+        <w:t>比较判断（三种错觉）、设计师案例A与B</w:t>
+      </w:r>
+    </w:p>
+    <w:p>
+      <w:pPr>
+        <w:pStyle w:val="LectureBullet"/>
+      </w:pPr>
+      <w:r/>
+      <w:r>
+        <w:rPr>
+          <w:sz w:val="18"/>
+        </w:rPr>
+        <w:t>做三次检验</w:t>
+      </w:r>
+    </w:p>
+    <w:p>
+      <w:pPr>
+        <w:pStyle w:val="LectureBullet"/>
+      </w:pPr>
+      <w:r/>
+      <w:r>
+        <w:rPr>
+          <w:sz w:val="18"/>
+        </w:rPr>
+        <w:t>27–45分钟</w:t>
+      </w:r>
+    </w:p>
+    <w:p>
+      <w:pPr>
+        <w:pStyle w:val="LectureBullet"/>
+      </w:pPr>
+      <w:r/>
+      <w:r>
+        <w:rPr>
+          <w:sz w:val="18"/>
+        </w:rPr>
+        <w:t>第1课时实操：28分钟四阶段（墙面·30秒·证据链·剪影）</w:t>
+      </w:r>
+    </w:p>
+    <w:p>
+      <w:pPr>
+        <w:pStyle w:val="LectureBullet"/>
+      </w:pPr>
+      <w:r/>
+      <w:r>
+        <w:rPr>
+          <w:sz w:val="18"/>
+        </w:rPr>
+        <w:t>删20%页面＋剪影诊断</w:t>
+      </w:r>
+    </w:p>
+    <w:p>
+      <w:pPr>
+        <w:pStyle w:val="LectureBullet"/>
+      </w:pPr>
+      <w:r/>
+      <w:r>
+        <w:rPr>
+          <w:sz w:val="18"/>
+        </w:rPr>
+        <w:t>45–46分钟</w:t>
+      </w:r>
+    </w:p>
+    <w:p>
+      <w:pPr>
+        <w:pStyle w:val="LectureBullet"/>
+      </w:pPr>
+      <w:r/>
+      <w:r>
+        <w:rPr>
+          <w:sz w:val="18"/>
+        </w:rPr>
+        <w:t>第2课时开场：转成定位页与三分钟陈述</w:t>
+      </w:r>
+    </w:p>
+    <w:p>
+      <w:pPr>
+        <w:pStyle w:val="LectureBullet"/>
+      </w:pPr>
+      <w:r/>
+      <w:r>
+        <w:rPr>
+          <w:sz w:val="18"/>
+        </w:rPr>
+        <w:t>—</w:t>
+      </w:r>
+    </w:p>
+    <w:p>
+      <w:pPr>
+        <w:pStyle w:val="LectureBullet"/>
+      </w:pPr>
+      <w:r/>
+      <w:r>
+        <w:rPr>
+          <w:sz w:val="18"/>
+        </w:rPr>
+        <w:t>46–54分钟</w:t>
+      </w:r>
+    </w:p>
+    <w:p>
+      <w:pPr>
+        <w:pStyle w:val="LectureBullet"/>
+      </w:pPr>
+      <w:r/>
+      <w:r>
+        <w:rPr>
+          <w:sz w:val="18"/>
+        </w:rPr>
+        <w:t>操作动词八个、编辑维度矩阵、受控实验、系列应用</w:t>
+      </w:r>
+    </w:p>
+    <w:p>
+      <w:pPr>
+        <w:pStyle w:val="LectureBullet"/>
+      </w:pPr>
+      <w:r/>
+      <w:r>
+        <w:rPr>
+          <w:sz w:val="18"/>
+        </w:rPr>
+        <w:t>给每页选定页面角色</w:t>
+      </w:r>
+    </w:p>
+    <w:p>
+      <w:pPr>
+        <w:pStyle w:val="LectureBullet"/>
+      </w:pPr>
+      <w:r/>
+      <w:r>
+        <w:rPr>
+          <w:sz w:val="18"/>
+        </w:rPr>
+        <w:t>54–82分钟</w:t>
+      </w:r>
+    </w:p>
+    <w:p>
+      <w:pPr>
+        <w:pStyle w:val="LectureBullet"/>
+      </w:pPr>
+      <w:r/>
+      <w:r>
+        <w:rPr>
+          <w:sz w:val="18"/>
+        </w:rPr>
+        <w:t>第2课时实操：28分钟四阶段（定位·系列板·排练·反问）</w:t>
+      </w:r>
+    </w:p>
+    <w:p>
+      <w:pPr>
+        <w:pStyle w:val="LectureBullet"/>
+      </w:pPr>
+      <w:r/>
+      <w:r>
+        <w:rPr>
+          <w:sz w:val="18"/>
+        </w:rPr>
+        <w:t>录音计时的3分钟陈述</w:t>
+      </w:r>
+    </w:p>
+    <w:p>
+      <w:pPr>
+        <w:pStyle w:val="LectureBullet"/>
+      </w:pPr>
+      <w:r/>
+      <w:r>
+        <w:rPr>
+          <w:sz w:val="18"/>
+        </w:rPr>
+        <w:t>82–87分钟</w:t>
+      </w:r>
+    </w:p>
+    <w:p>
+      <w:pPr>
+        <w:pStyle w:val="LectureBullet"/>
+      </w:pPr>
+      <w:r/>
+      <w:r>
+        <w:rPr>
+          <w:sz w:val="18"/>
+        </w:rPr>
+        <w:t>提交证据四类、同伴讲评、形成性评价</w:t>
+      </w:r>
+    </w:p>
+    <w:p>
+      <w:pPr>
+        <w:pStyle w:val="LectureBullet"/>
+      </w:pPr>
+      <w:r/>
+      <w:r>
+        <w:rPr>
+          <w:sz w:val="18"/>
+        </w:rPr>
+        <w:t>判为需重做的当堂现场改</w:t>
+      </w:r>
+    </w:p>
+    <w:p>
+      <w:pPr>
+        <w:pStyle w:val="LectureBullet"/>
+      </w:pPr>
+      <w:r/>
+      <w:r>
+        <w:rPr>
+          <w:sz w:val="18"/>
+        </w:rPr>
+        <w:t>87–90分钟</w:t>
+      </w:r>
+    </w:p>
+    <w:p>
+      <w:pPr>
+        <w:pStyle w:val="LectureBullet"/>
+      </w:pPr>
+      <w:r/>
+      <w:r>
+        <w:rPr>
+          <w:sz w:val="18"/>
+        </w:rPr>
+        <w:t>第16周准备与一句话小结</w:t>
+      </w:r>
+    </w:p>
+    <w:p>
+      <w:pPr>
+        <w:pStyle w:val="LectureBullet"/>
+      </w:pPr>
+      <w:r/>
+      <w:r>
+        <w:rPr>
+          <w:sz w:val="18"/>
+        </w:rPr>
+        <w:t>写反思句与一句话小结</w:t>
+      </w:r>
+    </w:p>
     <w:p>
       <w:pPr/>
       <w:r>
@@ -1149,36 +847,18 @@
         <w:t>建议时间：1.5分钟　｜　课堂功能：开场，用封面五套讲“统一感最省钱的做法”</w:t>
       </w:r>
     </w:p>
-    <w:tbl>
-      <w:tblPr>
-        <w:tblStyle w:val="TableGrid"/>
-        <w:tblW w:type="auto" w:w="0"/>
-        <w:tblLook w:firstColumn="1" w:firstRow="1" w:lastColumn="0" w:lastRow="0" w:noHBand="0" w:noVBand="1" w:val="04A0"/>
-      </w:tblPr>
-      <w:tblGrid>
-        <w:gridCol w:w="9524"/>
-      </w:tblGrid>
-      <w:tr>
-        <w:tc>
-          <w:tcPr>
-            <w:tcW w:type="dxa" w:w="9524"/>
-            <w:shd w:val="clear" w:fill="F2F2F2"/>
-          </w:tcPr>
-          <w:p>
-            <w:pPr>
-              <w:pStyle w:val="LectureBullet"/>
-            </w:pPr>
-            <w:r/>
-            <w:r>
-              <w:rPr>
-                <w:sz w:val="19"/>
-              </w:rPr>
-              <w:t>【教师动作｜不发言】 显示封面五套；先讲同一间空间，再讲强度曲线与“红色只出现一次”。</w:t>
-            </w:r>
-          </w:p>
-        </w:tc>
-      </w:tr>
-    </w:tbl>
+    <w:p>
+      <w:pPr>
+        <w:pStyle w:val="LectureBullet"/>
+      </w:pPr>
+      <w:r/>
+      <w:r>
+        <w:rPr>
+          <w:sz w:val="19"/>
+        </w:rPr>
+        <w:t>【教师动作｜不发言】 显示封面五套；先讲同一间空间，再讲强度曲线与“红色只出现一次”。</w:t>
+      </w:r>
+    </w:p>
     <w:p>
       <w:pPr/>
       <w:r>
@@ -1245,36 +925,18 @@
         <w:t>• 提问：“你的作品集里有几个拍摄场景？能不能统一成一个？”</w:t>
       </w:r>
     </w:p>
-    <w:tbl>
-      <w:tblPr>
-        <w:tblStyle w:val="TableGrid"/>
-        <w:tblW w:type="auto" w:w="0"/>
-        <w:tblLook w:firstColumn="1" w:firstRow="1" w:lastColumn="0" w:lastRow="0" w:noHBand="0" w:noVBand="1" w:val="04A0"/>
-      </w:tblPr>
-      <w:tblGrid>
-        <w:gridCol w:w="9524"/>
-      </w:tblGrid>
-      <w:tr>
-        <w:tc>
-          <w:tcPr>
-            <w:tcW w:type="dxa" w:w="9524"/>
-            <w:shd w:val="clear" w:fill="F2F2F2"/>
-          </w:tcPr>
-          <w:p>
-            <w:pPr>
-              <w:pStyle w:val="LectureBullet"/>
-            </w:pPr>
-            <w:r/>
-            <w:r>
-              <w:rPr>
-                <w:sz w:val="19"/>
-              </w:rPr>
-              <w:t>【转场语】 先把第15周放回十六周的位置。</w:t>
-            </w:r>
-          </w:p>
-        </w:tc>
-      </w:tr>
-    </w:tbl>
+    <w:p>
+      <w:pPr>
+        <w:pStyle w:val="LectureBullet"/>
+      </w:pPr>
+      <w:r/>
+      <w:r>
+        <w:rPr>
+          <w:sz w:val="19"/>
+        </w:rPr>
+        <w:t>【转场语】 先把第15周放回十六周的位置。</w:t>
+      </w:r>
+    </w:p>
     <w:p>
       <w:pPr>
         <w:pStyle w:val="SlideTitle"/>
@@ -1291,36 +953,18 @@
         <w:t>建议时间：0.5分钟　｜　课堂功能：定位第15周为最后一次修改周</w:t>
       </w:r>
     </w:p>
-    <w:tbl>
-      <w:tblPr>
-        <w:tblStyle w:val="TableGrid"/>
-        <w:tblW w:type="auto" w:w="0"/>
-        <w:tblLook w:firstColumn="1" w:firstRow="1" w:lastColumn="0" w:lastRow="0" w:noHBand="0" w:noVBand="1" w:val="04A0"/>
-      </w:tblPr>
-      <w:tblGrid>
-        <w:gridCol w:w="9524"/>
-      </w:tblGrid>
-      <w:tr>
-        <w:tc>
-          <w:tcPr>
-            <w:tcW w:type="dxa" w:w="9524"/>
-            <w:shd w:val="clear" w:fill="F2F2F2"/>
-          </w:tcPr>
-          <w:p>
-            <w:pPr>
-              <w:pStyle w:val="LectureBullet"/>
-            </w:pPr>
-            <w:r/>
-            <w:r>
-              <w:rPr>
-                <w:sz w:val="19"/>
-              </w:rPr>
-              <w:t>【教师动作｜不发言】 指向13–16段，说明下周就是考核。</w:t>
-            </w:r>
-          </w:p>
-        </w:tc>
-      </w:tr>
-    </w:tbl>
+    <w:p>
+      <w:pPr>
+        <w:pStyle w:val="LectureBullet"/>
+      </w:pPr>
+      <w:r/>
+      <w:r>
+        <w:rPr>
+          <w:sz w:val="19"/>
+        </w:rPr>
+        <w:t>【教师动作｜不发言】 指向13–16段，说明下周就是考核。</w:t>
+      </w:r>
+    </w:p>
     <w:p>
       <w:pPr/>
       <w:r>
@@ -1346,36 +990,18 @@
         <w:t>所以今天是最后一次修改的机会。</w:t>
       </w:r>
     </w:p>
-    <w:tbl>
-      <w:tblPr>
-        <w:tblStyle w:val="TableGrid"/>
-        <w:tblW w:type="auto" w:w="0"/>
-        <w:tblLook w:firstColumn="1" w:firstRow="1" w:lastColumn="0" w:lastRow="0" w:noHBand="0" w:noVBand="1" w:val="04A0"/>
-      </w:tblPr>
-      <w:tblGrid>
-        <w:gridCol w:w="9524"/>
-      </w:tblGrid>
-      <w:tr>
-        <w:tc>
-          <w:tcPr>
-            <w:tcW w:type="dxa" w:w="9524"/>
-            <w:shd w:val="clear" w:fill="F2F2F2"/>
-          </w:tcPr>
-          <w:p>
-            <w:pPr>
-              <w:pStyle w:val="LectureBullet"/>
-            </w:pPr>
-            <w:r/>
-            <w:r>
-              <w:rPr>
-                <w:sz w:val="19"/>
-              </w:rPr>
-              <w:t>【转场语】 今天要交出什么？</w:t>
-            </w:r>
-          </w:p>
-        </w:tc>
-      </w:tr>
-    </w:tbl>
+    <w:p>
+      <w:pPr>
+        <w:pStyle w:val="LectureBullet"/>
+      </w:pPr>
+      <w:r/>
+      <w:r>
+        <w:rPr>
+          <w:sz w:val="19"/>
+        </w:rPr>
+        <w:t>【转场语】 今天要交出什么？</w:t>
+      </w:r>
+    </w:p>
     <w:p>
       <w:pPr>
         <w:pStyle w:val="SlideTitle"/>
@@ -1392,36 +1018,18 @@
         <w:t>建议时间：2.5分钟　｜　课堂功能：关键判断、难点、成果与提交规格</w:t>
       </w:r>
     </w:p>
-    <w:tbl>
-      <w:tblPr>
-        <w:tblStyle w:val="TableGrid"/>
-        <w:tblW w:type="auto" w:w="0"/>
-        <w:tblLook w:firstColumn="1" w:firstRow="1" w:lastColumn="0" w:lastRow="0" w:noHBand="0" w:noVBand="1" w:val="04A0"/>
-      </w:tblPr>
-      <w:tblGrid>
-        <w:gridCol w:w="9524"/>
-      </w:tblGrid>
-      <w:tr>
-        <w:tc>
-          <w:tcPr>
-            <w:tcW w:type="dxa" w:w="9524"/>
-            <w:shd w:val="clear" w:fill="F2F2F2"/>
-          </w:tcPr>
-          <w:p>
-            <w:pPr>
-              <w:pStyle w:val="LectureBullet"/>
-            </w:pPr>
-            <w:r/>
-            <w:r>
-              <w:rPr>
-                <w:sz w:val="19"/>
-              </w:rPr>
-              <w:t>【教师动作｜不发言】 念四项；提交要求一栏逐样点数（共五样）。</w:t>
-            </w:r>
-          </w:p>
-        </w:tc>
-      </w:tr>
-    </w:tbl>
+    <w:p>
+      <w:pPr>
+        <w:pStyle w:val="LectureBullet"/>
+      </w:pPr>
+      <w:r/>
+      <w:r>
+        <w:rPr>
+          <w:sz w:val="19"/>
+        </w:rPr>
+        <w:t>【教师动作｜不发言】 念四项；提交要求一栏逐样点数（共五样）。</w:t>
+      </w:r>
+    </w:p>
     <w:p>
       <w:pPr/>
       <w:r>
@@ -1496,36 +1104,18 @@
         <w:t>• 请学生复述五样提交物；漏掉“排练修订单”的最多，重点提醒。</w:t>
       </w:r>
     </w:p>
-    <w:tbl>
-      <w:tblPr>
-        <w:tblStyle w:val="TableGrid"/>
-        <w:tblW w:type="auto" w:w="0"/>
-        <w:tblLook w:firstColumn="1" w:firstRow="1" w:lastColumn="0" w:lastRow="0" w:noHBand="0" w:noVBand="1" w:val="04A0"/>
-      </w:tblPr>
-      <w:tblGrid>
-        <w:gridCol w:w="9524"/>
-      </w:tblGrid>
-      <w:tr>
-        <w:tc>
-          <w:tcPr>
-            <w:tcW w:type="dxa" w:w="9524"/>
-            <w:shd w:val="clear" w:fill="F2F2F2"/>
-          </w:tcPr>
-          <w:p>
-            <w:pPr>
-              <w:pStyle w:val="LectureBullet"/>
-            </w:pPr>
-            <w:r/>
-            <w:r>
-              <w:rPr>
-                <w:sz w:val="19"/>
-              </w:rPr>
-              <w:t>【转场语】 今天不从零开始——上周做完的两样，今天要编进作品集。</w:t>
-            </w:r>
-          </w:p>
-        </w:tc>
-      </w:tr>
-    </w:tbl>
+    <w:p>
+      <w:pPr>
+        <w:pStyle w:val="LectureBullet"/>
+      </w:pPr>
+      <w:r/>
+      <w:r>
+        <w:rPr>
+          <w:sz w:val="19"/>
+        </w:rPr>
+        <w:t>【转场语】 今天不从零开始——上周做完的两样，今天要编进作品集。</w:t>
+      </w:r>
+    </w:p>
     <w:p>
       <w:pPr>
         <w:pStyle w:val="SlideTitle"/>
@@ -1542,36 +1132,18 @@
         <w:t>建议时间：3.5分钟（含开场2分钟）　｜　课堂功能：第14周→第15周衔接与术语衔接</w:t>
       </w:r>
     </w:p>
-    <w:tbl>
-      <w:tblPr>
-        <w:tblStyle w:val="TableGrid"/>
-        <w:tblW w:type="auto" w:w="0"/>
-        <w:tblLook w:firstColumn="1" w:firstRow="1" w:lastColumn="0" w:lastRow="0" w:noHBand="0" w:noVBand="1" w:val="04A0"/>
-      </w:tblPr>
-      <w:tblGrid>
-        <w:gridCol w:w="9524"/>
-      </w:tblGrid>
-      <w:tr>
-        <w:tc>
-          <w:tcPr>
-            <w:tcW w:type="dxa" w:w="9524"/>
-            <w:shd w:val="clear" w:fill="F2F2F2"/>
-          </w:tcPr>
-          <w:p>
-            <w:pPr>
-              <w:pStyle w:val="LectureBullet"/>
-            </w:pPr>
-            <w:r/>
-            <w:r>
-              <w:rPr>
-                <w:sz w:val="19"/>
-              </w:rPr>
-              <w:t>【教师动作｜不发言】 先做2分钟开场：挑出局部样拍得最清楚的一张。再讲对照表。</w:t>
-            </w:r>
-          </w:p>
-        </w:tc>
-      </w:tr>
-    </w:tbl>
+    <w:p>
+      <w:pPr>
+        <w:pStyle w:val="LectureBullet"/>
+      </w:pPr>
+      <w:r/>
+      <w:r>
+        <w:rPr>
+          <w:sz w:val="19"/>
+        </w:rPr>
+        <w:t>【教师动作｜不发言】 先做2分钟开场：挑出局部样拍得最清楚的一张。再讲对照表。</w:t>
+      </w:r>
+    </w:p>
     <w:p>
       <w:pPr/>
       <w:r>
@@ -1654,36 +1226,18 @@
         <w:t>• 若学生说局部样照片都不清楚，回应：“今天就重拍一次。照片质量决定它在作品集里能占多大版面。”</w:t>
       </w:r>
     </w:p>
-    <w:tbl>
-      <w:tblPr>
-        <w:tblStyle w:val="TableGrid"/>
-        <w:tblW w:type="auto" w:w="0"/>
-        <w:tblLook w:firstColumn="1" w:firstRow="1" w:lastColumn="0" w:lastRow="0" w:noHBand="0" w:noVBand="1" w:val="04A0"/>
-      </w:tblPr>
-      <w:tblGrid>
-        <w:gridCol w:w="9524"/>
-      </w:tblGrid>
-      <w:tr>
-        <w:tc>
-          <w:tcPr>
-            <w:tcW w:type="dxa" w:w="9524"/>
-            <w:shd w:val="clear" w:fill="F2F2F2"/>
-          </w:tcPr>
-          <w:p>
-            <w:pPr>
-              <w:pStyle w:val="LectureBullet"/>
-            </w:pPr>
-            <w:r/>
-            <w:r>
-              <w:rPr>
-                <w:sz w:val="19"/>
-              </w:rPr>
-              <w:t>【转场语】 动手之前，先说清楚这周成果落到哪里。</w:t>
-            </w:r>
-          </w:p>
-        </w:tc>
-      </w:tr>
-    </w:tbl>
+    <w:p>
+      <w:pPr>
+        <w:pStyle w:val="LectureBullet"/>
+      </w:pPr>
+      <w:r/>
+      <w:r>
+        <w:rPr>
+          <w:sz w:val="19"/>
+        </w:rPr>
+        <w:t>【转场语】 动手之前，先说清楚这周成果落到哪里。</w:t>
+      </w:r>
+    </w:p>
     <w:p>
       <w:pPr>
         <w:pStyle w:val="SlideTitle"/>
@@ -1700,36 +1254,18 @@
         <w:t>建议时间：3分钟　｜　课堂功能：与课程大纲、考核大纲的五项对照</w:t>
       </w:r>
     </w:p>
-    <w:tbl>
-      <w:tblPr>
-        <w:tblStyle w:val="TableGrid"/>
-        <w:tblW w:type="auto" w:w="0"/>
-        <w:tblLook w:firstColumn="1" w:firstRow="1" w:lastColumn="0" w:lastRow="0" w:noHBand="0" w:noVBand="1" w:val="04A0"/>
-      </w:tblPr>
-      <w:tblGrid>
-        <w:gridCol w:w="9524"/>
-      </w:tblGrid>
-      <w:tr>
-        <w:tc>
-          <w:tcPr>
-            <w:tcW w:type="dxa" w:w="9524"/>
-            <w:shd w:val="clear" w:fill="F2F2F2"/>
-          </w:tcPr>
-          <w:p>
-            <w:pPr>
-              <w:pStyle w:val="LectureBullet"/>
-            </w:pPr>
-            <w:r/>
-            <w:r>
-              <w:rPr>
-                <w:sz w:val="19"/>
-              </w:rPr>
-              <w:t>【教师动作｜不发言】 逐条念五项；在“评审平均只花90秒看完全部研究页”与“最后一次计平时分”两处停顿。</w:t>
-            </w:r>
-          </w:p>
-        </w:tc>
-      </w:tr>
-    </w:tbl>
+    <w:p>
+      <w:pPr>
+        <w:pStyle w:val="LectureBullet"/>
+      </w:pPr>
+      <w:r/>
+      <w:r>
+        <w:rPr>
+          <w:sz w:val="19"/>
+        </w:rPr>
+        <w:t>【教师动作｜不发言】 逐条念五项；在“评审平均只花90秒看完全部研究页”与“最后一次计平时分”两处停顿。</w:t>
+      </w:r>
+    </w:p>
     <w:p>
       <w:pPr/>
       <w:r>
@@ -1804,36 +1340,18 @@
         <w:t>• 若学生问“下周能不能补交”，回应：“不能。本周交什么，下周就用什么答辩。”</w:t>
       </w:r>
     </w:p>
-    <w:tbl>
-      <w:tblPr>
-        <w:tblStyle w:val="TableGrid"/>
-        <w:tblW w:type="auto" w:w="0"/>
-        <w:tblLook w:firstColumn="1" w:firstRow="1" w:lastColumn="0" w:lastRow="0" w:noHBand="0" w:noVBand="1" w:val="04A0"/>
-      </w:tblPr>
-      <w:tblGrid>
-        <w:gridCol w:w="9524"/>
-      </w:tblGrid>
-      <w:tr>
-        <w:tc>
-          <w:tcPr>
-            <w:tcW w:type="dxa" w:w="9524"/>
-            <w:shd w:val="clear" w:fill="F2F2F2"/>
-          </w:tcPr>
-          <w:p>
-            <w:pPr>
-              <w:pStyle w:val="LectureBullet"/>
-            </w:pPr>
-            <w:r/>
-            <w:r>
-              <w:rPr>
-                <w:sz w:val="19"/>
-              </w:rPr>
-              <w:t>【转场语】 先看教材：产品比例是算出来的。</w:t>
-            </w:r>
-          </w:p>
-        </w:tc>
-      </w:tr>
-    </w:tbl>
+    <w:p>
+      <w:pPr>
+        <w:pStyle w:val="LectureBullet"/>
+      </w:pPr>
+      <w:r/>
+      <w:r>
+        <w:rPr>
+          <w:sz w:val="19"/>
+        </w:rPr>
+        <w:t>【转场语】 先看教材：产品比例是算出来的。</w:t>
+      </w:r>
+    </w:p>
     <w:p>
       <w:pPr>
         <w:pStyle w:val="SlideTitle"/>
@@ -1850,36 +1368,18 @@
         <w:t>建议时间：3分钟　｜　课堂功能：教材第122页表7-1（与第07周同一张表，回头核对）</w:t>
       </w:r>
     </w:p>
-    <w:tbl>
-      <w:tblPr>
-        <w:tblStyle w:val="TableGrid"/>
-        <w:tblW w:type="auto" w:w="0"/>
-        <w:tblLook w:firstColumn="1" w:firstRow="1" w:lastColumn="0" w:lastRow="0" w:noHBand="0" w:noVBand="1" w:val="04A0"/>
-      </w:tblPr>
-      <w:tblGrid>
-        <w:gridCol w:w="9524"/>
-      </w:tblGrid>
-      <w:tr>
-        <w:tc>
-          <w:tcPr>
-            <w:tcW w:type="dxa" w:w="9524"/>
-            <w:shd w:val="clear" w:fill="F2F2F2"/>
-          </w:tcPr>
-          <w:p>
-            <w:pPr>
-              <w:pStyle w:val="LectureBullet"/>
-            </w:pPr>
-            <w:r/>
-            <w:r>
-              <w:rPr>
-                <w:sz w:val="19"/>
-              </w:rPr>
-              <w:t>【教师动作｜不发言】 投影表7-1；先说明这是第07周用过的同一张表；再逐条念三条数量关系；最后布置数数任务。</w:t>
-            </w:r>
-          </w:p>
-        </w:tc>
-      </w:tr>
-    </w:tbl>
+    <w:p>
+      <w:pPr>
+        <w:pStyle w:val="LectureBullet"/>
+      </w:pPr>
+      <w:r/>
+      <w:r>
+        <w:rPr>
+          <w:sz w:val="19"/>
+        </w:rPr>
+        <w:t>【教师动作｜不发言】 投影表7-1；先说明这是第07周用过的同一张表；再逐条念三条数量关系；最后布置数数任务。</w:t>
+      </w:r>
+    </w:p>
     <w:p>
       <w:pPr/>
       <w:r>
@@ -1962,36 +1462,18 @@
         <w:t>• 请三名学生报出自己的三个数字；形象款超过一半的，当场决定把哪一款降级。</w:t>
       </w:r>
     </w:p>
-    <w:tbl>
-      <w:tblPr>
-        <w:tblStyle w:val="TableGrid"/>
-        <w:tblW w:type="auto" w:w="0"/>
-        <w:tblLook w:firstColumn="1" w:firstRow="1" w:lastColumn="0" w:lastRow="0" w:noHBand="0" w:noVBand="1" w:val="04A0"/>
-      </w:tblPr>
-      <w:tblGrid>
-        <w:gridCol w:w="9524"/>
-      </w:tblGrid>
-      <w:tr>
-        <w:tc>
-          <w:tcPr>
-            <w:tcW w:type="dxa" w:w="9524"/>
-            <w:shd w:val="clear" w:fill="F2F2F2"/>
-          </w:tcPr>
-          <w:p>
-            <w:pPr>
-              <w:pStyle w:val="LectureBullet"/>
-            </w:pPr>
-            <w:r/>
-            <w:r>
-              <w:rPr>
-                <w:sz w:val="19"/>
-              </w:rPr>
-              <w:t>【转场语】 再看六张照片怎么讲一件衣服。</w:t>
-            </w:r>
-          </w:p>
-        </w:tc>
-      </w:tr>
-    </w:tbl>
+    <w:p>
+      <w:pPr>
+        <w:pStyle w:val="LectureBullet"/>
+      </w:pPr>
+      <w:r/>
+      <w:r>
+        <w:rPr>
+          <w:sz w:val="19"/>
+        </w:rPr>
+        <w:t>【转场语】 再看六张照片怎么讲一件衣服。</w:t>
+      </w:r>
+    </w:p>
     <w:p>
       <w:pPr>
         <w:pStyle w:val="SlideTitle"/>
@@ -2008,36 +1490,18 @@
         <w:t>建议时间：3分钟　｜　课堂功能：教材第100页图6-24（每张只承担一件事）</w:t>
       </w:r>
     </w:p>
-    <w:tbl>
-      <w:tblPr>
-        <w:tblStyle w:val="TableGrid"/>
-        <w:tblW w:type="auto" w:w="0"/>
-        <w:tblLook w:firstColumn="1" w:firstRow="1" w:lastColumn="0" w:lastRow="0" w:noHBand="0" w:noVBand="1" w:val="04A0"/>
-      </w:tblPr>
-      <w:tblGrid>
-        <w:gridCol w:w="9524"/>
-      </w:tblGrid>
-      <w:tr>
-        <w:tc>
-          <w:tcPr>
-            <w:tcW w:type="dxa" w:w="9524"/>
-            <w:shd w:val="clear" w:fill="F2F2F2"/>
-          </w:tcPr>
-          <w:p>
-            <w:pPr>
-              <w:pStyle w:val="LectureBullet"/>
-            </w:pPr>
-            <w:r/>
-            <w:r>
-              <w:rPr>
-                <w:sz w:val="19"/>
-              </w:rPr>
-              <w:t>【教师动作｜不发言】 投影六张；指出灯架与背景纸都留在画面里；最后布置删重复页的任务。</w:t>
-            </w:r>
-          </w:p>
-        </w:tc>
-      </w:tr>
-    </w:tbl>
+    <w:p>
+      <w:pPr>
+        <w:pStyle w:val="LectureBullet"/>
+      </w:pPr>
+      <w:r/>
+      <w:r>
+        <w:rPr>
+          <w:sz w:val="19"/>
+        </w:rPr>
+        <w:t>【教师动作｜不发言】 投影六张；指出灯架与背景纸都留在画面里；最后布置删重复页的任务。</w:t>
+      </w:r>
+    </w:p>
     <w:p>
       <w:pPr/>
       <w:r>
@@ -2112,36 +1576,18 @@
         <w:t>• 请学生当场数出重复角度的页数；删完不足八页的，讨论该补哪一类页面（多半是“解释决定”那类）。</w:t>
       </w:r>
     </w:p>
-    <w:tbl>
-      <w:tblPr>
-        <w:tblStyle w:val="TableGrid"/>
-        <w:tblW w:type="auto" w:w="0"/>
-        <w:tblLook w:firstColumn="1" w:firstRow="1" w:lastColumn="0" w:lastRow="0" w:noHBand="0" w:noVBand="1" w:val="04A0"/>
-      </w:tblPr>
-      <w:tblGrid>
-        <w:gridCol w:w="9524"/>
-      </w:tblGrid>
-      <w:tr>
-        <w:tc>
-          <w:tcPr>
-            <w:tcW w:type="dxa" w:w="9524"/>
-            <w:shd w:val="clear" w:fill="F2F2F2"/>
-          </w:tcPr>
-          <w:p>
-            <w:pPr>
-              <w:pStyle w:val="LectureBullet"/>
-            </w:pPr>
-            <w:r/>
-            <w:r>
-              <w:rPr>
-                <w:sz w:val="19"/>
-              </w:rPr>
-              <w:t>【转场语】 四个术语，每一个都对应一个动作。</w:t>
-            </w:r>
-          </w:p>
-        </w:tc>
-      </w:tr>
-    </w:tbl>
+    <w:p>
+      <w:pPr>
+        <w:pStyle w:val="LectureBullet"/>
+      </w:pPr>
+      <w:r/>
+      <w:r>
+        <w:rPr>
+          <w:sz w:val="19"/>
+        </w:rPr>
+        <w:t>【转场语】 四个术语，每一个都对应一个动作。</w:t>
+      </w:r>
+    </w:p>
     <w:p>
       <w:pPr>
         <w:pStyle w:val="SlideTitle"/>
@@ -2158,36 +1604,18 @@
         <w:t>建议时间：2分钟　｜　课堂功能：四个核心术语</w:t>
       </w:r>
     </w:p>
-    <w:tbl>
-      <w:tblPr>
-        <w:tblStyle w:val="TableGrid"/>
-        <w:tblW w:type="auto" w:w="0"/>
-        <w:tblLook w:firstColumn="1" w:firstRow="1" w:lastColumn="0" w:lastRow="0" w:noHBand="0" w:noVBand="1" w:val="04A0"/>
-      </w:tblPr>
-      <w:tblGrid>
-        <w:gridCol w:w="9524"/>
-      </w:tblGrid>
-      <w:tr>
-        <w:tc>
-          <w:tcPr>
-            <w:tcW w:type="dxa" w:w="9524"/>
-            <w:shd w:val="clear" w:fill="F2F2F2"/>
-          </w:tcPr>
-          <w:p>
-            <w:pPr>
-              <w:pStyle w:val="LectureBullet"/>
-            </w:pPr>
-            <w:r/>
-            <w:r>
-              <w:rPr>
-                <w:sz w:val="19"/>
-              </w:rPr>
-              <w:t>【教师动作｜不发言】 每个术语中英各说一次。</w:t>
-            </w:r>
-          </w:p>
-        </w:tc>
-      </w:tr>
-    </w:tbl>
+    <w:p>
+      <w:pPr>
+        <w:pStyle w:val="LectureBullet"/>
+      </w:pPr>
+      <w:r/>
+      <w:r>
+        <w:rPr>
+          <w:sz w:val="19"/>
+        </w:rPr>
+        <w:t>【教师动作｜不发言】 每个术语中英各说一次。</w:t>
+      </w:r>
+    </w:p>
     <w:p>
       <w:pPr/>
       <w:r>
@@ -2237,36 +1665,18 @@
         <w:t>市场定位，Market Positioning：由目标人群、场景、价格逻辑、品类角色和竞争参照共同界定的产品坐标。五个成分，一个都不能少——尤其是竞争参照。</w:t>
       </w:r>
     </w:p>
-    <w:tbl>
-      <w:tblPr>
-        <w:tblStyle w:val="TableGrid"/>
-        <w:tblW w:type="auto" w:w="0"/>
-        <w:tblLook w:firstColumn="1" w:firstRow="1" w:lastColumn="0" w:lastRow="0" w:noHBand="0" w:noVBand="1" w:val="04A0"/>
-      </w:tblPr>
-      <w:tblGrid>
-        <w:gridCol w:w="9524"/>
-      </w:tblGrid>
-      <w:tr>
-        <w:tc>
-          <w:tcPr>
-            <w:tcW w:type="dxa" w:w="9524"/>
-            <w:shd w:val="clear" w:fill="F2F2F2"/>
-          </w:tcPr>
-          <w:p>
-            <w:pPr>
-              <w:pStyle w:val="LectureBullet"/>
-            </w:pPr>
-            <w:r/>
-            <w:r>
-              <w:rPr>
-                <w:sz w:val="19"/>
-              </w:rPr>
-              <w:t>【转场语】 编辑就是取舍，有四处最容易舍不得。</w:t>
-            </w:r>
-          </w:p>
-        </w:tc>
-      </w:tr>
-    </w:tbl>
+    <w:p>
+      <w:pPr>
+        <w:pStyle w:val="LectureBullet"/>
+      </w:pPr>
+      <w:r/>
+      <w:r>
+        <w:rPr>
+          <w:sz w:val="19"/>
+        </w:rPr>
+        <w:t>【转场语】 编辑就是取舍，有四处最容易舍不得。</w:t>
+      </w:r>
+    </w:p>
     <w:p>
       <w:pPr>
         <w:pStyle w:val="SlideTitle"/>
@@ -2283,36 +1693,18 @@
         <w:t>建议时间：2.5分钟　｜　课堂功能：四组取舍与失败信号</w:t>
       </w:r>
     </w:p>
-    <w:tbl>
-      <w:tblPr>
-        <w:tblStyle w:val="TableGrid"/>
-        <w:tblW w:type="auto" w:w="0"/>
-        <w:tblLook w:firstColumn="1" w:firstRow="1" w:lastColumn="0" w:lastRow="0" w:noHBand="0" w:noVBand="1" w:val="04A0"/>
-      </w:tblPr>
-      <w:tblGrid>
-        <w:gridCol w:w="9524"/>
-      </w:tblGrid>
-      <w:tr>
-        <w:tc>
-          <w:tcPr>
-            <w:tcW w:type="dxa" w:w="9524"/>
-            <w:shd w:val="clear" w:fill="F2F2F2"/>
-          </w:tcPr>
-          <w:p>
-            <w:pPr>
-              <w:pStyle w:val="LectureBullet"/>
-            </w:pPr>
-            <w:r/>
-            <w:r>
-              <w:rPr>
-                <w:sz w:val="19"/>
-              </w:rPr>
-              <w:t>【教师动作｜不发言】 逐组念；开头强调“删页比加页难”。</w:t>
-            </w:r>
-          </w:p>
-        </w:tc>
-      </w:tr>
-    </w:tbl>
+    <w:p>
+      <w:pPr>
+        <w:pStyle w:val="LectureBullet"/>
+      </w:pPr>
+      <w:r/>
+      <w:r>
+        <w:rPr>
+          <w:sz w:val="19"/>
+        </w:rPr>
+        <w:t>【教师动作｜不发言】 逐组念；开头强调“删页比加页难”。</w:t>
+      </w:r>
+    </w:p>
     <w:p>
       <w:pPr/>
       <w:r>
@@ -2379,36 +1771,18 @@
         <w:t>• 当场做一次“抽掉一页”的测试：随机抽走一名学生的一页，问全班“结论变了吗”。</w:t>
       </w:r>
     </w:p>
-    <w:tbl>
-      <w:tblPr>
-        <w:tblStyle w:val="TableGrid"/>
-        <w:tblW w:type="auto" w:w="0"/>
-        <w:tblLook w:firstColumn="1" w:firstRow="1" w:lastColumn="0" w:lastRow="0" w:noHBand="0" w:noVBand="1" w:val="04A0"/>
-      </w:tblPr>
-      <w:tblGrid>
-        <w:gridCol w:w="9524"/>
-      </w:tblGrid>
-      <w:tr>
-        <w:tc>
-          <w:tcPr>
-            <w:tcW w:type="dxa" w:w="9524"/>
-            <w:shd w:val="clear" w:fill="F2F2F2"/>
-          </w:tcPr>
-          <w:p>
-            <w:pPr>
-              <w:pStyle w:val="LectureBullet"/>
-            </w:pPr>
-            <w:r/>
-            <w:r>
-              <w:rPr>
-                <w:sz w:val="19"/>
-              </w:rPr>
-              <w:t>【转场语】 作品集有三种最常见的错觉。</w:t>
-            </w:r>
-          </w:p>
-        </w:tc>
-      </w:tr>
-    </w:tbl>
+    <w:p>
+      <w:pPr>
+        <w:pStyle w:val="LectureBullet"/>
+      </w:pPr>
+      <w:r/>
+      <w:r>
+        <w:rPr>
+          <w:sz w:val="19"/>
+        </w:rPr>
+        <w:t>【转场语】 作品集有三种最常见的错觉。</w:t>
+      </w:r>
+    </w:p>
     <w:p>
       <w:pPr>
         <w:pStyle w:val="SlideTitle"/>
@@ -2425,36 +1799,18 @@
         <w:t>建议时间：2.5分钟　｜　课堂功能：三组对照与三个当堂检验</w:t>
       </w:r>
     </w:p>
-    <w:tbl>
-      <w:tblPr>
-        <w:tblStyle w:val="TableGrid"/>
-        <w:tblW w:type="auto" w:w="0"/>
-        <w:tblLook w:firstColumn="1" w:firstRow="1" w:lastColumn="0" w:lastRow="0" w:noHBand="0" w:noVBand="1" w:val="04A0"/>
-      </w:tblPr>
-      <w:tblGrid>
-        <w:gridCol w:w="9524"/>
-      </w:tblGrid>
-      <w:tr>
-        <w:tc>
-          <w:tcPr>
-            <w:tcW w:type="dxa" w:w="9524"/>
-            <w:shd w:val="clear" w:fill="F2F2F2"/>
-          </w:tcPr>
-          <w:p>
-            <w:pPr>
-              <w:pStyle w:val="LectureBullet"/>
-            </w:pPr>
-            <w:r/>
-            <w:r>
-              <w:rPr>
-                <w:sz w:val="19"/>
-              </w:rPr>
-              <w:t>【教师动作｜不发言】 每组念完对照后立刻做检验；第一个检验当堂做一遍。</w:t>
-            </w:r>
-          </w:p>
-        </w:tc>
-      </w:tr>
-    </w:tbl>
+    <w:p>
+      <w:pPr>
+        <w:pStyle w:val="LectureBullet"/>
+      </w:pPr>
+      <w:r/>
+      <w:r>
+        <w:rPr>
+          <w:sz w:val="19"/>
+        </w:rPr>
+        <w:t>【教师动作｜不发言】 每组念完对照后立刻做检验；第一个检验当堂做一遍。</w:t>
+      </w:r>
+    </w:p>
     <w:p>
       <w:pPr/>
       <w:r>
@@ -2513,36 +1869,18 @@
         <w:t>• 要求每人给自己作品集的每一页都写一句任务句；写不出的页面当场标为待删。</w:t>
       </w:r>
     </w:p>
-    <w:tbl>
-      <w:tblPr>
-        <w:tblStyle w:val="TableGrid"/>
-        <w:tblW w:type="auto" w:w="0"/>
-        <w:tblLook w:firstColumn="1" w:firstRow="1" w:lastColumn="0" w:lastRow="0" w:noHBand="0" w:noVBand="1" w:val="04A0"/>
-      </w:tblPr>
-      <w:tblGrid>
-        <w:gridCol w:w="9524"/>
-      </w:tblGrid>
-      <w:tr>
-        <w:tc>
-          <w:tcPr>
-            <w:tcW w:type="dxa" w:w="9524"/>
-            <w:shd w:val="clear" w:fill="F2F2F2"/>
-          </w:tcPr>
-          <w:p>
-            <w:pPr>
-              <w:pStyle w:val="LectureBullet"/>
-            </w:pPr>
-            <w:r/>
-            <w:r>
-              <w:rPr>
-                <w:sz w:val="19"/>
-              </w:rPr>
-              <w:t>【转场语】 先看一个把最安静的一套放在最后的例子。</w:t>
-            </w:r>
-          </w:p>
-        </w:tc>
-      </w:tr>
-    </w:tbl>
+    <w:p>
+      <w:pPr>
+        <w:pStyle w:val="LectureBullet"/>
+      </w:pPr>
+      <w:r/>
+      <w:r>
+        <w:rPr>
+          <w:sz w:val="19"/>
+        </w:rPr>
+        <w:t>【转场语】 先看一个把最安静的一套放在最后的例子。</w:t>
+      </w:r>
+    </w:p>
     <w:p>
       <w:pPr>
         <w:pStyle w:val="SlideTitle"/>
@@ -2559,36 +1897,18 @@
         <w:t>建议时间：2分钟　｜　课堂功能：顺序如何决定叙事</w:t>
       </w:r>
     </w:p>
-    <w:tbl>
-      <w:tblPr>
-        <w:tblStyle w:val="TableGrid"/>
-        <w:tblW w:type="auto" w:w="0"/>
-        <w:tblLook w:firstColumn="1" w:firstRow="1" w:lastColumn="0" w:lastRow="0" w:noHBand="0" w:noVBand="1" w:val="04A0"/>
-      </w:tblPr>
-      <w:tblGrid>
-        <w:gridCol w:w="9524"/>
-      </w:tblGrid>
-      <w:tr>
-        <w:tc>
-          <w:tcPr>
-            <w:tcW w:type="dxa" w:w="9524"/>
-            <w:shd w:val="clear" w:fill="F2F2F2"/>
-          </w:tcPr>
-          <w:p>
-            <w:pPr>
-              <w:pStyle w:val="LectureBullet"/>
-            </w:pPr>
-            <w:r/>
-            <w:r>
-              <w:rPr>
-                <w:sz w:val="19"/>
-              </w:rPr>
-              <w:t>【教师动作｜不发言】 先找出最安静的那一套；最后念课堂回答，留出思考时间。</w:t>
-            </w:r>
-          </w:p>
-        </w:tc>
-      </w:tr>
-    </w:tbl>
+    <w:p>
+      <w:pPr>
+        <w:pStyle w:val="LectureBullet"/>
+      </w:pPr>
+      <w:r/>
+      <w:r>
+        <w:rPr>
+          <w:sz w:val="19"/>
+        </w:rPr>
+        <w:t>【教师动作｜不发言】 先找出最安静的那一套；最后念课堂回答，留出思考时间。</w:t>
+      </w:r>
+    </w:p>
     <w:p>
       <w:pPr/>
       <w:r>
@@ -2671,36 +1991,18 @@
         <w:t>• 请学生说出自己五款里最安静的一款，以及它现在排第几。</w:t>
       </w:r>
     </w:p>
-    <w:tbl>
-      <w:tblPr>
-        <w:tblStyle w:val="TableGrid"/>
-        <w:tblW w:type="auto" w:w="0"/>
-        <w:tblLook w:firstColumn="1" w:firstRow="1" w:lastColumn="0" w:lastRow="0" w:noHBand="0" w:noVBand="1" w:val="04A0"/>
-      </w:tblPr>
-      <w:tblGrid>
-        <w:gridCol w:w="9524"/>
-      </w:tblGrid>
-      <w:tr>
-        <w:tc>
-          <w:tcPr>
-            <w:tcW w:type="dxa" w:w="9524"/>
-            <w:shd w:val="clear" w:fill="F2F2F2"/>
-          </w:tcPr>
-          <w:p>
-            <w:pPr>
-              <w:pStyle w:val="LectureBullet"/>
-            </w:pPr>
-            <w:r/>
-            <w:r>
-              <w:rPr>
-                <w:sz w:val="19"/>
-              </w:rPr>
-              <w:t>【转场语】 再看记忆点应该是什么。</w:t>
-            </w:r>
-          </w:p>
-        </w:tc>
-      </w:tr>
-    </w:tbl>
+    <w:p>
+      <w:pPr>
+        <w:pStyle w:val="LectureBullet"/>
+      </w:pPr>
+      <w:r/>
+      <w:r>
+        <w:rPr>
+          <w:sz w:val="19"/>
+        </w:rPr>
+        <w:t>【转场语】 再看记忆点应该是什么。</w:t>
+      </w:r>
+    </w:p>
     <w:p>
       <w:pPr>
         <w:pStyle w:val="SlideTitle"/>
@@ -2717,36 +2019,18 @@
         <w:t>建议时间：2分钟　｜　课堂功能：记忆点的定义与放置位置</w:t>
       </w:r>
     </w:p>
-    <w:tbl>
-      <w:tblPr>
-        <w:tblStyle w:val="TableGrid"/>
-        <w:tblW w:type="auto" w:w="0"/>
-        <w:tblLook w:firstColumn="1" w:firstRow="1" w:lastColumn="0" w:lastRow="0" w:noHBand="0" w:noVBand="1" w:val="04A0"/>
-      </w:tblPr>
-      <w:tblGrid>
-        <w:gridCol w:w="9524"/>
-      </w:tblGrid>
-      <w:tr>
-        <w:tc>
-          <w:tcPr>
-            <w:tcW w:type="dxa" w:w="9524"/>
-            <w:shd w:val="clear" w:fill="F2F2F2"/>
-          </w:tcPr>
-          <w:p>
-            <w:pPr>
-              <w:pStyle w:val="LectureBullet"/>
-            </w:pPr>
-            <w:r/>
-            <w:r>
-              <w:rPr>
-                <w:sz w:val="19"/>
-              </w:rPr>
-              <w:t>【教师动作｜不发言】 让学生先找视觉重心落在哪个部位；最后念课堂回答。</w:t>
-            </w:r>
-          </w:p>
-        </w:tc>
-      </w:tr>
-    </w:tbl>
+    <w:p>
+      <w:pPr>
+        <w:pStyle w:val="LectureBullet"/>
+      </w:pPr>
+      <w:r/>
+      <w:r>
+        <w:rPr>
+          <w:sz w:val="19"/>
+        </w:rPr>
+        <w:t>【教师动作｜不发言】 让学生先找视觉重心落在哪个部位；最后念课堂回答。</w:t>
+      </w:r>
+    </w:p>
     <w:p>
       <w:pPr/>
       <w:r>
@@ -2837,42 +2121,24 @@
         <w:t>• 请学生用一句指得出位置的话描述自己的记忆点；说出气质词的，追问“在身上哪里”。</w:t>
       </w:r>
     </w:p>
-    <w:tbl>
-      <w:tblPr>
-        <w:tblStyle w:val="TableGrid"/>
-        <w:tblW w:type="auto" w:w="0"/>
-        <w:tblLook w:firstColumn="1" w:firstRow="1" w:lastColumn="0" w:lastRow="0" w:noHBand="0" w:noVBand="1" w:val="04A0"/>
-      </w:tblPr>
-      <w:tblGrid>
-        <w:gridCol w:w="9524"/>
-      </w:tblGrid>
-      <w:tr>
-        <w:tc>
-          <w:tcPr>
-            <w:tcW w:type="dxa" w:w="9524"/>
-            <w:shd w:val="clear" w:fill="F2F2F2"/>
-          </w:tcPr>
-          <w:p>
-            <w:pPr>
-              <w:pStyle w:val="LectureBullet"/>
-            </w:pPr>
-            <w:r/>
-            <w:r>
-              <w:rPr>
-                <w:sz w:val="19"/>
-              </w:rPr>
-              <w:t>【转场语】 现在用二十八分钟做墙面编辑和阅读测试。</w:t>
-            </w:r>
-          </w:p>
-        </w:tc>
-      </w:tr>
-    </w:tbl>
+    <w:p>
+      <w:pPr>
+        <w:pStyle w:val="LectureBullet"/>
+      </w:pPr>
+      <w:r/>
+      <w:r>
+        <w:rPr>
+          <w:sz w:val="19"/>
+        </w:rPr>
+        <w:t>【转场语】 现在用二十八分钟做墙面编辑和阅读测试。</w:t>
+      </w:r>
+    </w:p>
     <w:p>
       <w:pPr>
         <w:pStyle w:val="SlideTitle"/>
       </w:pPr>
       <w:r>
-        <w:t>幻灯片 13｜第1课时实操：28分钟，把概念判断转成第一版可见输出</w:t>
+        <w:t xml:space="preserve">幻灯片 13｜把自己的线稿推成效果图：AI 做表现，判断还是你做</w:t>
       </w:r>
     </w:p>
     <w:p>
@@ -2880,39 +2146,225 @@
         <w:pStyle w:val="SlideMeta"/>
       </w:pPr>
       <w:r>
+        <w:t xml:space="preserve">建议时间：2.5分钟　｜　课堂功能：AI 表现四步与允许范围</w:t>
+      </w:r>
+    </w:p>
+    <w:p>
+      <w:pPr>
+        <w:pStyle w:val="LectureBullet"/>
+      </w:pPr>
+      <w:r>
+        <w:t xml:space="preserve">【教师动作｜不发言】 逐步念四步；最后把允许与不允许两栏各念一遍</w:t>
+      </w:r>
+    </w:p>
+    <w:p>
+      <w:pPr/>
+      <w:r>
+        <w:rPr>
+          <w:b/>
+        </w:rPr>
+        <w:t xml:space="preserve">【教师讲稿｜可直接发言】</w:t>
+      </w:r>
+    </w:p>
+    <w:p>
+      <w:pPr>
+        <w:pStyle w:val="SpokenText"/>
+      </w:pPr>
+      <w:r>
+        <w:t xml:space="preserve">期末第四项，系列效果图的整体造型美观，占二十分。这一页解决的就是那二十分。</w:t>
+      </w:r>
+    </w:p>
+    <w:p>
+      <w:pPr>
+        <w:pStyle w:val="SpokenText"/>
+      </w:pPr>
+      <w:r>
+        <w:t xml:space="preserve">第一步，从自己的线稿出发。输入必须包含你的 A-0 线稿或者立体照片。从零提示词生成的图，不属于你的设计。</w:t>
+      </w:r>
+    </w:p>
+    <w:p>
+      <w:pPr>
+        <w:pStyle w:val="SpokenText"/>
+      </w:pPr>
+      <w:r>
+        <w:t xml:space="preserve">第二步，锁结构、换表现。提示词里把结构描述固定下来，只变材质、光线和色彩。结构一变，就不是你的款了。</w:t>
+      </w:r>
+    </w:p>
+    <w:p>
+      <w:pPr>
+        <w:pStyle w:val="SpokenText"/>
+      </w:pPr>
+      <w:r>
+        <w:t xml:space="preserve">第三步，五款统一处理。同一组参数跑完五款。参数不统一，五张图会像五个人画的。</w:t>
+      </w:r>
+    </w:p>
+    <w:p>
+      <w:pPr>
+        <w:pStyle w:val="SpokenText"/>
+      </w:pPr>
+      <w:r>
+        <w:t xml:space="preserve">第四步，人工修正收尾。比例、接缝位置、开合逻辑必须自己改回来。AI 经常把袖窿和门襟画成不可缝的样子。</w:t>
+      </w:r>
+    </w:p>
+    <w:p>
+      <w:pPr>
+        <w:pStyle w:val="SpokenText"/>
+      </w:pPr>
+      <w:r>
+        <w:t xml:space="preserve">允许的是：效果图、质感映射、色彩试案、背景和光线。不允许的是：技术平面图、纸样、白坯样衣、试衣和材料测试——这些必须手工和实物完成。这条和第01周的红绿灯、第02周的 A-4 是同一条规则。</w:t>
+      </w:r>
+    </w:p>
+    <w:p>
+      <w:pPr/>
+      <w:r>
+        <w:rPr>
+          <w:b/>
+        </w:rPr>
+        <w:t xml:space="preserve">【互动与应答预案】</w:t>
+      </w:r>
+    </w:p>
+    <w:p>
+      <w:pPr>
+        <w:pStyle w:val="LectureBullet"/>
+      </w:pPr>
+      <w:r>
+        <w:t xml:space="preserve">• 若学生问“可以直接交生成的平面图吗”，回应：不可以。平面图必须手工完成，这一条从第02周起没有变过。</w:t>
+      </w:r>
+    </w:p>
+    <w:p>
+      <w:pPr>
+        <w:pStyle w:val="LectureBullet"/>
+      </w:pPr>
+      <w:r>
+        <w:t xml:space="preserve">【转场语】 先看一个已经这样做的院校例子。</w:t>
+      </w:r>
+    </w:p>
+    <w:p>
+      <w:pPr>
+        <w:pStyle w:val="SlideTitle"/>
+      </w:pPr>
+      <w:r>
+        <w:t xml:space="preserve">幻灯片 14｜院校实例｜《有无相生》：AI 进入流程之后，判断责任反而更重</w:t>
+      </w:r>
+    </w:p>
+    <w:p>
+      <w:pPr>
+        <w:pStyle w:val="SlideMeta"/>
+      </w:pPr>
+      <w:r>
+        <w:t xml:space="preserve">建议时间：2.5分钟　｜　课堂功能：公开 AI 流程的真实案例</w:t>
+      </w:r>
+    </w:p>
+    <w:p>
+      <w:pPr>
+        <w:pStyle w:val="LectureBullet"/>
+      </w:pPr>
+      <w:r>
+        <w:t xml:space="preserve">【教师动作｜不发言】 指大图上的流程节点：AI辅助设计、关键词合成、效果图、面料尝试、款式图</w:t>
+      </w:r>
+    </w:p>
+    <w:p>
+      <w:pPr/>
+      <w:r>
+        <w:rPr>
+          <w:b/>
+        </w:rPr>
+        <w:t xml:space="preserve">【教师讲稿｜可直接发言】</w:t>
+      </w:r>
+    </w:p>
+    <w:p>
+      <w:pPr>
+        <w:pStyle w:val="SpokenText"/>
+      </w:pPr>
+      <w:r>
+        <w:t xml:space="preserve">这是清华大学美术学院王云锦的硕士作品。它公开了自己的 AI 辅助流程图——这不是我们新要求的做法，是已经在发生的做法。</w:t>
+      </w:r>
+    </w:p>
+    <w:p>
+      <w:pPr>
+        <w:pStyle w:val="SpokenText"/>
+      </w:pPr>
+      <w:r>
+        <w:t xml:space="preserve">第一，AI 在“扩量”这一步。它把一个材料原理快速铺成多个视觉方案，缩短的是画图时间，不是判断时间。</w:t>
+      </w:r>
+    </w:p>
+    <w:p>
+      <w:pPr>
+        <w:pStyle w:val="SpokenText"/>
+      </w:pPr>
+      <w:r>
+        <w:t xml:space="preserve">第二，判断仍然由人做。寄木细工的接合逻辑、废旧面料的来源——这两件事 AI 给不出，只能自己查、自己试。</w:t>
+      </w:r>
+    </w:p>
+    <w:p>
+      <w:pPr>
+        <w:pStyle w:val="SpokenText"/>
+      </w:pPr>
+      <w:r>
+        <w:t xml:space="preserve">第三，落地检验没有捷径。右边的成衣和走秀说明它做得出来。效果图再完整，做不出来就等于零。</w:t>
+      </w:r>
+    </w:p>
+    <w:p>
+      <w:pPr>
+        <w:pStyle w:val="SpokenText"/>
+      </w:pPr>
+      <w:r>
+        <w:t xml:space="preserve">这周的规则：用 AI 做效果图可以，但必须交 A-0 人工基线、工具名、提示词和修改理由。缺一项，这张图不计分。</w:t>
+      </w:r>
+    </w:p>
+    <w:p>
+      <w:pPr/>
+      <w:r>
+        <w:rPr>
+          <w:b/>
+        </w:rPr>
+        <w:t xml:space="preserve">【互动与应答预案】</w:t>
+      </w:r>
+    </w:p>
+    <w:p>
+      <w:pPr>
+        <w:pStyle w:val="LectureBullet"/>
+      </w:pPr>
+      <w:r>
+        <w:t xml:space="preserve">• 请学生说出自己打算用哪个工具，以及为什么选它。答不出的，先别开始生成。</w:t>
+      </w:r>
+    </w:p>
+    <w:p>
+      <w:pPr>
+        <w:pStyle w:val="LectureBullet"/>
+      </w:pPr>
+      <w:r>
+        <w:t xml:space="preserve">【转场语】 记录怎么写，看下一页的六栏。</w:t>
+      </w:r>
+    </w:p>
+    <w:p>
+      <w:pPr>
+        <w:pStyle w:val="SlideTitle"/>
+      </w:pPr>
+      <w:r>
+        <w:t>幻灯片 15｜第1课时实操：28分钟，把概念判断转成第一版可见输出</w:t>
+      </w:r>
+    </w:p>
+    <w:p>
+      <w:pPr>
+        <w:pStyle w:val="SlideMeta"/>
+      </w:pPr>
+      <w:r>
         <w:t>建议时间：28分钟　｜　课堂功能：四阶段实操（墙面·30秒·证据链·剪影）</w:t>
       </w:r>
     </w:p>
-    <w:tbl>
-      <w:tblPr>
-        <w:tblStyle w:val="TableGrid"/>
-        <w:tblW w:type="auto" w:w="0"/>
-        <w:tblLook w:firstColumn="1" w:firstRow="1" w:lastColumn="0" w:lastRow="0" w:noHBand="0" w:noVBand="1" w:val="04A0"/>
-      </w:tblPr>
-      <w:tblGrid>
-        <w:gridCol w:w="9524"/>
-      </w:tblGrid>
-      <w:tr>
-        <w:tc>
-          <w:tcPr>
-            <w:tcW w:type="dxa" w:w="9524"/>
-            <w:shd w:val="clear" w:fill="F2F2F2"/>
-          </w:tcPr>
-          <w:p>
-            <w:pPr>
-              <w:pStyle w:val="LectureBullet"/>
-            </w:pPr>
-            <w:r/>
-            <w:r>
-              <w:rPr>
-                <w:sz w:val="19"/>
-              </w:rPr>
-              <w:t>【教师动作｜不发言】 按页面上的分钟区间报时：17—23、23—31、31—39、39—45；30秒测试严格计时，同伴写下的理解要逐页比对任务句。</w:t>
-            </w:r>
-          </w:p>
-        </w:tc>
-      </w:tr>
-    </w:tbl>
+    <w:p>
+      <w:pPr>
+        <w:pStyle w:val="LectureBullet"/>
+      </w:pPr>
+      <w:r/>
+      <w:r>
+        <w:rPr>
+          <w:sz w:val="19"/>
+        </w:rPr>
+        <w:t>【教师动作｜不发言】 按页面上的分钟区间报时：17—23、23—31、31—39、39—45；30秒测试严格计时，同伴写下的理解要逐页比对任务句。</w:t>
+      </w:r>
+    </w:p>
     <w:p>
       <w:pPr/>
       <w:r>
@@ -2995,36 +2447,18 @@
         <w:t>• 若学生不肯删20%，回应：“删不掉，说明你还没判断过哪一页最弱。”</w:t>
       </w:r>
     </w:p>
-    <w:tbl>
-      <w:tblPr>
-        <w:tblStyle w:val="TableGrid"/>
-        <w:tblW w:type="auto" w:w="0"/>
-        <w:tblLook w:firstColumn="1" w:firstRow="1" w:lastColumn="0" w:lastRow="0" w:noHBand="0" w:noVBand="1" w:val="04A0"/>
-      </w:tblPr>
-      <w:tblGrid>
-        <w:gridCol w:w="9524"/>
-      </w:tblGrid>
-      <w:tr>
-        <w:tc>
-          <w:tcPr>
-            <w:tcW w:type="dxa" w:w="9524"/>
-            <w:shd w:val="clear" w:fill="F2F2F2"/>
-          </w:tcPr>
-          <w:p>
-            <w:pPr>
-              <w:pStyle w:val="LectureBullet"/>
-            </w:pPr>
-            <w:r/>
-            <w:r>
-              <w:rPr>
-                <w:sz w:val="19"/>
-              </w:rPr>
-              <w:t>【转场语】 第1课时到此结束。休息以后做定位页和排练。</w:t>
-            </w:r>
-          </w:p>
-        </w:tc>
-      </w:tr>
-    </w:tbl>
+    <w:p>
+      <w:pPr>
+        <w:pStyle w:val="LectureBullet"/>
+      </w:pPr>
+      <w:r/>
+      <w:r>
+        <w:rPr>
+          <w:sz w:val="19"/>
+        </w:rPr>
+        <w:t>【转场语】 第1课时到此结束。休息以后做定位页和排练。</w:t>
+      </w:r>
+    </w:p>
     <w:p>
       <w:pPr>
         <w:jc w:val="center"/>
@@ -3065,7 +2499,7 @@
         <w:pStyle w:val="SlideTitle"/>
       </w:pPr>
       <w:r>
-        <w:t>幻灯片 14｜从判断进入制作、编辑与反馈</w:t>
+        <w:t>幻灯片 16｜从判断进入制作、编辑与反馈</w:t>
       </w:r>
     </w:p>
     <w:p>
@@ -3076,36 +2510,18 @@
         <w:t>建议时间：0.5分钟　｜　课堂功能：第2课时开场分隔</w:t>
       </w:r>
     </w:p>
-    <w:tbl>
-      <w:tblPr>
-        <w:tblStyle w:val="TableGrid"/>
-        <w:tblW w:type="auto" w:w="0"/>
-        <w:tblLook w:firstColumn="1" w:firstRow="1" w:lastColumn="0" w:lastRow="0" w:noHBand="0" w:noVBand="1" w:val="04A0"/>
-      </w:tblPr>
-      <w:tblGrid>
-        <w:gridCol w:w="9524"/>
-      </w:tblGrid>
-      <w:tr>
-        <w:tc>
-          <w:tcPr>
-            <w:tcW w:type="dxa" w:w="9524"/>
-            <w:shd w:val="clear" w:fill="F2F2F2"/>
-          </w:tcPr>
-          <w:p>
-            <w:pPr>
-              <w:pStyle w:val="LectureBullet"/>
-            </w:pPr>
-            <w:r/>
-            <w:r>
-              <w:rPr>
-                <w:sz w:val="19"/>
-              </w:rPr>
-              <w:t>【教师动作｜不发言】 宣布节奏：方法与实验9分钟、实操28分钟、讲评与评价5分钟、预告与收尾3分钟。</w:t>
-            </w:r>
-          </w:p>
-        </w:tc>
-      </w:tr>
-    </w:tbl>
+    <w:p>
+      <w:pPr>
+        <w:pStyle w:val="LectureBullet"/>
+      </w:pPr>
+      <w:r/>
+      <w:r>
+        <w:rPr>
+          <w:sz w:val="19"/>
+        </w:rPr>
+        <w:t>【教师动作｜不发言】 宣布节奏：方法与实验9分钟、实操28分钟、讲评与评价5分钟、预告与收尾3分钟。</w:t>
+      </w:r>
+    </w:p>
     <w:p>
       <w:pPr/>
       <w:r>
@@ -3131,42 +2547,24 @@
         <w:t>这一节结束，你们下周要用的东西就全部齐了。</w:t>
       </w:r>
     </w:p>
-    <w:tbl>
-      <w:tblPr>
-        <w:tblStyle w:val="TableGrid"/>
-        <w:tblW w:type="auto" w:w="0"/>
-        <w:tblLook w:firstColumn="1" w:firstRow="1" w:lastColumn="0" w:lastRow="0" w:noHBand="0" w:noVBand="1" w:val="04A0"/>
-      </w:tblPr>
-      <w:tblGrid>
-        <w:gridCol w:w="9524"/>
-      </w:tblGrid>
-      <w:tr>
-        <w:tc>
-          <w:tcPr>
-            <w:tcW w:type="dxa" w:w="9524"/>
-            <w:shd w:val="clear" w:fill="F2F2F2"/>
-          </w:tcPr>
-          <w:p>
-            <w:pPr>
-              <w:pStyle w:val="LectureBullet"/>
-            </w:pPr>
-            <w:r/>
-            <w:r>
-              <w:rPr>
-                <w:sz w:val="19"/>
-              </w:rPr>
-              <w:t>【转场语】 先给你们八个动作。</w:t>
-            </w:r>
-          </w:p>
-        </w:tc>
-      </w:tr>
-    </w:tbl>
+    <w:p>
+      <w:pPr>
+        <w:pStyle w:val="LectureBullet"/>
+      </w:pPr>
+      <w:r/>
+      <w:r>
+        <w:rPr>
+          <w:sz w:val="19"/>
+        </w:rPr>
+        <w:t>【转场语】 先给你们八个动作。</w:t>
+      </w:r>
+    </w:p>
     <w:p>
       <w:pPr>
         <w:pStyle w:val="SlideTitle"/>
       </w:pPr>
       <w:r>
-        <w:t>幻灯片 15｜用八个动作推进设计，不用空泛形容词</w:t>
+        <w:t>幻灯片 17｜用八个动作推进设计，不用空泛形容词</w:t>
       </w:r>
     </w:p>
     <w:p>
@@ -3177,36 +2575,18 @@
         <w:t>建议时间：2.5分钟　｜　课堂功能：八个编辑与表达操作动词</w:t>
       </w:r>
     </w:p>
-    <w:tbl>
-      <w:tblPr>
-        <w:tblStyle w:val="TableGrid"/>
-        <w:tblW w:type="auto" w:w="0"/>
-        <w:tblLook w:firstColumn="1" w:firstRow="1" w:lastColumn="0" w:lastRow="0" w:noHBand="0" w:noVBand="1" w:val="04A0"/>
-      </w:tblPr>
-      <w:tblGrid>
-        <w:gridCol w:w="9524"/>
-      </w:tblGrid>
-      <w:tr>
-        <w:tc>
-          <w:tcPr>
-            <w:tcW w:type="dxa" w:w="9524"/>
-            <w:shd w:val="clear" w:fill="F2F2F2"/>
-          </w:tcPr>
-          <w:p>
-            <w:pPr>
-              <w:pStyle w:val="LectureBullet"/>
-            </w:pPr>
-            <w:r/>
-            <w:r>
-              <w:rPr>
-                <w:sz w:val="19"/>
-              </w:rPr>
-              <w:t>【教师动作｜不发言】 快速念八个动词；在“页面任务句”与“口头压缩”两处停顿。</w:t>
-            </w:r>
-          </w:p>
-        </w:tc>
-      </w:tr>
-    </w:tbl>
+    <w:p>
+      <w:pPr>
+        <w:pStyle w:val="LectureBullet"/>
+      </w:pPr>
+      <w:r/>
+      <w:r>
+        <w:rPr>
+          <w:sz w:val="19"/>
+        </w:rPr>
+        <w:t>【教师动作｜不发言】 快速念八个动词；在“页面任务句”与“口头压缩”两处停顿。</w:t>
+      </w:r>
+    </w:p>
     <w:p>
       <w:pPr/>
       <w:r>
@@ -3288,42 +2668,24 @@
         <w:t>八，口头压缩：把陈述压缩为问题、证据、决定、系列价值四段，每段不超过四十秒。四段乘四十秒，正好在三分钟内。</w:t>
       </w:r>
     </w:p>
-    <w:tbl>
-      <w:tblPr>
-        <w:tblStyle w:val="TableGrid"/>
-        <w:tblW w:type="auto" w:w="0"/>
-        <w:tblLook w:firstColumn="1" w:firstRow="1" w:lastColumn="0" w:lastRow="0" w:noHBand="0" w:noVBand="1" w:val="04A0"/>
-      </w:tblPr>
-      <w:tblGrid>
-        <w:gridCol w:w="9524"/>
-      </w:tblGrid>
-      <w:tr>
-        <w:tc>
-          <w:tcPr>
-            <w:tcW w:type="dxa" w:w="9524"/>
-            <w:shd w:val="clear" w:fill="F2F2F2"/>
-          </w:tcPr>
-          <w:p>
-            <w:pPr>
-              <w:pStyle w:val="LectureBullet"/>
-            </w:pPr>
-            <w:r/>
-            <w:r>
-              <w:rPr>
-                <w:sz w:val="19"/>
-              </w:rPr>
-              <w:t>【转场语】 这周的矩阵管的是编辑维度。</w:t>
-            </w:r>
-          </w:p>
-        </w:tc>
-      </w:tr>
-    </w:tbl>
+    <w:p>
+      <w:pPr>
+        <w:pStyle w:val="LectureBullet"/>
+      </w:pPr>
+      <w:r/>
+      <w:r>
+        <w:rPr>
+          <w:sz w:val="19"/>
+        </w:rPr>
+        <w:t>【转场语】 这周的矩阵管的是编辑维度。</w:t>
+      </w:r>
+    </w:p>
     <w:p>
       <w:pPr>
         <w:pStyle w:val="SlideTitle"/>
       </w:pPr>
       <w:r>
-        <w:t>幻灯片 16｜先控制变量，再判断哪一种变化真正有效</w:t>
+        <w:t>幻灯片 18｜先控制变量，再判断哪一种变化真正有效</w:t>
       </w:r>
     </w:p>
     <w:p>
@@ -3334,36 +2696,18 @@
         <w:t>建议时间：2.5分钟　｜　课堂功能：五行四列编辑维度矩阵与覆盖要求</w:t>
       </w:r>
     </w:p>
-    <w:tbl>
-      <w:tblPr>
-        <w:tblStyle w:val="TableGrid"/>
-        <w:tblW w:type="auto" w:w="0"/>
-        <w:tblLook w:firstColumn="1" w:firstRow="1" w:lastColumn="0" w:lastRow="0" w:noHBand="0" w:noVBand="1" w:val="04A0"/>
-      </w:tblPr>
-      <w:tblGrid>
-        <w:gridCol w:w="9524"/>
-      </w:tblGrid>
-      <w:tr>
-        <w:tc>
-          <w:tcPr>
-            <w:tcW w:type="dxa" w:w="9524"/>
-            <w:shd w:val="clear" w:fill="F2F2F2"/>
-          </w:tcPr>
-          <w:p>
-            <w:pPr>
-              <w:pStyle w:val="LectureBullet"/>
-            </w:pPr>
-            <w:r/>
-            <w:r>
-              <w:rPr>
-                <w:sz w:val="19"/>
-              </w:rPr>
-              <w:t>【教师动作｜不发言】 逐行念矩阵；重点念“一页只能有一个角色”与“提出问题与解释决定各至少一页”。</w:t>
-            </w:r>
-          </w:p>
-        </w:tc>
-      </w:tr>
-    </w:tbl>
+    <w:p>
+      <w:pPr>
+        <w:pStyle w:val="LectureBullet"/>
+      </w:pPr>
+      <w:r/>
+      <w:r>
+        <w:rPr>
+          <w:sz w:val="19"/>
+        </w:rPr>
+        <w:t>【教师动作｜不发言】 逐行念矩阵；重点念“一页只能有一个角色”与“提出问题与解释决定各至少一页”。</w:t>
+      </w:r>
+    </w:p>
     <w:p>
       <w:pPr/>
       <w:r>
@@ -3430,42 +2774,24 @@
         <w:t>• 检查每人是否有“提出问题”和“解释决定”两类页面；缺的当场补。</w:t>
       </w:r>
     </w:p>
-    <w:tbl>
-      <w:tblPr>
-        <w:tblStyle w:val="TableGrid"/>
-        <w:tblW w:type="auto" w:w="0"/>
-        <w:tblLook w:firstColumn="1" w:firstRow="1" w:lastColumn="0" w:lastRow="0" w:noHBand="0" w:noVBand="1" w:val="04A0"/>
-      </w:tblPr>
-      <w:tblGrid>
-        <w:gridCol w:w="9524"/>
-      </w:tblGrid>
-      <w:tr>
-        <w:tc>
-          <w:tcPr>
-            <w:tcW w:type="dxa" w:w="9524"/>
-            <w:shd w:val="clear" w:fill="F2F2F2"/>
-          </w:tcPr>
-          <w:p>
-            <w:pPr>
-              <w:pStyle w:val="LectureBullet"/>
-            </w:pPr>
-            <w:r/>
-            <w:r>
-              <w:rPr>
-                <w:sz w:val="19"/>
-              </w:rPr>
-              <w:t>【转场语】 这周的受控实验，做的是编辑本身。</w:t>
-            </w:r>
-          </w:p>
-        </w:tc>
-      </w:tr>
-    </w:tbl>
+    <w:p>
+      <w:pPr>
+        <w:pStyle w:val="LectureBullet"/>
+      </w:pPr>
+      <w:r/>
+      <w:r>
+        <w:rPr>
+          <w:sz w:val="19"/>
+        </w:rPr>
+        <w:t>【转场语】 这周的受控实验，做的是编辑本身。</w:t>
+      </w:r>
+    </w:p>
     <w:p>
       <w:pPr>
         <w:pStyle w:val="SlideTitle"/>
       </w:pPr>
       <w:r>
-        <w:t>幻灯片 17｜一次只改变一个主变量，保留可追踪依据</w:t>
+        <w:t>幻灯片 19｜一次只改变一个主变量，保留可追踪依据</w:t>
       </w:r>
     </w:p>
     <w:p>
@@ -3476,36 +2802,18 @@
         <w:t>建议时间：2分钟　｜　课堂功能：基准型与V1—V3（顺序·层级·编排节奏）</w:t>
       </w:r>
     </w:p>
-    <w:tbl>
-      <w:tblPr>
-        <w:tblStyle w:val="TableGrid"/>
-        <w:tblW w:type="auto" w:w="0"/>
-        <w:tblLook w:firstColumn="1" w:firstRow="1" w:lastColumn="0" w:lastRow="0" w:noHBand="0" w:noVBand="1" w:val="04A0"/>
-      </w:tblPr>
-      <w:tblGrid>
-        <w:gridCol w:w="9524"/>
-      </w:tblGrid>
-      <w:tr>
-        <w:tc>
-          <w:tcPr>
-            <w:tcW w:type="dxa" w:w="9524"/>
-            <w:shd w:val="clear" w:fill="F2F2F2"/>
-          </w:tcPr>
-          <w:p>
-            <w:pPr>
-              <w:pStyle w:val="LectureBullet"/>
-            </w:pPr>
-            <w:r/>
-            <w:r>
-              <w:rPr>
-                <w:sz w:val="19"/>
-              </w:rPr>
-              <w:t>【教师动作｜不发言】 逐版念“记录格式”一行；V1要求把同伴复述原话记下来。</w:t>
-            </w:r>
-          </w:p>
-        </w:tc>
-      </w:tr>
-    </w:tbl>
+    <w:p>
+      <w:pPr>
+        <w:pStyle w:val="LectureBullet"/>
+      </w:pPr>
+      <w:r/>
+      <w:r>
+        <w:rPr>
+          <w:sz w:val="19"/>
+        </w:rPr>
+        <w:t>【教师动作｜不发言】 逐版念“记录格式”一行；V1要求把同伴复述原话记下来。</w:t>
+      </w:r>
+    </w:p>
     <w:p>
       <w:pPr/>
       <w:r>
@@ -3555,42 +2863,24 @@
         <w:t>V3编排节奏：款式不变，只重排五款顺序，比较开场强度、过渡和收束是否清楚。记录格式是两版顺序都转成黑色剪影并排，标出开场、转折、收束各落在第几款。</w:t>
       </w:r>
     </w:p>
-    <w:tbl>
-      <w:tblPr>
-        <w:tblStyle w:val="TableGrid"/>
-        <w:tblW w:type="auto" w:w="0"/>
-        <w:tblLook w:firstColumn="1" w:firstRow="1" w:lastColumn="0" w:lastRow="0" w:noHBand="0" w:noVBand="1" w:val="04A0"/>
-      </w:tblPr>
-      <w:tblGrid>
-        <w:gridCol w:w="9524"/>
-      </w:tblGrid>
-      <w:tr>
-        <w:tc>
-          <w:tcPr>
-            <w:tcW w:type="dxa" w:w="9524"/>
-            <w:shd w:val="clear" w:fill="F2F2F2"/>
-          </w:tcPr>
-          <w:p>
-            <w:pPr>
-              <w:pStyle w:val="LectureBullet"/>
-            </w:pPr>
-            <w:r/>
-            <w:r>
-              <w:rPr>
-                <w:sz w:val="19"/>
-              </w:rPr>
-              <w:t>【转场语】 五个位置，五种任务。</w:t>
-            </w:r>
-          </w:p>
-        </w:tc>
-      </w:tr>
-    </w:tbl>
+    <w:p>
+      <w:pPr>
+        <w:pStyle w:val="LectureBullet"/>
+      </w:pPr>
+      <w:r/>
+      <w:r>
+        <w:rPr>
+          <w:sz w:val="19"/>
+        </w:rPr>
+        <w:t>【转场语】 五个位置，五种任务。</w:t>
+      </w:r>
+    </w:p>
     <w:p>
       <w:pPr>
         <w:pStyle w:val="SlideTitle"/>
       </w:pPr>
       <w:r>
-        <w:t>幻灯片 18｜五个位置，五种任务——没有一款是来凑数的</w:t>
+        <w:t>幻灯片 20｜五个位置，五种任务——没有一款是来凑数的</w:t>
       </w:r>
     </w:p>
     <w:p>
@@ -3601,36 +2891,18 @@
         <w:t>建议时间：2分钟　｜　课堂功能：五款的答辩任务与删除法检查</w:t>
       </w:r>
     </w:p>
-    <w:tbl>
-      <w:tblPr>
-        <w:tblStyle w:val="TableGrid"/>
-        <w:tblW w:type="auto" w:w="0"/>
-        <w:tblLook w:firstColumn="1" w:firstRow="1" w:lastColumn="0" w:lastRow="0" w:noHBand="0" w:noVBand="1" w:val="04A0"/>
-      </w:tblPr>
-      <w:tblGrid>
-        <w:gridCol w:w="9524"/>
-      </w:tblGrid>
-      <w:tr>
-        <w:tc>
-          <w:tcPr>
-            <w:tcW w:type="dxa" w:w="9524"/>
-            <w:shd w:val="clear" w:fill="F2F2F2"/>
-          </w:tcPr>
-          <w:p>
-            <w:pPr>
-              <w:pStyle w:val="LectureBullet"/>
-            </w:pPr>
-            <w:r/>
-            <w:r>
-              <w:rPr>
-                <w:sz w:val="19"/>
-              </w:rPr>
-              <w:t>【教师动作｜不发言】 先说明这一页就是“为什么是这五款”的答案格式；逐款念任务。</w:t>
-            </w:r>
-          </w:p>
-        </w:tc>
-      </w:tr>
-    </w:tbl>
+    <w:p>
+      <w:pPr>
+        <w:pStyle w:val="LectureBullet"/>
+      </w:pPr>
+      <w:r/>
+      <w:r>
+        <w:rPr>
+          <w:sz w:val="19"/>
+        </w:rPr>
+        <w:t>【教师动作｜不发言】 先说明这一页就是“为什么是这五款”的答案格式；逐款念任务。</w:t>
+      </w:r>
+    </w:p>
     <w:p>
       <w:pPr/>
       <w:r>
@@ -3713,42 +2985,24 @@
         <w:t>• 逐人抽问一款：“删掉它少了什么？”答不出的当场重写角色说明。</w:t>
       </w:r>
     </w:p>
-    <w:tbl>
-      <w:tblPr>
-        <w:tblStyle w:val="TableGrid"/>
-        <w:tblW w:type="auto" w:w="0"/>
-        <w:tblLook w:firstColumn="1" w:firstRow="1" w:lastColumn="0" w:lastRow="0" w:noHBand="0" w:noVBand="1" w:val="04A0"/>
-      </w:tblPr>
-      <w:tblGrid>
-        <w:gridCol w:w="9524"/>
-      </w:tblGrid>
-      <w:tr>
-        <w:tc>
-          <w:tcPr>
-            <w:tcW w:type="dxa" w:w="9524"/>
-            <w:shd w:val="clear" w:fill="F2F2F2"/>
-          </w:tcPr>
-          <w:p>
-            <w:pPr>
-              <w:pStyle w:val="LectureBullet"/>
-            </w:pPr>
-            <w:r/>
-            <w:r>
-              <w:rPr>
-                <w:sz w:val="19"/>
-              </w:rPr>
-              <w:t>【转场语】 现在用二十八分钟做定位页和排练。</w:t>
-            </w:r>
-          </w:p>
-        </w:tc>
-      </w:tr>
-    </w:tbl>
+    <w:p>
+      <w:pPr>
+        <w:pStyle w:val="LectureBullet"/>
+      </w:pPr>
+      <w:r/>
+      <w:r>
+        <w:rPr>
+          <w:sz w:val="19"/>
+        </w:rPr>
+        <w:t>【转场语】 现在用二十八分钟做定位页和排练。</w:t>
+      </w:r>
+    </w:p>
     <w:p>
       <w:pPr>
         <w:pStyle w:val="SlideTitle"/>
       </w:pPr>
       <w:r>
-        <w:t>幻灯片 19｜第2课时实操：28分钟，完成实验、编辑、同伴反馈与锁定</w:t>
+        <w:t xml:space="preserve">幻灯片 21｜每一张进入评审的生成图，都要能回答这六栏</w:t>
       </w:r>
     </w:p>
     <w:p>
@@ -3756,39 +3010,143 @@
         <w:pStyle w:val="SlideMeta"/>
       </w:pPr>
       <w:r>
+        <w:t xml:space="preserve">建议时间：2分钟　｜　课堂功能：AI 使用记录表六栏规格</w:t>
+      </w:r>
+    </w:p>
+    <w:p>
+      <w:pPr>
+        <w:pStyle w:val="LectureBullet"/>
+      </w:pPr>
+      <w:r>
+        <w:t xml:space="preserve">【教师动作｜不发言】 逐行念表；每一行都把“不合格的样子”那一列念出来</w:t>
+      </w:r>
+    </w:p>
+    <w:p>
+      <w:pPr/>
+      <w:r>
+        <w:rPr>
+          <w:b/>
+        </w:rPr>
+        <w:t xml:space="preserve">【教师讲稿｜可直接发言】</w:t>
+      </w:r>
+    </w:p>
+    <w:p>
+      <w:pPr>
+        <w:pStyle w:val="SpokenText"/>
+      </w:pPr>
+      <w:r>
+        <w:t xml:space="preserve">记录不是行政手续。它证明这张图是你的判断，而不是工具的输出。六栏。</w:t>
+      </w:r>
+    </w:p>
+    <w:p>
+      <w:pPr>
+        <w:pStyle w:val="SpokenText"/>
+      </w:pPr>
+      <w:r>
+        <w:t xml:space="preserve">第一栏，A-0 人工基线：生成之前你自己的线稿或者立体照片，注明完成时间。没有 A-0，或者时间在生成以后，都不合格。</w:t>
+      </w:r>
+    </w:p>
+    <w:p>
+      <w:pPr>
+        <w:pStyle w:val="SpokenText"/>
+      </w:pPr>
+      <w:r>
+        <w:t xml:space="preserve">第二栏，工具与版本：工具名和版本要写清楚。只写“用了AI”不算。</w:t>
+      </w:r>
+    </w:p>
+    <w:p>
+      <w:pPr>
+        <w:pStyle w:val="SpokenText"/>
+      </w:pPr>
+      <w:r>
+        <w:t xml:space="preserve">第三栏，提示词：完整提示词，包含否定词；有种子号一并记。凭记忆复述不算。</w:t>
+      </w:r>
+    </w:p>
+    <w:p>
+      <w:pPr>
+        <w:pStyle w:val="SpokenText"/>
+      </w:pPr>
+      <w:r>
+        <w:t xml:space="preserve">第四栏，生成结果：保留被淘汰的版本，不要只交最终一张。</w:t>
+      </w:r>
+    </w:p>
+    <w:p>
+      <w:pPr>
+        <w:pStyle w:val="SpokenText"/>
+      </w:pPr>
+      <w:r>
+        <w:t xml:space="preserve">第五栏，人工修正：你改了哪里、为什么改——比例、接缝还是开合。写“微调”不算。</w:t>
+      </w:r>
+    </w:p>
+    <w:p>
+      <w:pPr>
+        <w:pStyle w:val="SpokenText"/>
+      </w:pPr>
+      <w:r>
+        <w:t xml:space="preserve">第六栏，责任声明：哪些部分由 AI 生成、哪些由你完成。</w:t>
+      </w:r>
+    </w:p>
+    <w:p>
+      <w:pPr>
+        <w:pStyle w:val="SpokenText"/>
+      </w:pPr>
+      <w:r>
+        <w:t xml:space="preserve">缺任意一栏，这张图不计入期末第四项。为什么这样要求？因为刚才那件清华硕士作品自己就公开了流程图——行业里已经这样做了，写清楚反而是专业能力的一部分。</w:t>
+      </w:r>
+    </w:p>
+    <w:p>
+      <w:pPr/>
+      <w:r>
+        <w:rPr>
+          <w:b/>
+        </w:rPr>
+        <w:t xml:space="preserve">【互动与应答预案】</w:t>
+      </w:r>
+    </w:p>
+    <w:p>
+      <w:pPr>
+        <w:pStyle w:val="LectureBullet"/>
+      </w:pPr>
+      <w:r>
+        <w:t xml:space="preserve">• 现场发一张空白记录表，要求实操时同步填，不许事后补。</w:t>
+      </w:r>
+    </w:p>
+    <w:p>
+      <w:pPr>
+        <w:pStyle w:val="LectureBullet"/>
+      </w:pPr>
+      <w:r>
+        <w:t xml:space="preserve">【转场语】 现在进入这一节的实操。</w:t>
+      </w:r>
+    </w:p>
+    <w:p>
+      <w:pPr>
+        <w:pStyle w:val="SlideTitle"/>
+      </w:pPr>
+      <w:r>
+        <w:t>幻灯片 22｜第2课时实操：28分钟，完成实验、编辑、同伴反馈与锁定</w:t>
+      </w:r>
+    </w:p>
+    <w:p>
+      <w:pPr>
+        <w:pStyle w:val="SlideMeta"/>
+      </w:pPr>
+      <w:r>
         <w:t>建议时间：28分钟　｜　课堂功能：四阶段实操（定位·系列板·排练·反问）</w:t>
       </w:r>
     </w:p>
-    <w:tbl>
-      <w:tblPr>
-        <w:tblStyle w:val="TableGrid"/>
-        <w:tblW w:type="auto" w:w="0"/>
-        <w:tblLook w:firstColumn="1" w:firstRow="1" w:lastColumn="0" w:lastRow="0" w:noHBand="0" w:noVBand="1" w:val="04A0"/>
-      </w:tblPr>
-      <w:tblGrid>
-        <w:gridCol w:w="9524"/>
-      </w:tblGrid>
-      <w:tr>
-        <w:tc>
-          <w:tcPr>
-            <w:tcW w:type="dxa" w:w="9524"/>
-            <w:shd w:val="clear" w:fill="F2F2F2"/>
-          </w:tcPr>
-          <w:p>
-            <w:pPr>
-              <w:pStyle w:val="LectureBullet"/>
-            </w:pPr>
-            <w:r/>
-            <w:r>
-              <w:rPr>
-                <w:sz w:val="19"/>
-              </w:rPr>
-              <w:t>【教师动作｜不发言】 按页面分钟区间报时：14—20、20—28、28—36、36—42；三分钟陈述必须录音计时；反问演练用固定的五个问题。</w:t>
-            </w:r>
-          </w:p>
-        </w:tc>
-      </w:tr>
-    </w:tbl>
+    <w:p>
+      <w:pPr>
+        <w:pStyle w:val="LectureBullet"/>
+      </w:pPr>
+      <w:r/>
+      <w:r>
+        <w:rPr>
+          <w:sz w:val="19"/>
+        </w:rPr>
+        <w:t>【教师动作｜不发言】 按页面分钟区间报时：14—20、20—28、28—36、36—42；三分钟陈述必须录音计时；反问演练用固定的五个问题。</w:t>
+      </w:r>
+    </w:p>
     <w:p>
       <w:pPr/>
       <w:r>
@@ -3871,42 +3229,24 @@
         <w:t>• 反问演练时，若学生的答案指不到作品集的某一页，回应：“答案必须落在页码上。哪一页？”</w:t>
       </w:r>
     </w:p>
-    <w:tbl>
-      <w:tblPr>
-        <w:tblStyle w:val="TableGrid"/>
-        <w:tblW w:type="auto" w:w="0"/>
-        <w:tblLook w:firstColumn="1" w:firstRow="1" w:lastColumn="0" w:lastRow="0" w:noHBand="0" w:noVBand="1" w:val="04A0"/>
-      </w:tblPr>
-      <w:tblGrid>
-        <w:gridCol w:w="9524"/>
-      </w:tblGrid>
-      <w:tr>
-        <w:tc>
-          <w:tcPr>
-            <w:tcW w:type="dxa" w:w="9524"/>
-            <w:shd w:val="clear" w:fill="F2F2F2"/>
-          </w:tcPr>
-          <w:p>
-            <w:pPr>
-              <w:pStyle w:val="LectureBullet"/>
-            </w:pPr>
-            <w:r/>
-            <w:r>
-              <w:rPr>
-                <w:sz w:val="19"/>
-              </w:rPr>
-              <w:t>【转场语】 这四件就是期末答辩的提交物。</w:t>
-            </w:r>
-          </w:p>
-        </w:tc>
-      </w:tr>
-    </w:tbl>
+    <w:p>
+      <w:pPr>
+        <w:pStyle w:val="LectureBullet"/>
+      </w:pPr>
+      <w:r/>
+      <w:r>
+        <w:rPr>
+          <w:sz w:val="19"/>
+        </w:rPr>
+        <w:t>【转场语】 这四件就是期末答辩的提交物。</w:t>
+      </w:r>
+    </w:p>
     <w:p>
       <w:pPr>
         <w:pStyle w:val="SlideTitle"/>
       </w:pPr>
       <w:r>
-        <w:t>幻灯片 20｜提交板面必须让评审者快速找到四类证据</w:t>
+        <w:t>幻灯片 23｜提交板面必须让评审者快速找到四类证据</w:t>
       </w:r>
     </w:p>
     <w:p>
@@ -3917,36 +3257,18 @@
         <w:t>建议时间：2分钟　｜　课堂功能：四类提交证据（＝期末答辩提交物）与不合格样态</w:t>
       </w:r>
     </w:p>
-    <w:tbl>
-      <w:tblPr>
-        <w:tblStyle w:val="TableGrid"/>
-        <w:tblW w:type="auto" w:w="0"/>
-        <w:tblLook w:firstColumn="1" w:firstRow="1" w:lastColumn="0" w:lastRow="0" w:noHBand="0" w:noVBand="1" w:val="04A0"/>
-      </w:tblPr>
-      <w:tblGrid>
-        <w:gridCol w:w="9524"/>
-      </w:tblGrid>
-      <w:tr>
-        <w:tc>
-          <w:tcPr>
-            <w:tcW w:type="dxa" w:w="9524"/>
-            <w:shd w:val="clear" w:fill="F2F2F2"/>
-          </w:tcPr>
-          <w:p>
-            <w:pPr>
-              <w:pStyle w:val="LectureBullet"/>
-            </w:pPr>
-            <w:r/>
-            <w:r>
-              <w:rPr>
-                <w:sz w:val="19"/>
-              </w:rPr>
-              <w:t>【教师动作｜不发言】 先强调“第16周不再有补交机会”；再念四类与不合格。</w:t>
-            </w:r>
-          </w:p>
-        </w:tc>
-      </w:tr>
-    </w:tbl>
+    <w:p>
+      <w:pPr>
+        <w:pStyle w:val="LectureBullet"/>
+      </w:pPr>
+      <w:r/>
+      <w:r>
+        <w:rPr>
+          <w:sz w:val="19"/>
+        </w:rPr>
+        <w:t>【教师动作｜不发言】 先强调“第16周不再有补交机会”；再念四类与不合格。</w:t>
+      </w:r>
+    </w:p>
     <w:p>
       <w:pPr/>
       <w:r>
@@ -4013,42 +3335,24 @@
         <w:t>• 抽查两份定位页，重点看三项竞争参照是不是同一赛道。</w:t>
       </w:r>
     </w:p>
-    <w:tbl>
-      <w:tblPr>
-        <w:tblStyle w:val="TableGrid"/>
-        <w:tblW w:type="auto" w:w="0"/>
-        <w:tblLook w:firstColumn="1" w:firstRow="1" w:lastColumn="0" w:lastRow="0" w:noHBand="0" w:noVBand="1" w:val="04A0"/>
-      </w:tblPr>
-      <w:tblGrid>
-        <w:gridCol w:w="9524"/>
-      </w:tblGrid>
-      <w:tr>
-        <w:tc>
-          <w:tcPr>
-            <w:tcW w:type="dxa" w:w="9524"/>
-            <w:shd w:val="clear" w:fill="F2F2F2"/>
-          </w:tcPr>
-          <w:p>
-            <w:pPr>
-              <w:pStyle w:val="LectureBullet"/>
-            </w:pPr>
-            <w:r/>
-            <w:r>
-              <w:rPr>
-                <w:sz w:val="19"/>
-              </w:rPr>
-              <w:t>【转场语】 讲评时只用一种语言格式。</w:t>
-            </w:r>
-          </w:p>
-        </w:tc>
-      </w:tr>
-    </w:tbl>
+    <w:p>
+      <w:pPr>
+        <w:pStyle w:val="LectureBullet"/>
+      </w:pPr>
+      <w:r/>
+      <w:r>
+        <w:rPr>
+          <w:sz w:val="19"/>
+        </w:rPr>
+        <w:t>【转场语】 讲评时只用一种语言格式。</w:t>
+      </w:r>
+    </w:p>
     <w:p>
       <w:pPr>
         <w:pStyle w:val="SlideTitle"/>
       </w:pPr>
       <w:r>
-        <w:t>幻灯片 21｜反馈只使用“证据—判断—动作”</w:t>
+        <w:t>幻灯片 24｜反馈只使用“证据—判断—动作”</w:t>
       </w:r>
     </w:p>
     <w:p>
@@ -4059,36 +3363,18 @@
         <w:t>建议时间：1.5分钟　｜　课堂功能：同伴讲评四段格式与本周指向</w:t>
       </w:r>
     </w:p>
-    <w:tbl>
-      <w:tblPr>
-        <w:tblStyle w:val="TableGrid"/>
-        <w:tblW w:type="auto" w:w="0"/>
-        <w:tblLook w:firstColumn="1" w:firstRow="1" w:lastColumn="0" w:lastRow="0" w:noHBand="0" w:noVBand="1" w:val="04A0"/>
-      </w:tblPr>
-      <w:tblGrid>
-        <w:gridCol w:w="9524"/>
-      </w:tblGrid>
-      <w:tr>
-        <w:tc>
-          <w:tcPr>
-            <w:tcW w:type="dxa" w:w="9524"/>
-            <w:shd w:val="clear" w:fill="F2F2F2"/>
-          </w:tcPr>
-          <w:p>
-            <w:pPr>
-              <w:pStyle w:val="LectureBullet"/>
-            </w:pPr>
-            <w:r/>
-            <w:r>
-              <w:rPr>
-                <w:sz w:val="19"/>
-              </w:rPr>
-              <w:t>【教师动作｜不发言】 四段各念一句“本周指向”；在行动一段强调三选一。</w:t>
-            </w:r>
-          </w:p>
-        </w:tc>
-      </w:tr>
-    </w:tbl>
+    <w:p>
+      <w:pPr>
+        <w:pStyle w:val="LectureBullet"/>
+      </w:pPr>
+      <w:r/>
+      <w:r>
+        <w:rPr>
+          <w:sz w:val="19"/>
+        </w:rPr>
+        <w:t>【教师动作｜不发言】 四段各念一句“本周指向”；在行动一段强调三选一。</w:t>
+      </w:r>
+    </w:p>
     <w:p>
       <w:pPr/>
       <w:r>
@@ -4138,42 +3424,24 @@
         <w:t>行动：这周指向是——指定要调整的是顺序、尺度还是删页。三选一，不要一起提。</w:t>
       </w:r>
     </w:p>
-    <w:tbl>
-      <w:tblPr>
-        <w:tblStyle w:val="TableGrid"/>
-        <w:tblW w:type="auto" w:w="0"/>
-        <w:tblLook w:firstColumn="1" w:firstRow="1" w:lastColumn="0" w:lastRow="0" w:noHBand="0" w:noVBand="1" w:val="04A0"/>
-      </w:tblPr>
-      <w:tblGrid>
-        <w:gridCol w:w="9524"/>
-      </w:tblGrid>
-      <w:tr>
-        <w:tc>
-          <w:tcPr>
-            <w:tcW w:type="dxa" w:w="9524"/>
-            <w:shd w:val="clear" w:fill="F2F2F2"/>
-          </w:tcPr>
-          <w:p>
-            <w:pPr>
-              <w:pStyle w:val="LectureBullet"/>
-            </w:pPr>
-            <w:r/>
-            <w:r>
-              <w:rPr>
-                <w:sz w:val="19"/>
-              </w:rPr>
-              <w:t>【转场语】 这周的判定比往常严格，我要说清楚。</w:t>
-            </w:r>
-          </w:p>
-        </w:tc>
-      </w:tr>
-    </w:tbl>
+    <w:p>
+      <w:pPr>
+        <w:pStyle w:val="LectureBullet"/>
+      </w:pPr>
+      <w:r/>
+      <w:r>
+        <w:rPr>
+          <w:sz w:val="19"/>
+        </w:rPr>
+        <w:t>【转场语】 这周的判定比往常严格，我要说清楚。</w:t>
+      </w:r>
+    </w:p>
     <w:p>
       <w:pPr>
         <w:pStyle w:val="SlideTitle"/>
       </w:pPr>
       <w:r>
-        <w:t>幻灯片 22｜第15周检查：任何一项被判“需重做”，本周都不算通过</w:t>
+        <w:t>幻灯片 25｜第15周检查：任何一项被判“需重做”，本周都不算通过</w:t>
       </w:r>
     </w:p>
     <w:p>
@@ -4184,36 +3452,18 @@
         <w:t>建议时间：1.5分钟　｜　课堂功能：五项形成性评价、判定线与本周特殊规定</w:t>
       </w:r>
     </w:p>
-    <w:tbl>
-      <w:tblPr>
-        <w:tblStyle w:val="TableGrid"/>
-        <w:tblW w:type="auto" w:w="0"/>
-        <w:tblLook w:firstColumn="1" w:firstRow="1" w:lastColumn="0" w:lastRow="0" w:noHBand="0" w:noVBand="1" w:val="04A0"/>
-      </w:tblPr>
-      <w:tblGrid>
-        <w:gridCol w:w="9524"/>
-      </w:tblGrid>
-      <w:tr>
-        <w:tc>
-          <w:tcPr>
-            <w:tcW w:type="dxa" w:w="9524"/>
-            <w:shd w:val="clear" w:fill="F2F2F2"/>
-          </w:tcPr>
-          <w:p>
-            <w:pPr>
-              <w:pStyle w:val="LectureBullet"/>
-            </w:pPr>
-            <w:r/>
-            <w:r>
-              <w:rPr>
-                <w:sz w:val="19"/>
-              </w:rPr>
-              <w:t>【教师动作｜不发言】 念五项与权重；再念判定线三句；最后完整念出“本周特殊”一段，并当场安排现场改。</w:t>
-            </w:r>
-          </w:p>
-        </w:tc>
-      </w:tr>
-    </w:tbl>
+    <w:p>
+      <w:pPr>
+        <w:pStyle w:val="LectureBullet"/>
+      </w:pPr>
+      <w:r/>
+      <w:r>
+        <w:rPr>
+          <w:sz w:val="19"/>
+        </w:rPr>
+        <w:t>【教师动作｜不发言】 念五项与权重；再念判定线三句；最后完整念出“本周特殊”一段，并当场安排现场改。</w:t>
+      </w:r>
+    </w:p>
     <w:p>
       <w:pPr/>
       <w:r>
@@ -4304,42 +3554,24 @@
         <w:t>• 当堂列出被判“需重做”的名单，并在本节课内逐个处理，不许拖到课后。</w:t>
       </w:r>
     </w:p>
-    <w:tbl>
-      <w:tblPr>
-        <w:tblStyle w:val="TableGrid"/>
-        <w:tblW w:type="auto" w:w="0"/>
-        <w:tblLook w:firstColumn="1" w:firstRow="1" w:lastColumn="0" w:lastRow="0" w:noHBand="0" w:noVBand="1" w:val="04A0"/>
-      </w:tblPr>
-      <w:tblGrid>
-        <w:gridCol w:w="9524"/>
-      </w:tblGrid>
-      <w:tr>
-        <w:tc>
-          <w:tcPr>
-            <w:tcW w:type="dxa" w:w="9524"/>
-            <w:shd w:val="clear" w:fill="F2F2F2"/>
-          </w:tcPr>
-          <w:p>
-            <w:pPr>
-              <w:pStyle w:val="LectureBullet"/>
-            </w:pPr>
-            <w:r/>
-            <w:r>
-              <w:rPr>
-                <w:sz w:val="19"/>
-              </w:rPr>
-              <w:t>【转场语】 下周就是期末考核。</w:t>
-            </w:r>
-          </w:p>
-        </w:tc>
-      </w:tr>
-    </w:tbl>
+    <w:p>
+      <w:pPr>
+        <w:pStyle w:val="LectureBullet"/>
+      </w:pPr>
+      <w:r/>
+      <w:r>
+        <w:rPr>
+          <w:sz w:val="19"/>
+        </w:rPr>
+        <w:t>【转场语】 下周就是期末考核。</w:t>
+      </w:r>
+    </w:p>
     <w:p>
       <w:pPr>
         <w:pStyle w:val="SlideTitle"/>
       </w:pPr>
       <w:r>
-        <w:t>幻灯片 23｜第16周就是期末考核：答辩、批评与反思</w:t>
+        <w:t>幻灯片 26｜第16周就是期末考核：答辩、批评与反思</w:t>
       </w:r>
     </w:p>
     <w:p>
@@ -4350,36 +3582,18 @@
         <w:t>建议时间：1.5分钟　｜　课堂功能：下周四项准备（含反思句）</w:t>
       </w:r>
     </w:p>
-    <w:tbl>
-      <w:tblPr>
-        <w:tblStyle w:val="TableGrid"/>
-        <w:tblW w:type="auto" w:w="0"/>
-        <w:tblLook w:firstColumn="1" w:firstRow="1" w:lastColumn="0" w:lastRow="0" w:noHBand="0" w:noVBand="1" w:val="04A0"/>
-      </w:tblPr>
-      <w:tblGrid>
-        <w:gridCol w:w="9524"/>
-      </w:tblGrid>
-      <w:tr>
-        <w:tc>
-          <w:tcPr>
-            <w:tcW w:type="dxa" w:w="9524"/>
-            <w:shd w:val="clear" w:fill="F2F2F2"/>
-          </w:tcPr>
-          <w:p>
-            <w:pPr>
-              <w:pStyle w:val="LectureBullet"/>
-            </w:pPr>
-            <w:r/>
-            <w:r>
-              <w:rPr>
-                <w:sz w:val="19"/>
-              </w:rPr>
-              <w:t>【教师动作｜不发言】 逐项念带什么、准备什么、写什么；反思句要当堂开始写，并说明它计入成绩。</w:t>
-            </w:r>
-          </w:p>
-        </w:tc>
-      </w:tr>
-    </w:tbl>
+    <w:p>
+      <w:pPr>
+        <w:pStyle w:val="LectureBullet"/>
+      </w:pPr>
+      <w:r/>
+      <w:r>
+        <w:rPr>
+          <w:sz w:val="19"/>
+        </w:rPr>
+        <w:t>【教师动作｜不发言】 逐项念带什么、准备什么、写什么；反思句要当堂开始写，并说明它计入成绩。</w:t>
+      </w:r>
+    </w:p>
     <w:p>
       <w:pPr/>
       <w:r>
@@ -4446,42 +3660,24 @@
         <w:t>• 若学生说“我想不出失误”，回应：“翻你的修改日志。里面每一条淘汰都是一次失误的记录。”</w:t>
       </w:r>
     </w:p>
-    <w:tbl>
-      <w:tblPr>
-        <w:tblStyle w:val="TableGrid"/>
-        <w:tblW w:type="auto" w:w="0"/>
-        <w:tblLook w:firstColumn="1" w:firstRow="1" w:lastColumn="0" w:lastRow="0" w:noHBand="0" w:noVBand="1" w:val="04A0"/>
-      </w:tblPr>
-      <w:tblGrid>
-        <w:gridCol w:w="9524"/>
-      </w:tblGrid>
-      <w:tr>
-        <w:tc>
-          <w:tcPr>
-            <w:tcW w:type="dxa" w:w="9524"/>
-            <w:shd w:val="clear" w:fill="F2F2F2"/>
-          </w:tcPr>
-          <w:p>
-            <w:pPr>
-              <w:pStyle w:val="LectureBullet"/>
-            </w:pPr>
-            <w:r/>
-            <w:r>
-              <w:rPr>
-                <w:sz w:val="19"/>
-              </w:rPr>
-              <w:t>【转场语】 最后请每人写一句一句话小结。</w:t>
-            </w:r>
-          </w:p>
-        </w:tc>
-      </w:tr>
-    </w:tbl>
+    <w:p>
+      <w:pPr>
+        <w:pStyle w:val="LectureBullet"/>
+      </w:pPr>
+      <w:r/>
+      <w:r>
+        <w:rPr>
+          <w:sz w:val="19"/>
+        </w:rPr>
+        <w:t>【转场语】 最后请每人写一句一句话小结。</w:t>
+      </w:r>
+    </w:p>
     <w:p>
       <w:pPr>
         <w:pStyle w:val="SlideTitle"/>
       </w:pPr>
       <w:r>
-        <w:t>幻灯片 24｜写一句：把本周判断写成下一步动作</w:t>
+        <w:t>幻灯片 27｜写一句：把本周判断写成下一步动作</w:t>
       </w:r>
     </w:p>
     <w:p>
@@ -4492,36 +3688,18 @@
         <w:t>建议时间：1.5分钟　｜　课堂功能：本周收束与四条结论</w:t>
       </w:r>
     </w:p>
-    <w:tbl>
-      <w:tblPr>
-        <w:tblStyle w:val="TableGrid"/>
-        <w:tblW w:type="auto" w:w="0"/>
-        <w:tblLook w:firstColumn="1" w:firstRow="1" w:lastColumn="0" w:lastRow="0" w:noHBand="0" w:noVBand="1" w:val="04A0"/>
-      </w:tblPr>
-      <w:tblGrid>
-        <w:gridCol w:w="9524"/>
-      </w:tblGrid>
-      <w:tr>
-        <w:tc>
-          <w:tcPr>
-            <w:tcW w:type="dxa" w:w="9524"/>
-            <w:shd w:val="clear" w:fill="F2F2F2"/>
-          </w:tcPr>
-          <w:p>
-            <w:pPr>
-              <w:pStyle w:val="LectureBullet"/>
-            </w:pPr>
-            <w:r/>
-            <w:r>
-              <w:rPr>
-                <w:sz w:val="19"/>
-              </w:rPr>
-              <w:t>【教师动作｜不发言】 投影句式，等待全班写完再下课；念四条结论。</w:t>
-            </w:r>
-          </w:p>
-        </w:tc>
-      </w:tr>
-    </w:tbl>
+    <w:p>
+      <w:pPr>
+        <w:pStyle w:val="LectureBullet"/>
+      </w:pPr>
+      <w:r/>
+      <w:r>
+        <w:rPr>
+          <w:sz w:val="19"/>
+        </w:rPr>
+        <w:t>【教师动作｜不发言】 投影句式，等待全班写完再下课；念四条结论。</w:t>
+      </w:r>
+    </w:p>
     <w:p>
       <w:pPr/>
       <w:r>

--- a/docs/jiangao/《女装设计III》第15周_中国大陆课堂完整讲稿_中文.docx
+++ b/docs/jiangao/《女装设计III》第15周_中国大陆课堂完整讲稿_中文.docx
@@ -2334,7 +2334,7 @@
         <w:pStyle w:val="LectureBullet"/>
       </w:pPr>
       <w:r>
-        <w:t xml:space="preserve">【转场语】 记录怎么写，看下一页的六栏。</w:t>
+        <w:t>【转场语】 我们倒推的规则，现在拿作者的成衣验一次。</w:t>
       </w:r>
     </w:p>
     <w:p>
@@ -2342,7 +2342,91 @@
         <w:pStyle w:val="SlideTitle"/>
       </w:pPr>
       <w:r>
-        <w:t>幻灯片 15｜第1课时实操：28分钟，把概念判断转成第一版可见输出</w:t>
+        <w:t>幻灯片 15｜纵向案例第4格：把复原的规则和真实成衣并排——对得上吗</w:t>
+      </w:r>
+    </w:p>
+    <w:p>
+      <w:pPr>
+        <w:pStyle w:val="SlideMeta"/>
+      </w:pPr>
+      <w:r>
+        <w:t>建议时间：2分钟　｜　课堂功能：验证复原出的规则，并交代这种复原的限度</w:t>
+      </w:r>
+    </w:p>
+    <w:p>
+      <w:pPr>
+        <w:pStyle w:val="LectureBullet"/>
+      </w:pPr>
+      <w:r>
+        <w:t>【教师动作｜不发言】 左右并排指，一条一条对。念「复原是教学用的简化」这句时不要略过——这是本页最重要的一句。本页2分钟从本时段的案例讲解里压缩得出，不另加时。</w:t>
+      </w:r>
+    </w:p>
+    <w:p>
+      <w:pPr/>
+      <w:r>
+        <w:t>【教师讲稿｜可直接发言】</w:t>
+      </w:r>
+    </w:p>
+    <w:p>
+      <w:pPr>
+        <w:pStyle w:val="SpokenText"/>
+      </w:pPr>
+      <w:r>
+        <w:t>前两格我们倒推了规则。倒推对不对，得拿实物验一次。左边是复原图，右边是作者真正做出来的四套。</w:t>
+      </w:r>
+    </w:p>
+    <w:p>
+      <w:pPr>
+        <w:pStyle w:val="SpokenText"/>
+      </w:pPr>
+      <w:r>
+        <w:t>先说对得上的：四套确实是同一色域加不同结构。左边预测的三条关系，右边逐条找得到。这说明倒推的方向没错。</w:t>
+      </w:r>
+    </w:p>
+    <w:p>
+      <w:pPr>
+        <w:pStyle w:val="SpokenText"/>
+      </w:pPr>
+      <w:r>
+        <w:t>再说对不上的。复原图把变量排成一条直线，一次只改一个。真实作品里，几个变量常常同时在动。所以这张复原图是教学用的简化，不是作品的真相。</w:t>
+      </w:r>
+    </w:p>
+    <w:p>
+      <w:pPr>
+        <w:pStyle w:val="SpokenText"/>
+      </w:pPr>
+      <w:r>
+        <w:t>那它对你还有什么用？用在这里：你现在做效果图，先按左边那样一次只改一个。等你控制得住了，再叠加。这一格直接对应期末第四项——系列效果图的整体造型美观，二十分。</w:t>
+      </w:r>
+    </w:p>
+    <w:p>
+      <w:pPr/>
+      <w:r>
+        <w:t>【互动与应答预案】</w:t>
+      </w:r>
+    </w:p>
+    <w:p>
+      <w:pPr>
+        <w:pStyle w:val="LectureBullet"/>
+      </w:pPr>
+      <w:r>
+        <w:t>• 让学生把五款效果图并排，逐款写一句「这款改的是什么」。写不出的那一款，就是凑数的那一款。</w:t>
+      </w:r>
+    </w:p>
+    <w:p>
+      <w:pPr>
+        <w:pStyle w:val="LectureBullet"/>
+      </w:pPr>
+      <w:r>
+        <w:t>【转场语】 记录怎么写，看下一页的六栏。</w:t>
+      </w:r>
+    </w:p>
+    <w:p>
+      <w:pPr>
+        <w:pStyle w:val="SlideTitle"/>
+      </w:pPr>
+      <w:r>
+        <w:t>幻灯片 16｜第1课时实操：28分钟，把概念判断转成第一版可见输出</w:t>
       </w:r>
     </w:p>
     <w:p>
@@ -2499,7 +2583,7 @@
         <w:pStyle w:val="SlideTitle"/>
       </w:pPr>
       <w:r>
-        <w:t>幻灯片 16｜从判断进入制作、编辑与反馈</w:t>
+        <w:t>幻灯片 17｜从判断进入制作、编辑与反馈</w:t>
       </w:r>
     </w:p>
     <w:p>
@@ -2564,7 +2648,7 @@
         <w:pStyle w:val="SlideTitle"/>
       </w:pPr>
       <w:r>
-        <w:t>幻灯片 17｜用八个动作推进设计，不用空泛形容词</w:t>
+        <w:t>幻灯片 18｜用八个动作推进设计，不用空泛形容词</w:t>
       </w:r>
     </w:p>
     <w:p>
@@ -2685,7 +2769,7 @@
         <w:pStyle w:val="SlideTitle"/>
       </w:pPr>
       <w:r>
-        <w:t>幻灯片 18｜先控制变量，再判断哪一种变化真正有效</w:t>
+        <w:t>幻灯片 19｜先控制变量，再判断哪一种变化真正有效</w:t>
       </w:r>
     </w:p>
     <w:p>
@@ -2791,7 +2875,7 @@
         <w:pStyle w:val="SlideTitle"/>
       </w:pPr>
       <w:r>
-        <w:t>幻灯片 19｜一次只改变一个主变量，保留可追踪依据</w:t>
+        <w:t>幻灯片 20｜一次只改变一个主变量，保留可追踪依据</w:t>
       </w:r>
     </w:p>
     <w:p>
@@ -2880,7 +2964,7 @@
         <w:pStyle w:val="SlideTitle"/>
       </w:pPr>
       <w:r>
-        <w:t>幻灯片 20｜五个位置，五种任务——没有一款是来凑数的</w:t>
+        <w:t>幻灯片 21｜五个位置，五种任务——没有一款是来凑数的</w:t>
       </w:r>
     </w:p>
     <w:p>
@@ -3002,7 +3086,7 @@
         <w:pStyle w:val="SlideTitle"/>
       </w:pPr>
       <w:r>
-        <w:t xml:space="preserve">幻灯片 21｜每一张进入评审的生成图，都要能回答这六栏</w:t>
+        <w:t>幻灯片 22｜每一张进入评审的生成图，都要能回答这六栏</w:t>
       </w:r>
     </w:p>
     <w:p>
@@ -3124,7 +3208,7 @@
         <w:pStyle w:val="SlideTitle"/>
       </w:pPr>
       <w:r>
-        <w:t>幻灯片 22｜第2课时实操：28分钟，完成实验、编辑、同伴反馈与锁定</w:t>
+        <w:t>幻灯片 23｜第2课时实操：28分钟，完成实验、编辑、同伴反馈与锁定</w:t>
       </w:r>
     </w:p>
     <w:p>
@@ -3246,7 +3330,7 @@
         <w:pStyle w:val="SlideTitle"/>
       </w:pPr>
       <w:r>
-        <w:t>幻灯片 23｜提交板面必须让评审者快速找到四类证据</w:t>
+        <w:t>幻灯片 24｜提交板面必须让评审者快速找到四类证据</w:t>
       </w:r>
     </w:p>
     <w:p>
@@ -3352,7 +3436,7 @@
         <w:pStyle w:val="SlideTitle"/>
       </w:pPr>
       <w:r>
-        <w:t>幻灯片 24｜反馈只使用“证据—判断—动作”</w:t>
+        <w:t>幻灯片 25｜反馈只使用“证据—判断—动作”</w:t>
       </w:r>
     </w:p>
     <w:p>
@@ -3441,7 +3525,7 @@
         <w:pStyle w:val="SlideTitle"/>
       </w:pPr>
       <w:r>
-        <w:t>幻灯片 25｜第15周检查：任何一项被判“需重做”，本周都不算通过</w:t>
+        <w:t>幻灯片 26｜第15周检查：任何一项被判“需重做”，本周都不算通过</w:t>
       </w:r>
     </w:p>
     <w:p>
@@ -3571,7 +3655,7 @@
         <w:pStyle w:val="SlideTitle"/>
       </w:pPr>
       <w:r>
-        <w:t>幻灯片 26｜第16周就是期末考核：答辩、批评与反思</w:t>
+        <w:t>幻灯片 27｜第16周就是期末考核：答辩、批评与反思</w:t>
       </w:r>
     </w:p>
     <w:p>
@@ -3677,7 +3761,7 @@
         <w:pStyle w:val="SlideTitle"/>
       </w:pPr>
       <w:r>
-        <w:t>幻灯片 27｜写一句：把本周判断写成下一步动作</w:t>
+        <w:t>幻灯片 28｜写一句：把本周判断写成下一步动作</w:t>
       </w:r>
     </w:p>
     <w:p>

--- a/docs/jiangao/《女装设计III》第15周_中国大陆课堂完整讲稿_中文.docx
+++ b/docs/jiangao/《女装设计III》第15周_中国大陆课堂完整讲稿_中文.docx
@@ -2125,12 +2125,8 @@
       <w:pPr>
         <w:pStyle w:val="LectureBullet"/>
       </w:pPr>
-      <w:r/>
-      <w:r>
-        <w:rPr>
-          <w:sz w:val="19"/>
-        </w:rPr>
-        <w:t>【转场语】 现在用二十八分钟做墙面编辑和阅读测试。</w:t>
+      <w:r>
+        <w:t>【转场语】 先看怎么把自己的线稿推成效果图。</w:t>
       </w:r>
     </w:p>
     <w:p>
@@ -2418,7 +2414,7 @@
         <w:pStyle w:val="LectureBullet"/>
       </w:pPr>
       <w:r>
-        <w:t>【转场语】 记录怎么写，看下一页的六栏。</w:t>
+        <w:t>【转场语】 现在用二十八分钟做墙面编辑和阅读测试。</w:t>
       </w:r>
     </w:p>
     <w:p>
@@ -3073,12 +3069,8 @@
       <w:pPr>
         <w:pStyle w:val="LectureBullet"/>
       </w:pPr>
-      <w:r/>
-      <w:r>
-        <w:rPr>
-          <w:sz w:val="19"/>
-        </w:rPr>
-        <w:t>【转场语】 现在用二十八分钟做定位页和排练。</w:t>
+      <w:r>
+        <w:t>【转场语】 记录怎么写？看这六栏。</w:t>
       </w:r>
     </w:p>
     <w:p>

--- a/docs/jiangao/《女装设计III》第15周_中国大陆课堂完整讲稿_中文.docx
+++ b/docs/jiangao/《女装设计III》第15周_中国大陆课堂完整讲稿_中文.docx
@@ -23,7 +23,7 @@
           <w:b/>
           <w:sz w:val="40"/>
         </w:rPr>
-        <w:t>第15周完整课堂讲稿</w:t>
+        <w:t>第15周完整课堂讲稿（学生版）</w:t>
       </w:r>
     </w:p>
     <w:p>
@@ -848,18 +848,6 @@
       </w:r>
     </w:p>
     <w:p>
-      <w:pPr>
-        <w:pStyle w:val="LectureBullet"/>
-      </w:pPr>
-      <w:r/>
-      <w:r>
-        <w:rPr>
-          <w:sz w:val="19"/>
-        </w:rPr>
-        <w:t>【教师动作｜不发言】 显示封面五套；先讲同一间空间，再讲强度曲线与“红色只出现一次”。</w:t>
-      </w:r>
-    </w:p>
-    <w:p>
       <w:pPr/>
       <w:r>
         <w:rPr>
@@ -909,23 +897,6 @@
       </w:r>
     </w:p>
     <w:p>
-      <w:pPr/>
-      <w:r>
-        <w:rPr>
-          <w:b/>
-        </w:rPr>
-        <w:t>【互动与应答预案】</w:t>
-      </w:r>
-    </w:p>
-    <w:p>
-      <w:pPr>
-        <w:pStyle w:val="LectureBullet"/>
-      </w:pPr>
-      <w:r>
-        <w:t>• 提问：“你的作品集里有几个拍摄场景？能不能统一成一个？”</w:t>
-      </w:r>
-    </w:p>
-    <w:p>
       <w:pPr>
         <w:pStyle w:val="LectureBullet"/>
       </w:pPr>
@@ -954,18 +925,6 @@
       </w:r>
     </w:p>
     <w:p>
-      <w:pPr>
-        <w:pStyle w:val="LectureBullet"/>
-      </w:pPr>
-      <w:r/>
-      <w:r>
-        <w:rPr>
-          <w:sz w:val="19"/>
-        </w:rPr>
-        <w:t>【教师动作｜不发言】 指向13–16段，说明下周就是考核。</w:t>
-      </w:r>
-    </w:p>
-    <w:p>
       <w:pPr/>
       <w:r>
         <w:rPr>
@@ -1019,18 +978,6 @@
       </w:r>
     </w:p>
     <w:p>
-      <w:pPr>
-        <w:pStyle w:val="LectureBullet"/>
-      </w:pPr>
-      <w:r/>
-      <w:r>
-        <w:rPr>
-          <w:sz w:val="19"/>
-        </w:rPr>
-        <w:t>【教师动作｜不发言】 念四项；提交要求一栏逐样点数（共五样）。</w:t>
-      </w:r>
-    </w:p>
-    <w:p>
       <w:pPr/>
       <w:r>
         <w:rPr>
@@ -1088,23 +1035,6 @@
       </w:r>
     </w:p>
     <w:p>
-      <w:pPr/>
-      <w:r>
-        <w:rPr>
-          <w:b/>
-        </w:rPr>
-        <w:t>【互动与应答预案】</w:t>
-      </w:r>
-    </w:p>
-    <w:p>
-      <w:pPr>
-        <w:pStyle w:val="LectureBullet"/>
-      </w:pPr>
-      <w:r>
-        <w:t>• 请学生复述五样提交物；漏掉“排练修订单”的最多，重点提醒。</w:t>
-      </w:r>
-    </w:p>
-    <w:p>
       <w:pPr>
         <w:pStyle w:val="LectureBullet"/>
       </w:pPr>
@@ -1133,18 +1063,6 @@
       </w:r>
     </w:p>
     <w:p>
-      <w:pPr>
-        <w:pStyle w:val="LectureBullet"/>
-      </w:pPr>
-      <w:r/>
-      <w:r>
-        <w:rPr>
-          <w:sz w:val="19"/>
-        </w:rPr>
-        <w:t>【教师动作｜不发言】 先做2分钟开场：挑出局部样拍得最清楚的一张。再讲对照表。</w:t>
-      </w:r>
-    </w:p>
-    <w:p>
       <w:pPr/>
       <w:r>
         <w:rPr>
@@ -1210,23 +1128,6 @@
       </w:r>
     </w:p>
     <w:p>
-      <w:pPr/>
-      <w:r>
-        <w:rPr>
-          <w:b/>
-        </w:rPr>
-        <w:t>【互动与应答预案】</w:t>
-      </w:r>
-    </w:p>
-    <w:p>
-      <w:pPr>
-        <w:pStyle w:val="LectureBullet"/>
-      </w:pPr>
-      <w:r>
-        <w:t>• 若学生说局部样照片都不清楚，回应：“今天就重拍一次。照片质量决定它在作品集里能占多大版面。”</w:t>
-      </w:r>
-    </w:p>
-    <w:p>
       <w:pPr>
         <w:pStyle w:val="LectureBullet"/>
       </w:pPr>
@@ -1255,18 +1156,6 @@
       </w:r>
     </w:p>
     <w:p>
-      <w:pPr>
-        <w:pStyle w:val="LectureBullet"/>
-      </w:pPr>
-      <w:r/>
-      <w:r>
-        <w:rPr>
-          <w:sz w:val="19"/>
-        </w:rPr>
-        <w:t>【教师动作｜不发言】 逐条念五项；在“评审平均只花90秒看完全部研究页”与“最后一次计平时分”两处停顿。</w:t>
-      </w:r>
-    </w:p>
-    <w:p>
       <w:pPr/>
       <w:r>
         <w:rPr>
@@ -1324,23 +1213,6 @@
       </w:r>
     </w:p>
     <w:p>
-      <w:pPr/>
-      <w:r>
-        <w:rPr>
-          <w:b/>
-        </w:rPr>
-        <w:t>【互动与应答预案】</w:t>
-      </w:r>
-    </w:p>
-    <w:p>
-      <w:pPr>
-        <w:pStyle w:val="LectureBullet"/>
-      </w:pPr>
-      <w:r>
-        <w:t>• 若学生问“下周能不能补交”，回应：“不能。本周交什么，下周就用什么答辩。”</w:t>
-      </w:r>
-    </w:p>
-    <w:p>
       <w:pPr>
         <w:pStyle w:val="LectureBullet"/>
       </w:pPr>
@@ -1369,18 +1241,6 @@
       </w:r>
     </w:p>
     <w:p>
-      <w:pPr>
-        <w:pStyle w:val="LectureBullet"/>
-      </w:pPr>
-      <w:r/>
-      <w:r>
-        <w:rPr>
-          <w:sz w:val="19"/>
-        </w:rPr>
-        <w:t>【教师动作｜不发言】 投影表7-1；先说明这是第07周用过的同一张表；再逐条念三条数量关系；最后布置数数任务。</w:t>
-      </w:r>
-    </w:p>
-    <w:p>
       <w:pPr/>
       <w:r>
         <w:rPr>
@@ -1446,23 +1306,6 @@
       </w:r>
     </w:p>
     <w:p>
-      <w:pPr/>
-      <w:r>
-        <w:rPr>
-          <w:b/>
-        </w:rPr>
-        <w:t>【互动与应答预案】</w:t>
-      </w:r>
-    </w:p>
-    <w:p>
-      <w:pPr>
-        <w:pStyle w:val="LectureBullet"/>
-      </w:pPr>
-      <w:r>
-        <w:t>• 请三名学生报出自己的三个数字；形象款超过一半的，当场决定把哪一款降级。</w:t>
-      </w:r>
-    </w:p>
-    <w:p>
       <w:pPr>
         <w:pStyle w:val="LectureBullet"/>
       </w:pPr>
@@ -1491,18 +1334,6 @@
       </w:r>
     </w:p>
     <w:p>
-      <w:pPr>
-        <w:pStyle w:val="LectureBullet"/>
-      </w:pPr>
-      <w:r/>
-      <w:r>
-        <w:rPr>
-          <w:sz w:val="19"/>
-        </w:rPr>
-        <w:t>【教师动作｜不发言】 投影六张；指出灯架与背景纸都留在画面里；最后布置删重复页的任务。</w:t>
-      </w:r>
-    </w:p>
-    <w:p>
       <w:pPr/>
       <w:r>
         <w:rPr>
@@ -1560,23 +1391,6 @@
       </w:r>
     </w:p>
     <w:p>
-      <w:pPr/>
-      <w:r>
-        <w:rPr>
-          <w:b/>
-        </w:rPr>
-        <w:t>【互动与应答预案】</w:t>
-      </w:r>
-    </w:p>
-    <w:p>
-      <w:pPr>
-        <w:pStyle w:val="LectureBullet"/>
-      </w:pPr>
-      <w:r>
-        <w:t>• 请学生当场数出重复角度的页数；删完不足八页的，讨论该补哪一类页面（多半是“解释决定”那类）。</w:t>
-      </w:r>
-    </w:p>
-    <w:p>
       <w:pPr>
         <w:pStyle w:val="LectureBullet"/>
       </w:pPr>
@@ -1605,18 +1419,6 @@
       </w:r>
     </w:p>
     <w:p>
-      <w:pPr>
-        <w:pStyle w:val="LectureBullet"/>
-      </w:pPr>
-      <w:r/>
-      <w:r>
-        <w:rPr>
-          <w:sz w:val="19"/>
-        </w:rPr>
-        <w:t>【教师动作｜不发言】 每个术语中英各说一次。</w:t>
-      </w:r>
-    </w:p>
-    <w:p>
       <w:pPr/>
       <w:r>
         <w:rPr>
@@ -1694,18 +1496,6 @@
       </w:r>
     </w:p>
     <w:p>
-      <w:pPr>
-        <w:pStyle w:val="LectureBullet"/>
-      </w:pPr>
-      <w:r/>
-      <w:r>
-        <w:rPr>
-          <w:sz w:val="19"/>
-        </w:rPr>
-        <w:t>【教师动作｜不发言】 逐组念；开头强调“删页比加页难”。</w:t>
-      </w:r>
-    </w:p>
-    <w:p>
       <w:pPr/>
       <w:r>
         <w:rPr>
@@ -1755,23 +1545,6 @@
       </w:r>
     </w:p>
     <w:p>
-      <w:pPr/>
-      <w:r>
-        <w:rPr>
-          <w:b/>
-        </w:rPr>
-        <w:t>【互动与应答预案】</w:t>
-      </w:r>
-    </w:p>
-    <w:p>
-      <w:pPr>
-        <w:pStyle w:val="LectureBullet"/>
-      </w:pPr>
-      <w:r>
-        <w:t>• 当场做一次“抽掉一页”的测试：随机抽走一名学生的一页，问全班“结论变了吗”。</w:t>
-      </w:r>
-    </w:p>
-    <w:p>
       <w:pPr>
         <w:pStyle w:val="LectureBullet"/>
       </w:pPr>
@@ -1800,18 +1573,6 @@
       </w:r>
     </w:p>
     <w:p>
-      <w:pPr>
-        <w:pStyle w:val="LectureBullet"/>
-      </w:pPr>
-      <w:r/>
-      <w:r>
-        <w:rPr>
-          <w:sz w:val="19"/>
-        </w:rPr>
-        <w:t>【教师动作｜不发言】 每组念完对照后立刻做检验；第一个检验当堂做一遍。</w:t>
-      </w:r>
-    </w:p>
-    <w:p>
       <w:pPr/>
       <w:r>
         <w:rPr>
@@ -1853,23 +1614,6 @@
       </w:r>
     </w:p>
     <w:p>
-      <w:pPr/>
-      <w:r>
-        <w:rPr>
-          <w:b/>
-        </w:rPr>
-        <w:t>【互动与应答预案】</w:t>
-      </w:r>
-    </w:p>
-    <w:p>
-      <w:pPr>
-        <w:pStyle w:val="LectureBullet"/>
-      </w:pPr>
-      <w:r>
-        <w:t>• 要求每人给自己作品集的每一页都写一句任务句；写不出的页面当场标为待删。</w:t>
-      </w:r>
-    </w:p>
-    <w:p>
       <w:pPr>
         <w:pStyle w:val="LectureBullet"/>
       </w:pPr>
@@ -1898,18 +1642,6 @@
       </w:r>
     </w:p>
     <w:p>
-      <w:pPr>
-        <w:pStyle w:val="LectureBullet"/>
-      </w:pPr>
-      <w:r/>
-      <w:r>
-        <w:rPr>
-          <w:sz w:val="19"/>
-        </w:rPr>
-        <w:t>【教师动作｜不发言】 先找出最安静的那一套；最后念课堂回答，留出思考时间。</w:t>
-      </w:r>
-    </w:p>
-    <w:p>
       <w:pPr/>
       <w:r>
         <w:rPr>
@@ -1975,23 +1707,6 @@
       </w:r>
     </w:p>
     <w:p>
-      <w:pPr/>
-      <w:r>
-        <w:rPr>
-          <w:b/>
-        </w:rPr>
-        <w:t>【互动与应答预案】</w:t>
-      </w:r>
-    </w:p>
-    <w:p>
-      <w:pPr>
-        <w:pStyle w:val="LectureBullet"/>
-      </w:pPr>
-      <w:r>
-        <w:t>• 请学生说出自己五款里最安静的一款，以及它现在排第几。</w:t>
-      </w:r>
-    </w:p>
-    <w:p>
       <w:pPr>
         <w:pStyle w:val="LectureBullet"/>
       </w:pPr>
@@ -2020,18 +1735,6 @@
       </w:r>
     </w:p>
     <w:p>
-      <w:pPr>
-        <w:pStyle w:val="LectureBullet"/>
-      </w:pPr>
-      <w:r/>
-      <w:r>
-        <w:rPr>
-          <w:sz w:val="19"/>
-        </w:rPr>
-        <w:t>【教师动作｜不发言】 让学生先找视觉重心落在哪个部位；最后念课堂回答。</w:t>
-      </w:r>
-    </w:p>
-    <w:p>
       <w:pPr/>
       <w:r>
         <w:rPr>
@@ -2105,27 +1808,10 @@
       </w:r>
     </w:p>
     <w:p>
-      <w:pPr/>
-      <w:r>
-        <w:rPr>
-          <w:b/>
-        </w:rPr>
-        <w:t>【互动与应答预案】</w:t>
-      </w:r>
-    </w:p>
-    <w:p>
       <w:pPr>
         <w:pStyle w:val="LectureBullet"/>
       </w:pPr>
       <w:r>
-        <w:t>• 请学生用一句指得出位置的话描述自己的记忆点；说出气质词的，追问“在身上哪里”。</w:t>
-      </w:r>
-    </w:p>
-    <w:p>
-      <w:pPr>
-        <w:pStyle w:val="LectureBullet"/>
-      </w:pPr>
-      <w:r>
         <w:t>【转场语】 先看怎么把自己的线稿推成效果图。</w:t>
       </w:r>
     </w:p>
@@ -2143,14 +1829,6 @@
       </w:pPr>
       <w:r>
         <w:t xml:space="preserve">建议时间：2.5分钟　｜　课堂功能：AI 表现四步与允许范围</w:t>
-      </w:r>
-    </w:p>
-    <w:p>
-      <w:pPr>
-        <w:pStyle w:val="LectureBullet"/>
-      </w:pPr>
-      <w:r>
-        <w:t xml:space="preserve">【教师动作｜不发言】 逐步念四步；最后把允许与不允许两栏各念一遍</w:t>
       </w:r>
     </w:p>
     <w:p>
@@ -2211,27 +1889,10 @@
       </w:r>
     </w:p>
     <w:p>
-      <w:pPr/>
-      <w:r>
-        <w:rPr>
-          <w:b/>
-        </w:rPr>
-        <w:t xml:space="preserve">【互动与应答预案】</w:t>
-      </w:r>
-    </w:p>
-    <w:p>
       <w:pPr>
         <w:pStyle w:val="LectureBullet"/>
       </w:pPr>
       <w:r>
-        <w:t xml:space="preserve">• 若学生问“可以直接交生成的平面图吗”，回应：不可以。平面图必须手工完成，这一条从第02周起没有变过。</w:t>
-      </w:r>
-    </w:p>
-    <w:p>
-      <w:pPr>
-        <w:pStyle w:val="LectureBullet"/>
-      </w:pPr>
-      <w:r>
         <w:t xml:space="preserve">【转场语】 先看一个已经这样做的院校例子。</w:t>
       </w:r>
     </w:p>
@@ -2249,14 +1910,6 @@
       </w:pPr>
       <w:r>
         <w:t xml:space="preserve">建议时间：2.5分钟　｜　课堂功能：公开 AI 流程的真实案例</w:t>
-      </w:r>
-    </w:p>
-    <w:p>
-      <w:pPr>
-        <w:pStyle w:val="LectureBullet"/>
-      </w:pPr>
-      <w:r>
-        <w:t xml:space="preserve">【教师动作｜不发言】 指大图上的流程节点：AI辅助设计、关键词合成、效果图、面料尝试、款式图</w:t>
       </w:r>
     </w:p>
     <w:p>
@@ -2309,12 +1962,65 @@
       </w:r>
     </w:p>
     <w:p>
+      <w:pPr>
+        <w:pStyle w:val="LectureBullet"/>
+      </w:pPr>
+      <w:r>
+        <w:t>【转场语】 我们倒推的规则，现在拿作者的成衣验一次。</w:t>
+      </w:r>
+    </w:p>
+    <w:p>
+      <w:pPr>
+        <w:pStyle w:val="SlideTitle"/>
+      </w:pPr>
+      <w:r>
+        <w:t>幻灯片 15｜纵向案例第4格：把复原的规则和真实成衣并排——对得上吗</w:t>
+      </w:r>
+    </w:p>
+    <w:p>
+      <w:pPr>
+        <w:pStyle w:val="SlideMeta"/>
+      </w:pPr>
+      <w:r>
+        <w:t>建议时间：2分钟　｜　课堂功能：验证复原出的规则，并交代这种复原的限度</w:t>
+      </w:r>
+    </w:p>
+    <w:p>
       <w:pPr/>
       <w:r>
-        <w:rPr>
-          <w:b/>
-        </w:rPr>
-        <w:t xml:space="preserve">【互动与应答预案】</w:t>
+        <w:t>【教师讲稿｜可直接发言】</w:t>
+      </w:r>
+    </w:p>
+    <w:p>
+      <w:pPr>
+        <w:pStyle w:val="SpokenText"/>
+      </w:pPr>
+      <w:r>
+        <w:t>前两格我们倒推了规则。倒推对不对，得拿实物验一次。左边是复原图，右边是作者真正做出来的四套。</w:t>
+      </w:r>
+    </w:p>
+    <w:p>
+      <w:pPr>
+        <w:pStyle w:val="SpokenText"/>
+      </w:pPr>
+      <w:r>
+        <w:t>先说对得上的：四套确实是同一色域加不同结构。左边预测的三条关系，右边逐条找得到。这说明倒推的方向没错。</w:t>
+      </w:r>
+    </w:p>
+    <w:p>
+      <w:pPr>
+        <w:pStyle w:val="SpokenText"/>
+      </w:pPr>
+      <w:r>
+        <w:t>再说对不上的。复原图把变量排成一条直线，一次只改一个。真实作品里，几个变量常常同时在动。所以这张复原图是教学用的简化，不是作品的真相。</w:t>
+      </w:r>
+    </w:p>
+    <w:p>
+      <w:pPr>
+        <w:pStyle w:val="SpokenText"/>
+      </w:pPr>
+      <w:r>
+        <w:t>那它对你还有什么用？用在这里：你现在做效果图，先按左边那样一次只改一个。等你控制得住了，再叠加。这一格直接对应期末第四项——系列效果图的整体造型美观，二十分。</w:t>
       </w:r>
     </w:p>
     <w:p>
@@ -2322,15 +2028,7 @@
         <w:pStyle w:val="LectureBullet"/>
       </w:pPr>
       <w:r>
-        <w:t xml:space="preserve">• 请学生说出自己打算用哪个工具，以及为什么选它。答不出的，先别开始生成。</w:t>
-      </w:r>
-    </w:p>
-    <w:p>
-      <w:pPr>
-        <w:pStyle w:val="LectureBullet"/>
-      </w:pPr>
-      <w:r>
-        <w:t>【转场语】 我们倒推的规则，现在拿作者的成衣验一次。</w:t>
+        <w:t>【转场语】 现在用二十八分钟做墙面编辑和阅读测试。</w:t>
       </w:r>
     </w:p>
     <w:p>
@@ -2338,7 +2036,7 @@
         <w:pStyle w:val="SlideTitle"/>
       </w:pPr>
       <w:r>
-        <w:t>幻灯片 15｜纵向案例第4格：把复原的规则和真实成衣并排——对得上吗</w:t>
+        <w:t>幻灯片 16｜第1课时实操：28分钟，把概念判断转成第一版可见输出</w:t>
       </w:r>
     </w:p>
     <w:p>
@@ -2346,103 +2044,7 @@
         <w:pStyle w:val="SlideMeta"/>
       </w:pPr>
       <w:r>
-        <w:t>建议时间：2分钟　｜　课堂功能：验证复原出的规则，并交代这种复原的限度</w:t>
-      </w:r>
-    </w:p>
-    <w:p>
-      <w:pPr>
-        <w:pStyle w:val="LectureBullet"/>
-      </w:pPr>
-      <w:r>
-        <w:t>【教师动作｜不发言】 左右并排指，一条一条对。念「复原是教学用的简化」这句时不要略过——这是本页最重要的一句。本页2分钟从本时段的案例讲解里压缩得出，不另加时。</w:t>
-      </w:r>
-    </w:p>
-    <w:p>
-      <w:pPr/>
-      <w:r>
-        <w:t>【教师讲稿｜可直接发言】</w:t>
-      </w:r>
-    </w:p>
-    <w:p>
-      <w:pPr>
-        <w:pStyle w:val="SpokenText"/>
-      </w:pPr>
-      <w:r>
-        <w:t>前两格我们倒推了规则。倒推对不对，得拿实物验一次。左边是复原图，右边是作者真正做出来的四套。</w:t>
-      </w:r>
-    </w:p>
-    <w:p>
-      <w:pPr>
-        <w:pStyle w:val="SpokenText"/>
-      </w:pPr>
-      <w:r>
-        <w:t>先说对得上的：四套确实是同一色域加不同结构。左边预测的三条关系，右边逐条找得到。这说明倒推的方向没错。</w:t>
-      </w:r>
-    </w:p>
-    <w:p>
-      <w:pPr>
-        <w:pStyle w:val="SpokenText"/>
-      </w:pPr>
-      <w:r>
-        <w:t>再说对不上的。复原图把变量排成一条直线，一次只改一个。真实作品里，几个变量常常同时在动。所以这张复原图是教学用的简化，不是作品的真相。</w:t>
-      </w:r>
-    </w:p>
-    <w:p>
-      <w:pPr>
-        <w:pStyle w:val="SpokenText"/>
-      </w:pPr>
-      <w:r>
-        <w:t>那它对你还有什么用？用在这里：你现在做效果图，先按左边那样一次只改一个。等你控制得住了，再叠加。这一格直接对应期末第四项——系列效果图的整体造型美观，二十分。</w:t>
-      </w:r>
-    </w:p>
-    <w:p>
-      <w:pPr/>
-      <w:r>
-        <w:t>【互动与应答预案】</w:t>
-      </w:r>
-    </w:p>
-    <w:p>
-      <w:pPr>
-        <w:pStyle w:val="LectureBullet"/>
-      </w:pPr>
-      <w:r>
-        <w:t>• 让学生把五款效果图并排，逐款写一句「这款改的是什么」。写不出的那一款，就是凑数的那一款。</w:t>
-      </w:r>
-    </w:p>
-    <w:p>
-      <w:pPr>
-        <w:pStyle w:val="LectureBullet"/>
-      </w:pPr>
-      <w:r>
-        <w:t>【转场语】 现在用二十八分钟做墙面编辑和阅读测试。</w:t>
-      </w:r>
-    </w:p>
-    <w:p>
-      <w:pPr>
-        <w:pStyle w:val="SlideTitle"/>
-      </w:pPr>
-      <w:r>
-        <w:t>幻灯片 16｜第1课时实操：28分钟，把概念判断转成第一版可见输出</w:t>
-      </w:r>
-    </w:p>
-    <w:p>
-      <w:pPr>
-        <w:pStyle w:val="SlideMeta"/>
-      </w:pPr>
-      <w:r>
         <w:t>建议时间：28分钟　｜　课堂功能：四阶段实操（墙面·30秒·证据链·剪影）</w:t>
-      </w:r>
-    </w:p>
-    <w:p>
-      <w:pPr>
-        <w:pStyle w:val="LectureBullet"/>
-      </w:pPr>
-      <w:r/>
-      <w:r>
-        <w:rPr>
-          <w:sz w:val="19"/>
-        </w:rPr>
-        <w:t>【教师动作｜不发言】 按页面上的分钟区间报时：17—23、23—31、31—39、39—45；30秒测试严格计时，同伴写下的理解要逐页比对任务句。</w:t>
       </w:r>
     </w:p>
     <w:p>
@@ -2500,31 +2102,6 @@
       </w:pPr>
       <w:r>
         <w:t>交接第2课时：带着精编页和编排诊断结果进入市场定位和答辩排练。没有对应证据的页面，先删再排。</w:t>
-      </w:r>
-    </w:p>
-    <w:p>
-      <w:pPr/>
-      <w:r>
-        <w:rPr>
-          <w:b/>
-        </w:rPr>
-        <w:t>【互动与应答预案】</w:t>
-      </w:r>
-    </w:p>
-    <w:p>
-      <w:pPr>
-        <w:pStyle w:val="LectureBullet"/>
-      </w:pPr>
-      <w:r>
-        <w:t>• 30秒测试时严格计时，不许多看；同伴写下的理解要原话记录，不许润色。</w:t>
-      </w:r>
-    </w:p>
-    <w:p>
-      <w:pPr>
-        <w:pStyle w:val="LectureBullet"/>
-      </w:pPr>
-      <w:r>
-        <w:t>• 若学生不肯删20%，回应：“删不掉，说明你还没判断过哪一页最弱。”</w:t>
       </w:r>
     </w:p>
     <w:p>
@@ -2591,18 +2168,6 @@
       </w:r>
     </w:p>
     <w:p>
-      <w:pPr>
-        <w:pStyle w:val="LectureBullet"/>
-      </w:pPr>
-      <w:r/>
-      <w:r>
-        <w:rPr>
-          <w:sz w:val="19"/>
-        </w:rPr>
-        <w:t>【教师动作｜不发言】 宣布节奏：方法与实验9分钟、实操28分钟、讲评与评价5分钟、预告与收尾3分钟。</w:t>
-      </w:r>
-    </w:p>
-    <w:p>
       <w:pPr/>
       <w:r>
         <w:rPr>
@@ -2656,18 +2221,6 @@
       </w:r>
     </w:p>
     <w:p>
-      <w:pPr>
-        <w:pStyle w:val="LectureBullet"/>
-      </w:pPr>
-      <w:r/>
-      <w:r>
-        <w:rPr>
-          <w:sz w:val="19"/>
-        </w:rPr>
-        <w:t>【教师动作｜不发言】 快速念八个动词；在“页面任务句”与“口头压缩”两处停顿。</w:t>
-      </w:r>
-    </w:p>
-    <w:p>
       <w:pPr/>
       <w:r>
         <w:rPr>
@@ -2777,18 +2330,6 @@
       </w:r>
     </w:p>
     <w:p>
-      <w:pPr>
-        <w:pStyle w:val="LectureBullet"/>
-      </w:pPr>
-      <w:r/>
-      <w:r>
-        <w:rPr>
-          <w:sz w:val="19"/>
-        </w:rPr>
-        <w:t>【教师动作｜不发言】 逐行念矩阵；重点念“一页只能有一个角色”与“提出问题与解释决定各至少一页”。</w:t>
-      </w:r>
-    </w:p>
-    <w:p>
       <w:pPr/>
       <w:r>
         <w:rPr>
@@ -2838,23 +2379,6 @@
       </w:r>
     </w:p>
     <w:p>
-      <w:pPr/>
-      <w:r>
-        <w:rPr>
-          <w:b/>
-        </w:rPr>
-        <w:t>【互动与应答预案】</w:t>
-      </w:r>
-    </w:p>
-    <w:p>
-      <w:pPr>
-        <w:pStyle w:val="LectureBullet"/>
-      </w:pPr>
-      <w:r>
-        <w:t>• 检查每人是否有“提出问题”和“解释决定”两类页面；缺的当场补。</w:t>
-      </w:r>
-    </w:p>
-    <w:p>
       <w:pPr>
         <w:pStyle w:val="LectureBullet"/>
       </w:pPr>
@@ -2883,18 +2407,6 @@
       </w:r>
     </w:p>
     <w:p>
-      <w:pPr>
-        <w:pStyle w:val="LectureBullet"/>
-      </w:pPr>
-      <w:r/>
-      <w:r>
-        <w:rPr>
-          <w:sz w:val="19"/>
-        </w:rPr>
-        <w:t>【教师动作｜不发言】 逐版念“记录格式”一行；V1要求把同伴复述原话记下来。</w:t>
-      </w:r>
-    </w:p>
-    <w:p>
       <w:pPr/>
       <w:r>
         <w:rPr>
@@ -2972,18 +2484,6 @@
       </w:r>
     </w:p>
     <w:p>
-      <w:pPr>
-        <w:pStyle w:val="LectureBullet"/>
-      </w:pPr>
-      <w:r/>
-      <w:r>
-        <w:rPr>
-          <w:sz w:val="19"/>
-        </w:rPr>
-        <w:t>【教师动作｜不发言】 先说明这一页就是“为什么是这五款”的答案格式；逐款念任务。</w:t>
-      </w:r>
-    </w:p>
-    <w:p>
       <w:pPr/>
       <w:r>
         <w:rPr>
@@ -3049,27 +2549,10 @@
       </w:r>
     </w:p>
     <w:p>
-      <w:pPr/>
-      <w:r>
-        <w:rPr>
-          <w:b/>
-        </w:rPr>
-        <w:t>【互动与应答预案】</w:t>
-      </w:r>
-    </w:p>
-    <w:p>
       <w:pPr>
         <w:pStyle w:val="LectureBullet"/>
       </w:pPr>
       <w:r>
-        <w:t>• 逐人抽问一款：“删掉它少了什么？”答不出的当场重写角色说明。</w:t>
-      </w:r>
-    </w:p>
-    <w:p>
-      <w:pPr>
-        <w:pStyle w:val="LectureBullet"/>
-      </w:pPr>
-      <w:r>
         <w:t>【转场语】 记录怎么写？看这六栏。</w:t>
       </w:r>
     </w:p>
@@ -3087,14 +2570,6 @@
       </w:pPr>
       <w:r>
         <w:t xml:space="preserve">建议时间：2分钟　｜　课堂功能：AI 使用记录表六栏规格</w:t>
-      </w:r>
-    </w:p>
-    <w:p>
-      <w:pPr>
-        <w:pStyle w:val="LectureBullet"/>
-      </w:pPr>
-      <w:r>
-        <w:t xml:space="preserve">【教师动作｜不发言】 逐行念表；每一行都把“不合格的样子”那一列念出来</w:t>
       </w:r>
     </w:p>
     <w:p>
@@ -3171,27 +2646,10 @@
       </w:r>
     </w:p>
     <w:p>
-      <w:pPr/>
-      <w:r>
-        <w:rPr>
-          <w:b/>
-        </w:rPr>
-        <w:t xml:space="preserve">【互动与应答预案】</w:t>
-      </w:r>
-    </w:p>
-    <w:p>
       <w:pPr>
         <w:pStyle w:val="LectureBullet"/>
       </w:pPr>
       <w:r>
-        <w:t xml:space="preserve">• 现场发一张空白记录表，要求实操时同步填，不许事后补。</w:t>
-      </w:r>
-    </w:p>
-    <w:p>
-      <w:pPr>
-        <w:pStyle w:val="LectureBullet"/>
-      </w:pPr>
-      <w:r>
         <w:t xml:space="preserve">【转场语】 现在进入这一节的实操。</w:t>
       </w:r>
     </w:p>
@@ -3209,18 +2667,6 @@
       </w:pPr>
       <w:r>
         <w:t>建议时间：28分钟　｜　课堂功能：四阶段实操（定位·系列板·排练·反问）</w:t>
-      </w:r>
-    </w:p>
-    <w:p>
-      <w:pPr>
-        <w:pStyle w:val="LectureBullet"/>
-      </w:pPr>
-      <w:r/>
-      <w:r>
-        <w:rPr>
-          <w:sz w:val="19"/>
-        </w:rPr>
-        <w:t>【教师动作｜不发言】 按页面分钟区间报时：14—20、20—28、28—36、36—42；三分钟陈述必须录音计时；反问演练用固定的五个问题。</w:t>
       </w:r>
     </w:p>
     <w:p>
@@ -3281,31 +2727,6 @@
       </w:r>
     </w:p>
     <w:p>
-      <w:pPr/>
-      <w:r>
-        <w:rPr>
-          <w:b/>
-        </w:rPr>
-        <w:t>【互动与应答预案】</w:t>
-      </w:r>
-    </w:p>
-    <w:p>
-      <w:pPr>
-        <w:pStyle w:val="LectureBullet"/>
-      </w:pPr>
-      <w:r>
-        <w:t>• 排练超时的当场停下，提醒：“压缩到两分四十秒最稳。四段各四十秒。”</w:t>
-      </w:r>
-    </w:p>
-    <w:p>
-      <w:pPr>
-        <w:pStyle w:val="LectureBullet"/>
-      </w:pPr>
-      <w:r>
-        <w:t>• 反问演练时，若学生的答案指不到作品集的某一页，回应：“答案必须落在页码上。哪一页？”</w:t>
-      </w:r>
-    </w:p>
-    <w:p>
       <w:pPr>
         <w:pStyle w:val="LectureBullet"/>
       </w:pPr>
@@ -3334,18 +2755,6 @@
       </w:r>
     </w:p>
     <w:p>
-      <w:pPr>
-        <w:pStyle w:val="LectureBullet"/>
-      </w:pPr>
-      <w:r/>
-      <w:r>
-        <w:rPr>
-          <w:sz w:val="19"/>
-        </w:rPr>
-        <w:t>【教师动作｜不发言】 先强调“第16周不再有补交机会”；再念四类与不合格。</w:t>
-      </w:r>
-    </w:p>
-    <w:p>
       <w:pPr/>
       <w:r>
         <w:rPr>
@@ -3395,23 +2804,6 @@
       </w:r>
     </w:p>
     <w:p>
-      <w:pPr/>
-      <w:r>
-        <w:rPr>
-          <w:b/>
-        </w:rPr>
-        <w:t>【互动与应答预案】</w:t>
-      </w:r>
-    </w:p>
-    <w:p>
-      <w:pPr>
-        <w:pStyle w:val="LectureBullet"/>
-      </w:pPr>
-      <w:r>
-        <w:t>• 抽查两份定位页，重点看三项竞争参照是不是同一赛道。</w:t>
-      </w:r>
-    </w:p>
-    <w:p>
       <w:pPr>
         <w:pStyle w:val="LectureBullet"/>
       </w:pPr>
@@ -3440,18 +2832,6 @@
       </w:r>
     </w:p>
     <w:p>
-      <w:pPr>
-        <w:pStyle w:val="LectureBullet"/>
-      </w:pPr>
-      <w:r/>
-      <w:r>
-        <w:rPr>
-          <w:sz w:val="19"/>
-        </w:rPr>
-        <w:t>【教师动作｜不发言】 四段各念一句“本周指向”；在行动一段强调三选一。</w:t>
-      </w:r>
-    </w:p>
-    <w:p>
       <w:pPr/>
       <w:r>
         <w:rPr>
@@ -3529,18 +2909,6 @@
       </w:r>
     </w:p>
     <w:p>
-      <w:pPr>
-        <w:pStyle w:val="LectureBullet"/>
-      </w:pPr>
-      <w:r/>
-      <w:r>
-        <w:rPr>
-          <w:sz w:val="19"/>
-        </w:rPr>
-        <w:t>【教师动作｜不发言】 念五项与权重；再念判定线三句；最后完整念出“本周特殊”一段，并当场安排现场改。</w:t>
-      </w:r>
-    </w:p>
-    <w:p>
       <w:pPr/>
       <w:r>
         <w:rPr>
@@ -3614,23 +2982,6 @@
       </w:r>
     </w:p>
     <w:p>
-      <w:pPr/>
-      <w:r>
-        <w:rPr>
-          <w:b/>
-        </w:rPr>
-        <w:t>【互动与应答预案】</w:t>
-      </w:r>
-    </w:p>
-    <w:p>
-      <w:pPr>
-        <w:pStyle w:val="LectureBullet"/>
-      </w:pPr>
-      <w:r>
-        <w:t>• 当堂列出被判“需重做”的名单，并在本节课内逐个处理，不许拖到课后。</w:t>
-      </w:r>
-    </w:p>
-    <w:p>
       <w:pPr>
         <w:pStyle w:val="LectureBullet"/>
       </w:pPr>
@@ -3659,18 +3010,6 @@
       </w:r>
     </w:p>
     <w:p>
-      <w:pPr>
-        <w:pStyle w:val="LectureBullet"/>
-      </w:pPr>
-      <w:r/>
-      <w:r>
-        <w:rPr>
-          <w:sz w:val="19"/>
-        </w:rPr>
-        <w:t>【教师动作｜不发言】 逐项念带什么、准备什么、写什么；反思句要当堂开始写，并说明它计入成绩。</w:t>
-      </w:r>
-    </w:p>
-    <w:p>
       <w:pPr/>
       <w:r>
         <w:rPr>
@@ -3720,23 +3059,6 @@
       </w:r>
     </w:p>
     <w:p>
-      <w:pPr/>
-      <w:r>
-        <w:rPr>
-          <w:b/>
-        </w:rPr>
-        <w:t>【互动与应答预案】</w:t>
-      </w:r>
-    </w:p>
-    <w:p>
-      <w:pPr>
-        <w:pStyle w:val="LectureBullet"/>
-      </w:pPr>
-      <w:r>
-        <w:t>• 若学生说“我想不出失误”，回应：“翻你的修改日志。里面每一条淘汰都是一次失误的记录。”</w:t>
-      </w:r>
-    </w:p>
-    <w:p>
       <w:pPr>
         <w:pStyle w:val="LectureBullet"/>
       </w:pPr>
@@ -3762,18 +3084,6 @@
       </w:pPr>
       <w:r>
         <w:t>建议时间：1.5分钟　｜　课堂功能：本周收束与四条结论</w:t>
-      </w:r>
-    </w:p>
-    <w:p>
-      <w:pPr>
-        <w:pStyle w:val="LectureBullet"/>
-      </w:pPr>
-      <w:r/>
-      <w:r>
-        <w:rPr>
-          <w:sz w:val="19"/>
-        </w:rPr>
-        <w:t>【教师动作｜不发言】 投影句式，等待全班写完再下课；念四条结论。</w:t>
       </w:r>
     </w:p>
     <w:p>

--- a/docs/jiangao/《女装设计III》第15周_中国大陆课堂完整讲稿_中文.docx
+++ b/docs/jiangao/《女装设计III》第15周_中国大陆课堂完整讲稿_中文.docx
@@ -777,14 +777,6 @@
         <w:pStyle w:val="LectureBullet"/>
       </w:pPr>
       <w:r>
-        <w:t>• 教师：28分钟计时器两次、缩略图墙用的墙面或长桌、30秒阅读测试用的计时器、录音设备或手机（3分钟陈述必须计时录音）、市场定位页空白坐标（顾客·场景·品类组合·价格逻辑·竞争参照）。</w:t>
-      </w:r>
-    </w:p>
-    <w:p>
-      <w:pPr>
-        <w:pStyle w:val="LectureBullet"/>
-      </w:pPr>
-      <w:r>
         <w:t>• 课堂资料：三组秀场并列图（同一空间拍摄的强度曲线、顺序决定叙事、记忆点是具体形状）只作原理观察，不代表品牌官方版型说明。</w:t>
       </w:r>
     </w:p>
@@ -848,15 +840,6 @@
       </w:r>
     </w:p>
     <w:p>
-      <w:pPr/>
-      <w:r>
-        <w:rPr>
-          <w:b/>
-        </w:rPr>
-        <w:t>【教师讲稿｜可直接发言】</w:t>
-      </w:r>
-    </w:p>
-    <w:p>
       <w:pPr>
         <w:pStyle w:val="SpokenText"/>
       </w:pPr>
@@ -925,15 +908,6 @@
       </w:r>
     </w:p>
     <w:p>
-      <w:pPr/>
-      <w:r>
-        <w:rPr>
-          <w:b/>
-        </w:rPr>
-        <w:t>【教师讲稿｜可直接发言】</w:t>
-      </w:r>
-    </w:p>
-    <w:p>
       <w:pPr>
         <w:pStyle w:val="SpokenText"/>
       </w:pPr>
@@ -978,15 +952,6 @@
       </w:r>
     </w:p>
     <w:p>
-      <w:pPr/>
-      <w:r>
-        <w:rPr>
-          <w:b/>
-        </w:rPr>
-        <w:t>【教师讲稿｜可直接发言】</w:t>
-      </w:r>
-    </w:p>
-    <w:p>
       <w:pPr>
         <w:pStyle w:val="SpokenText"/>
       </w:pPr>
@@ -1063,15 +1028,6 @@
       </w:r>
     </w:p>
     <w:p>
-      <w:pPr/>
-      <w:r>
-        <w:rPr>
-          <w:b/>
-        </w:rPr>
-        <w:t>【教师讲稿｜可直接发言】</w:t>
-      </w:r>
-    </w:p>
-    <w:p>
       <w:pPr>
         <w:pStyle w:val="SpokenText"/>
       </w:pPr>
@@ -1156,15 +1112,6 @@
       </w:r>
     </w:p>
     <w:p>
-      <w:pPr/>
-      <w:r>
-        <w:rPr>
-          <w:b/>
-        </w:rPr>
-        <w:t>【教师讲稿｜可直接发言】</w:t>
-      </w:r>
-    </w:p>
-    <w:p>
       <w:pPr>
         <w:pStyle w:val="SpokenText"/>
       </w:pPr>
@@ -1241,15 +1188,6 @@
       </w:r>
     </w:p>
     <w:p>
-      <w:pPr/>
-      <w:r>
-        <w:rPr>
-          <w:b/>
-        </w:rPr>
-        <w:t>【教师讲稿｜可直接发言】</w:t>
-      </w:r>
-    </w:p>
-    <w:p>
       <w:pPr>
         <w:pStyle w:val="SpokenText"/>
       </w:pPr>
@@ -1334,15 +1272,6 @@
       </w:r>
     </w:p>
     <w:p>
-      <w:pPr/>
-      <w:r>
-        <w:rPr>
-          <w:b/>
-        </w:rPr>
-        <w:t>【教师讲稿｜可直接发言】</w:t>
-      </w:r>
-    </w:p>
-    <w:p>
       <w:pPr>
         <w:pStyle w:val="SpokenText"/>
       </w:pPr>
@@ -1419,15 +1348,6 @@
       </w:r>
     </w:p>
     <w:p>
-      <w:pPr/>
-      <w:r>
-        <w:rPr>
-          <w:b/>
-        </w:rPr>
-        <w:t>【教师讲稿｜可直接发言】</w:t>
-      </w:r>
-    </w:p>
-    <w:p>
       <w:pPr>
         <w:pStyle w:val="SpokenText"/>
       </w:pPr>
@@ -1496,15 +1416,6 @@
       </w:r>
     </w:p>
     <w:p>
-      <w:pPr/>
-      <w:r>
-        <w:rPr>
-          <w:b/>
-        </w:rPr>
-        <w:t>【教师讲稿｜可直接发言】</w:t>
-      </w:r>
-    </w:p>
-    <w:p>
       <w:pPr>
         <w:pStyle w:val="SpokenText"/>
       </w:pPr>
@@ -1573,15 +1484,6 @@
       </w:r>
     </w:p>
     <w:p>
-      <w:pPr/>
-      <w:r>
-        <w:rPr>
-          <w:b/>
-        </w:rPr>
-        <w:t>【教师讲稿｜可直接发言】</w:t>
-      </w:r>
-    </w:p>
-    <w:p>
       <w:pPr>
         <w:pStyle w:val="SpokenText"/>
       </w:pPr>
@@ -1642,15 +1544,6 @@
       </w:r>
     </w:p>
     <w:p>
-      <w:pPr/>
-      <w:r>
-        <w:rPr>
-          <w:b/>
-        </w:rPr>
-        <w:t>【教师讲稿｜可直接发言】</w:t>
-      </w:r>
-    </w:p>
-    <w:p>
       <w:pPr>
         <w:pStyle w:val="SpokenText"/>
       </w:pPr>
@@ -1735,15 +1628,6 @@
       </w:r>
     </w:p>
     <w:p>
-      <w:pPr/>
-      <w:r>
-        <w:rPr>
-          <w:b/>
-        </w:rPr>
-        <w:t>【教师讲稿｜可直接发言】</w:t>
-      </w:r>
-    </w:p>
-    <w:p>
       <w:pPr>
         <w:pStyle w:val="SpokenText"/>
       </w:pPr>
@@ -1832,15 +1716,6 @@
       </w:r>
     </w:p>
     <w:p>
-      <w:pPr/>
-      <w:r>
-        <w:rPr>
-          <w:b/>
-        </w:rPr>
-        <w:t xml:space="preserve">【教师讲稿｜可直接发言】</w:t>
-      </w:r>
-    </w:p>
-    <w:p>
       <w:pPr>
         <w:pStyle w:val="SpokenText"/>
       </w:pPr>
@@ -1913,15 +1788,6 @@
       </w:r>
     </w:p>
     <w:p>
-      <w:pPr/>
-      <w:r>
-        <w:rPr>
-          <w:b/>
-        </w:rPr>
-        <w:t xml:space="preserve">【教师讲稿｜可直接发言】</w:t>
-      </w:r>
-    </w:p>
-    <w:p>
       <w:pPr>
         <w:pStyle w:val="SpokenText"/>
       </w:pPr>
@@ -1986,12 +1852,6 @@
       </w:r>
     </w:p>
     <w:p>
-      <w:pPr/>
-      <w:r>
-        <w:t>【教师讲稿｜可直接发言】</w:t>
-      </w:r>
-    </w:p>
-    <w:p>
       <w:pPr>
         <w:pStyle w:val="SpokenText"/>
       </w:pPr>
@@ -2045,15 +1905,6 @@
       </w:pPr>
       <w:r>
         <w:t>建议时间：28分钟　｜　课堂功能：四阶段实操（墙面·30秒·证据链·剪影）</w:t>
-      </w:r>
-    </w:p>
-    <w:p>
-      <w:pPr/>
-      <w:r>
-        <w:rPr>
-          <w:b/>
-        </w:rPr>
-        <w:t>【教师讲稿｜可直接发言】</w:t>
       </w:r>
     </w:p>
     <w:p>
@@ -2168,15 +2019,6 @@
       </w:r>
     </w:p>
     <w:p>
-      <w:pPr/>
-      <w:r>
-        <w:rPr>
-          <w:b/>
-        </w:rPr>
-        <w:t>【教师讲稿｜可直接发言】</w:t>
-      </w:r>
-    </w:p>
-    <w:p>
       <w:pPr>
         <w:pStyle w:val="SpokenText"/>
       </w:pPr>
@@ -2221,15 +2063,6 @@
       </w:r>
     </w:p>
     <w:p>
-      <w:pPr/>
-      <w:r>
-        <w:rPr>
-          <w:b/>
-        </w:rPr>
-        <w:t>【教师讲稿｜可直接发言】</w:t>
-      </w:r>
-    </w:p>
-    <w:p>
       <w:pPr>
         <w:pStyle w:val="SpokenText"/>
       </w:pPr>
@@ -2330,15 +2163,6 @@
       </w:r>
     </w:p>
     <w:p>
-      <w:pPr/>
-      <w:r>
-        <w:rPr>
-          <w:b/>
-        </w:rPr>
-        <w:t>【教师讲稿｜可直接发言】</w:t>
-      </w:r>
-    </w:p>
-    <w:p>
       <w:pPr>
         <w:pStyle w:val="SpokenText"/>
       </w:pPr>
@@ -2407,15 +2231,6 @@
       </w:r>
     </w:p>
     <w:p>
-      <w:pPr/>
-      <w:r>
-        <w:rPr>
-          <w:b/>
-        </w:rPr>
-        <w:t>【教师讲稿｜可直接发言】</w:t>
-      </w:r>
-    </w:p>
-    <w:p>
       <w:pPr>
         <w:pStyle w:val="SpokenText"/>
       </w:pPr>
@@ -2484,15 +2299,6 @@
       </w:r>
     </w:p>
     <w:p>
-      <w:pPr/>
-      <w:r>
-        <w:rPr>
-          <w:b/>
-        </w:rPr>
-        <w:t>【教师讲稿｜可直接发言】</w:t>
-      </w:r>
-    </w:p>
-    <w:p>
       <w:pPr>
         <w:pStyle w:val="SpokenText"/>
       </w:pPr>
@@ -2573,15 +2379,6 @@
       </w:r>
     </w:p>
     <w:p>
-      <w:pPr/>
-      <w:r>
-        <w:rPr>
-          <w:b/>
-        </w:rPr>
-        <w:t xml:space="preserve">【教师讲稿｜可直接发言】</w:t>
-      </w:r>
-    </w:p>
-    <w:p>
       <w:pPr>
         <w:pStyle w:val="SpokenText"/>
       </w:pPr>
@@ -2667,15 +2464,6 @@
       </w:pPr>
       <w:r>
         <w:t>建议时间：28分钟　｜　课堂功能：四阶段实操（定位·系列板·排练·反问）</w:t>
-      </w:r>
-    </w:p>
-    <w:p>
-      <w:pPr/>
-      <w:r>
-        <w:rPr>
-          <w:b/>
-        </w:rPr>
-        <w:t>【教师讲稿｜可直接发言】</w:t>
       </w:r>
     </w:p>
     <w:p>
@@ -2755,15 +2543,6 @@
       </w:r>
     </w:p>
     <w:p>
-      <w:pPr/>
-      <w:r>
-        <w:rPr>
-          <w:b/>
-        </w:rPr>
-        <w:t>【教师讲稿｜可直接发言】</w:t>
-      </w:r>
-    </w:p>
-    <w:p>
       <w:pPr>
         <w:pStyle w:val="SpokenText"/>
       </w:pPr>
@@ -2832,15 +2611,6 @@
       </w:r>
     </w:p>
     <w:p>
-      <w:pPr/>
-      <w:r>
-        <w:rPr>
-          <w:b/>
-        </w:rPr>
-        <w:t>【教师讲稿｜可直接发言】</w:t>
-      </w:r>
-    </w:p>
-    <w:p>
       <w:pPr>
         <w:pStyle w:val="SpokenText"/>
       </w:pPr>
@@ -2909,15 +2679,6 @@
       </w:r>
     </w:p>
     <w:p>
-      <w:pPr/>
-      <w:r>
-        <w:rPr>
-          <w:b/>
-        </w:rPr>
-        <w:t>【教师讲稿｜可直接发言】</w:t>
-      </w:r>
-    </w:p>
-    <w:p>
       <w:pPr>
         <w:pStyle w:val="SpokenText"/>
       </w:pPr>
@@ -3010,15 +2771,6 @@
       </w:r>
     </w:p>
     <w:p>
-      <w:pPr/>
-      <w:r>
-        <w:rPr>
-          <w:b/>
-        </w:rPr>
-        <w:t>【教师讲稿｜可直接发言】</w:t>
-      </w:r>
-    </w:p>
-    <w:p>
       <w:pPr>
         <w:pStyle w:val="SpokenText"/>
       </w:pPr>
@@ -3087,15 +2839,6 @@
       </w:r>
     </w:p>
     <w:p>
-      <w:pPr/>
-      <w:r>
-        <w:rPr>
-          <w:b/>
-        </w:rPr>
-        <w:t>【教师讲稿｜可直接发言】</w:t>
-      </w:r>
-    </w:p>
-    <w:p>
       <w:pPr>
         <w:pStyle w:val="SpokenText"/>
       </w:pPr>
@@ -3174,145 +2917,6 @@
       </w:pPr>
       <w:r>
         <w:t>• 本周形成性评价有一条与其他周不同的规定：任何一项被判“需重做”即本周不通过，且下周没有补救时间。这一条必须当堂宣布，并在课内安排现场修改时间。</w:t>
-      </w:r>
-    </w:p>
-    <w:p>
-      <w:pPr/>
-      <w:r>
-        <w:rPr>
-          <w:b/>
-        </w:rPr>
-        <w:t>【二｜计时口令（可直接照念）】</w:t>
-      </w:r>
-    </w:p>
-    <w:p>
-      <w:pPr>
-        <w:pStyle w:val="LectureBullet"/>
-      </w:pPr>
-      <w:r>
-        <w:t>• 开场：“两分钟。挑出局部样拍得最清楚的一张，它进前三页。”</w:t>
-      </w:r>
-    </w:p>
-    <w:p>
-      <w:pPr>
-        <w:pStyle w:val="LectureBullet"/>
-      </w:pPr>
-      <w:r>
-        <w:t>• 第1课时实操：“二十八分钟。前六分钟排缩略图墙，并且必须删掉百分之二十。”／“三十秒阅读测试：只看三十秒，写下你理解到什么。原话记录，不要润色。”／“还剩六分钟，转成黑色剪影，先修比例再谈颜色。”</w:t>
-      </w:r>
-    </w:p>
-    <w:p>
-      <w:pPr>
-        <w:pStyle w:val="LectureBullet"/>
-      </w:pPr>
-      <w:r>
-        <w:t>• 第2课时实操：“二十八分钟。三分钟排练必须录音计时。”／“四段各四十秒：问题、证据、决定、系列价值。”／“反问五题：为什么是女装、为何现在、为何这组材料、谁会穿、五款为何成立。”</w:t>
-      </w:r>
-    </w:p>
-    <w:p>
-      <w:pPr>
-        <w:pStyle w:val="LectureBullet"/>
-      </w:pPr>
-      <w:r>
-        <w:t>• 讲评：“这一页删掉，结论会不会变？不会变就直说该删。”</w:t>
-      </w:r>
-    </w:p>
-    <w:p>
-      <w:pPr/>
-      <w:r>
-        <w:rPr>
-          <w:b/>
-        </w:rPr>
-        <w:t>【三｜常见误解与标准回应】</w:t>
-      </w:r>
-    </w:p>
-    <w:p>
-      <w:pPr>
-        <w:pStyle w:val="LectureBullet"/>
-      </w:pPr>
-      <w:r>
-        <w:t>• “我删不掉，每一页都有用” → “随便抽掉一页，结论会不会变？不会变，那一页就该删。百分之二十是硬指标。”</w:t>
-      </w:r>
-    </w:p>
-    <w:p>
-      <w:pPr>
-        <w:pStyle w:val="LectureBullet"/>
-      </w:pPr>
-      <w:r>
-        <w:t>• “这一页很好看” → “给它写一句‘本页必须证明什么’。写不出来，它就是装饰。”</w:t>
-      </w:r>
-    </w:p>
-    <w:p>
-      <w:pPr>
-        <w:pStyle w:val="LectureBullet"/>
-      </w:pPr>
-      <w:r>
-        <w:t>• “我的记忆点是一种优雅的气质” → “气质不是记忆点。记忆点是一个具体形状——它在身上哪个位置？”</w:t>
-      </w:r>
-    </w:p>
-    <w:p>
-      <w:pPr>
-        <w:pStyle w:val="LectureBullet"/>
-      </w:pPr>
-      <w:r>
-        <w:t>• “三分钟我讲不完” → “那就是内容太多，不是时间太短。四段各四十秒，压缩到两分四十秒。”</w:t>
-      </w:r>
-    </w:p>
-    <w:p>
-      <w:pPr>
-        <w:pStyle w:val="LectureBullet"/>
-      </w:pPr>
-      <w:r>
-        <w:t>• “价格逻辑我写不出依据” → “材料、工艺还是复杂度？三选一，并给出三项同赛道的竞争参照。”</w:t>
-      </w:r>
-    </w:p>
-    <w:p>
-      <w:pPr>
-        <w:pStyle w:val="LectureBullet"/>
-      </w:pPr>
-      <w:r>
-        <w:t>• “我想不出判断失误” → “翻你的修改日志。每一条淘汰都是一次失误的记录。这一题答不出‘没有失误’。”</w:t>
-      </w:r>
-    </w:p>
-    <w:p>
-      <w:pPr/>
-      <w:r>
-        <w:rPr>
-          <w:b/>
-        </w:rPr>
-        <w:t>【四｜中国大陆课堂中的跨文化表达提醒】</w:t>
-      </w:r>
-    </w:p>
-    <w:p>
-      <w:pPr>
-        <w:pStyle w:val="LectureBullet"/>
-      </w:pPr>
-      <w:r>
-        <w:t>• 讲市场定位与价格逻辑时，只要求学生说出自己设定的区间与依据，不代替学生判断本地市场，也不比较城市或消费水平。</w:t>
-      </w:r>
-    </w:p>
-    <w:p>
-      <w:pPr>
-        <w:pStyle w:val="LectureBullet"/>
-      </w:pPr>
-      <w:r>
-        <w:t>• 教材证据须完整报出版社与页码：于芳《服装设计基础与创意实践》（中国纺织出版社，2023）第122页（与第07周同一张表7-1）、第100页图6-24“无束”（刘斌作品）。院校学生作品须署作者姓名。</w:t>
-      </w:r>
-    </w:p>
-    <w:p>
-      <w:pPr>
-        <w:pStyle w:val="LectureBullet"/>
-      </w:pPr>
-      <w:r>
-        <w:t>• 三十秒阅读测试与复述记录涉及同伴互评，教师须说明这是测页面而不是测人，避免学生因表达能力被评判。</w:t>
-      </w:r>
-    </w:p>
-    <w:p>
-      <w:pPr>
-        <w:pStyle w:val="LectureBullet"/>
-      </w:pPr>
-      <w:r>
-        <w:t>• 英文术语（Evidence Chain、Page Hierarchy、Line-up Rhythm、Market Positioning）首次出现时中英各说一次。</w:t>
       </w:r>
     </w:p>
     <w:p>

--- a/docs/jiangao/《女装设计III》第15周_中国大陆课堂完整讲稿_中文.docx
+++ b/docs/jiangao/《女装设计III》第15周_中国大陆课堂完整讲稿_中文.docx
@@ -165,6 +165,14 @@
       </w:pPr>
       <w:r>
         <w:t>我先把两条时间线说清楚。第一，这周是最后一次计平时分的课。第二，下周不再修改作品，这周交出去的东西就是最终评分的对象。所以今天判“需重做”的项，必须今天现场改完。</w:t>
+      </w:r>
+    </w:p>
+    <w:p>
+      <w:pPr>
+        <w:pStyle w:val="SpokenText"/>
+      </w:pPr>
+      <w:r>
+        <w:t xml:space="preserve">今天会反复出现三个词：“作品集、定位页、记忆点”。记忆点是一个具体形状，别人看完能用手比划出来，而不是只记得“感觉不错”。作品集不是过程仓库，它是选出来的。</w:t>
       </w:r>
     </w:p>
     <w:p>

--- a/docs/jiangao/《女装设计III》第15周_中国大陆课堂完整讲稿_中文.docx
+++ b/docs/jiangao/《女装设计III》第15周_中国大陆课堂完整讲稿_中文.docx
@@ -1768,7 +1768,7 @@
         <w:pStyle w:val="SpokenText"/>
       </w:pPr>
       <w:r>
-        <w:t xml:space="preserve">允许的是：效果图、质感映射、色彩试案、背景和光线。不允许的是：技术平面图、纸样、白坯样衣、试衣和材料测试——这些必须手工和实物完成。这条和第01周的红绿灯、第02周的 A-4 是同一条规则。</w:t>
+        <w:t xml:space="preserve">允许的是：效果图、质感映射、色彩试案、背景和光线。不允许的是：技术平面图、纸样、款式图、试衣和材料测试——这些必须手工和实物完成。这条和第01周的红绿灯、第02周的 A-4 是同一条规则。</w:t>
       </w:r>
     </w:p>
     <w:p>
